--- a/DR/Тема_04_ПП.docx
+++ b/DR/Тема_04_ПП.docx
@@ -1,11 +1,14 @@
 
 <file path=word/document.xml><?xml version="1.0" encoding="utf-8"?>
-<w:document xmlns:wpc="http://schemas.microsoft.com/office/word/2010/wordprocessingCanvas" xmlns:mc="http://schemas.openxmlformats.org/markup-compatibility/2006" xmlns:o="urn:schemas-microsoft-com:office:office" xmlns:r="http://schemas.openxmlformats.org/officeDocument/2006/relationships" xmlns:m="http://schemas.openxmlformats.org/officeDocument/2006/math" xmlns:v="urn:schemas-microsoft-com:vml" xmlns:wp14="http://schemas.microsoft.com/office/word/2010/wordprocessingDrawing" xmlns:wp="http://schemas.openxmlformats.org/drawingml/2006/wordprocessingDrawing" xmlns:w10="urn:schemas-microsoft-com:office:word" xmlns:w="http://schemas.openxmlformats.org/wordprocessingml/2006/main" xmlns:w14="http://schemas.microsoft.com/office/word/2010/wordml" xmlns:wpg="http://schemas.microsoft.com/office/word/2010/wordprocessingGroup" xmlns:wpi="http://schemas.microsoft.com/office/word/2010/wordprocessingInk" xmlns:wne="http://schemas.microsoft.com/office/word/2006/wordml" xmlns:wps="http://schemas.microsoft.com/office/word/2010/wordprocessingShape" mc:Ignorable="w14 wp14">
+<w:document xmlns:wpc="http://schemas.microsoft.com/office/word/2010/wordprocessingCanvas" xmlns:cx="http://schemas.microsoft.com/office/drawing/2014/chartex" xmlns:mc="http://schemas.openxmlformats.org/markup-compatibility/2006" xmlns:o="urn:schemas-microsoft-com:office:office" xmlns:r="http://schemas.openxmlformats.org/officeDocument/2006/relationships" xmlns:m="http://schemas.openxmlformats.org/officeDocument/2006/math" xmlns:v="urn:schemas-microsoft-com:vml" xmlns:wp14="http://schemas.microsoft.com/office/word/2010/wordprocessingDrawing" xmlns:wp="http://schemas.openxmlformats.org/drawingml/2006/wordprocessingDrawing" xmlns:w10="urn:schemas-microsoft-com:office:word" xmlns:w="http://schemas.openxmlformats.org/wordprocessingml/2006/main" xmlns:w14="http://schemas.microsoft.com/office/word/2010/wordml" xmlns:w15="http://schemas.microsoft.com/office/word/2012/wordml" xmlns:w16se="http://schemas.microsoft.com/office/word/2015/wordml/symex" xmlns:wpg="http://schemas.microsoft.com/office/word/2010/wordprocessingGroup" xmlns:wpi="http://schemas.microsoft.com/office/word/2010/wordprocessingInk" xmlns:wne="http://schemas.microsoft.com/office/word/2006/wordml" xmlns:wps="http://schemas.microsoft.com/office/word/2010/wordprocessingShape" mc:Ignorable="w14 w15 w16se wp14">
   <w:body>
     <w:sdt>
       <w:sdtPr>
         <w:rPr>
           <w:rFonts w:ascii="Times New Roman" w:eastAsiaTheme="minorEastAsia" w:hAnsi="Times New Roman" w:cs="Times New Roman"/>
+          <w:b w:val="0"/>
+          <w:bCs w:val="0"/>
+          <w:smallCaps w:val="0"/>
           <w:color w:val="auto"/>
           <w:sz w:val="24"/>
           <w:szCs w:val="24"/>
@@ -19,16 +22,13 @@
       </w:sdtPr>
       <w:sdtEndPr>
         <w:rPr>
-          <w:b w:val="0"/>
-          <w:bCs w:val="0"/>
-          <w:smallCaps w:val="0"/>
           <w:noProof/>
         </w:rPr>
       </w:sdtEndPr>
       <w:sdtContent>
         <w:p>
           <w:pPr>
-            <w:pStyle w:val="aff"/>
+            <w:pStyle w:val="TOCHeading"/>
             <w:numPr>
               <w:ilvl w:val="0"/>
               <w:numId w:val="0"/>
@@ -40,7 +40,7 @@
         </w:p>
         <w:p>
           <w:pPr>
-            <w:pStyle w:val="11"/>
+            <w:pStyle w:val="TOC1"/>
             <w:tabs>
               <w:tab w:val="left" w:pos="1320"/>
               <w:tab w:val="right" w:leader="dot" w:pos="9062"/>
@@ -65,7 +65,7 @@
           <w:hyperlink w:anchor="_Toc226734306" w:history="1">
             <w:r>
               <w:rPr>
-                <w:rStyle w:val="a7"/>
+                <w:rStyle w:val="Hyperlink"/>
                 <w:noProof/>
               </w:rPr>
               <w:t>1.</w:t>
@@ -82,7 +82,7 @@
             </w:r>
             <w:r>
               <w:rPr>
-                <w:rStyle w:val="a7"/>
+                <w:rStyle w:val="Hyperlink"/>
                 <w:noProof/>
               </w:rPr>
               <w:t>Увод</w:t>
@@ -139,7 +139,7 @@
         </w:p>
         <w:p>
           <w:pPr>
-            <w:pStyle w:val="21"/>
+            <w:pStyle w:val="TOC2"/>
             <w:rPr>
               <w:rFonts w:asciiTheme="minorHAnsi" w:hAnsiTheme="minorHAnsi" w:cstheme="minorBidi"/>
               <w:noProof/>
@@ -151,7 +151,7 @@
           <w:hyperlink w:anchor="_Toc226734307" w:history="1">
             <w:r>
               <w:rPr>
-                <w:rStyle w:val="a7"/>
+                <w:rStyle w:val="Hyperlink"/>
                 <w:noProof/>
               </w:rPr>
               <w:t>1.1</w:t>
@@ -168,7 +168,7 @@
             </w:r>
             <w:r>
               <w:rPr>
-                <w:rStyle w:val="a7"/>
+                <w:rStyle w:val="Hyperlink"/>
                 <w:noProof/>
               </w:rPr>
               <w:t>Актуалност на темата</w:t>
@@ -225,7 +225,7 @@
         </w:p>
         <w:p>
           <w:pPr>
-            <w:pStyle w:val="21"/>
+            <w:pStyle w:val="TOC2"/>
             <w:rPr>
               <w:rFonts w:asciiTheme="minorHAnsi" w:hAnsiTheme="minorHAnsi" w:cstheme="minorBidi"/>
               <w:noProof/>
@@ -237,7 +237,7 @@
           <w:hyperlink w:anchor="_Toc226734308" w:history="1">
             <w:r>
               <w:rPr>
-                <w:rStyle w:val="a7"/>
+                <w:rStyle w:val="Hyperlink"/>
                 <w:noProof/>
               </w:rPr>
               <w:t>1.2</w:t>
@@ -254,7 +254,7 @@
             </w:r>
             <w:r>
               <w:rPr>
-                <w:rStyle w:val="a7"/>
+                <w:rStyle w:val="Hyperlink"/>
                 <w:noProof/>
               </w:rPr>
               <w:t>Значение на дигитализацията в съвременното общество</w:t>
@@ -311,7 +311,7 @@
         </w:p>
         <w:p>
           <w:pPr>
-            <w:pStyle w:val="21"/>
+            <w:pStyle w:val="TOC2"/>
             <w:rPr>
               <w:rFonts w:asciiTheme="minorHAnsi" w:hAnsiTheme="minorHAnsi" w:cstheme="minorBidi"/>
               <w:noProof/>
@@ -323,7 +323,7 @@
           <w:hyperlink w:anchor="_Toc226734309" w:history="1">
             <w:r>
               <w:rPr>
-                <w:rStyle w:val="a7"/>
+                <w:rStyle w:val="Hyperlink"/>
                 <w:noProof/>
               </w:rPr>
               <w:t>1.3</w:t>
@@ -340,7 +340,7 @@
             </w:r>
             <w:r>
               <w:rPr>
-                <w:rStyle w:val="a7"/>
+                <w:rStyle w:val="Hyperlink"/>
                 <w:noProof/>
               </w:rPr>
               <w:t>Роля на OCR технологиите в образованието, бизнеса и администрацията</w:t>
@@ -397,7 +397,7 @@
         </w:p>
         <w:p>
           <w:pPr>
-            <w:pStyle w:val="21"/>
+            <w:pStyle w:val="TOC2"/>
             <w:rPr>
               <w:rFonts w:asciiTheme="minorHAnsi" w:hAnsiTheme="minorHAnsi" w:cstheme="minorBidi"/>
               <w:noProof/>
@@ -409,7 +409,7 @@
           <w:hyperlink w:anchor="_Toc226734310" w:history="1">
             <w:r>
               <w:rPr>
-                <w:rStyle w:val="a7"/>
+                <w:rStyle w:val="Hyperlink"/>
                 <w:noProof/>
               </w:rPr>
               <w:t>1.4</w:t>
@@ -426,7 +426,7 @@
             </w:r>
             <w:r>
               <w:rPr>
-                <w:rStyle w:val="a7"/>
+                <w:rStyle w:val="Hyperlink"/>
                 <w:noProof/>
               </w:rPr>
               <w:t>Кратко описание на разработваното приложение „Дигитален скенер“</w:t>
@@ -483,7 +483,7 @@
         </w:p>
         <w:p>
           <w:pPr>
-            <w:pStyle w:val="11"/>
+            <w:pStyle w:val="TOC1"/>
             <w:tabs>
               <w:tab w:val="left" w:pos="1320"/>
               <w:tab w:val="right" w:leader="dot" w:pos="9062"/>
@@ -499,7 +499,7 @@
           <w:hyperlink w:anchor="_Toc226734311" w:history="1">
             <w:r>
               <w:rPr>
-                <w:rStyle w:val="a7"/>
+                <w:rStyle w:val="Hyperlink"/>
                 <w:noProof/>
                 <w:lang w:val="en-US"/>
               </w:rPr>
@@ -517,14 +517,14 @@
             </w:r>
             <w:r>
               <w:rPr>
-                <w:rStyle w:val="a7"/>
+                <w:rStyle w:val="Hyperlink"/>
                 <w:noProof/>
               </w:rPr>
               <w:t>Теоретични основи на оптическото разпознаване на символи</w:t>
             </w:r>
             <w:r>
               <w:rPr>
-                <w:rStyle w:val="a7"/>
+                <w:rStyle w:val="Hyperlink"/>
                 <w:noProof/>
                 <w:lang w:val="en-US"/>
               </w:rPr>
@@ -582,7 +582,7 @@
         </w:p>
         <w:p>
           <w:pPr>
-            <w:pStyle w:val="21"/>
+            <w:pStyle w:val="TOC2"/>
             <w:rPr>
               <w:rFonts w:asciiTheme="minorHAnsi" w:hAnsiTheme="minorHAnsi" w:cstheme="minorBidi"/>
               <w:noProof/>
@@ -594,7 +594,7 @@
           <w:hyperlink w:anchor="_Toc226734312" w:history="1">
             <w:r>
               <w:rPr>
-                <w:rStyle w:val="a7"/>
+                <w:rStyle w:val="Hyperlink"/>
                 <w:noProof/>
                 <w:lang w:eastAsia="bg-BG"/>
               </w:rPr>
@@ -612,7 +612,7 @@
             </w:r>
             <w:r>
               <w:rPr>
-                <w:rStyle w:val="a7"/>
+                <w:rStyle w:val="Hyperlink"/>
                 <w:noProof/>
                 <w:lang w:eastAsia="bg-BG"/>
               </w:rPr>
@@ -670,7 +670,7 @@
         </w:p>
         <w:p>
           <w:pPr>
-            <w:pStyle w:val="21"/>
+            <w:pStyle w:val="TOC2"/>
             <w:rPr>
               <w:rFonts w:asciiTheme="minorHAnsi" w:hAnsiTheme="minorHAnsi" w:cstheme="minorBidi"/>
               <w:noProof/>
@@ -682,7 +682,7 @@
           <w:hyperlink w:anchor="_Toc226734313" w:history="1">
             <w:r>
               <w:rPr>
-                <w:rStyle w:val="a7"/>
+                <w:rStyle w:val="Hyperlink"/>
                 <w:noProof/>
               </w:rPr>
               <w:t>2.2</w:t>
@@ -699,7 +699,7 @@
             </w:r>
             <w:r>
               <w:rPr>
-                <w:rStyle w:val="a7"/>
+                <w:rStyle w:val="Hyperlink"/>
                 <w:noProof/>
               </w:rPr>
               <w:t>Видове OCR системи</w:t>
@@ -756,7 +756,7 @@
         </w:p>
         <w:p>
           <w:pPr>
-            <w:pStyle w:val="31"/>
+            <w:pStyle w:val="TOC3"/>
             <w:tabs>
               <w:tab w:val="left" w:pos="2031"/>
               <w:tab w:val="right" w:leader="dot" w:pos="9062"/>
@@ -772,7 +772,7 @@
           <w:hyperlink w:anchor="_Toc226734314" w:history="1">
             <w:r>
               <w:rPr>
-                <w:rStyle w:val="a7"/>
+                <w:rStyle w:val="Hyperlink"/>
                 <w:noProof/>
               </w:rPr>
               <w:t>2.2.1</w:t>
@@ -789,7 +789,7 @@
             </w:r>
             <w:r>
               <w:rPr>
-                <w:rStyle w:val="a7"/>
+                <w:rStyle w:val="Hyperlink"/>
                 <w:noProof/>
               </w:rPr>
               <w:t>OCR за печатен текст</w:t>
@@ -846,7 +846,7 @@
         </w:p>
         <w:p>
           <w:pPr>
-            <w:pStyle w:val="31"/>
+            <w:pStyle w:val="TOC3"/>
             <w:tabs>
               <w:tab w:val="left" w:pos="2031"/>
               <w:tab w:val="right" w:leader="dot" w:pos="9062"/>
@@ -862,7 +862,7 @@
           <w:hyperlink w:anchor="_Toc226734315" w:history="1">
             <w:r>
               <w:rPr>
-                <w:rStyle w:val="a7"/>
+                <w:rStyle w:val="Hyperlink"/>
                 <w:noProof/>
               </w:rPr>
               <w:t>2.2.2</w:t>
@@ -879,7 +879,7 @@
             </w:r>
             <w:r>
               <w:rPr>
-                <w:rStyle w:val="a7"/>
+                <w:rStyle w:val="Hyperlink"/>
                 <w:noProof/>
               </w:rPr>
               <w:t>OCR за ръкописен текст (ICR)</w:t>
@@ -936,7 +936,7 @@
         </w:p>
         <w:p>
           <w:pPr>
-            <w:pStyle w:val="31"/>
+            <w:pStyle w:val="TOC3"/>
             <w:tabs>
               <w:tab w:val="left" w:pos="2031"/>
               <w:tab w:val="right" w:leader="dot" w:pos="9062"/>
@@ -952,7 +952,7 @@
           <w:hyperlink w:anchor="_Toc226734316" w:history="1">
             <w:r>
               <w:rPr>
-                <w:rStyle w:val="a7"/>
+                <w:rStyle w:val="Hyperlink"/>
                 <w:noProof/>
               </w:rPr>
               <w:t>2.2.3</w:t>
@@ -969,7 +969,7 @@
             </w:r>
             <w:r>
               <w:rPr>
-                <w:rStyle w:val="a7"/>
+                <w:rStyle w:val="Hyperlink"/>
                 <w:noProof/>
               </w:rPr>
               <w:t>OMR – оптично разпознаване на марки</w:t>
@@ -1026,7 +1026,7 @@
         </w:p>
         <w:p>
           <w:pPr>
-            <w:pStyle w:val="31"/>
+            <w:pStyle w:val="TOC3"/>
             <w:tabs>
               <w:tab w:val="left" w:pos="2031"/>
               <w:tab w:val="right" w:leader="dot" w:pos="9062"/>
@@ -1042,7 +1042,7 @@
           <w:hyperlink w:anchor="_Toc226734317" w:history="1">
             <w:r>
               <w:rPr>
-                <w:rStyle w:val="a7"/>
+                <w:rStyle w:val="Hyperlink"/>
                 <w:noProof/>
               </w:rPr>
               <w:t>2.2.4</w:t>
@@ -1059,7 +1059,7 @@
             </w:r>
             <w:r>
               <w:rPr>
-                <w:rStyle w:val="a7"/>
+                <w:rStyle w:val="Hyperlink"/>
                 <w:noProof/>
               </w:rPr>
               <w:t>Разпознаване на многоезичен текст</w:t>
@@ -1116,7 +1116,7 @@
         </w:p>
         <w:p>
           <w:pPr>
-            <w:pStyle w:val="21"/>
+            <w:pStyle w:val="TOC2"/>
             <w:rPr>
               <w:rFonts w:asciiTheme="minorHAnsi" w:hAnsiTheme="minorHAnsi" w:cstheme="minorBidi"/>
               <w:noProof/>
@@ -1128,7 +1128,7 @@
           <w:hyperlink w:anchor="_Toc226734318" w:history="1">
             <w:r>
               <w:rPr>
-                <w:rStyle w:val="a7"/>
+                <w:rStyle w:val="Hyperlink"/>
                 <w:noProof/>
                 <w:lang w:eastAsia="bg-BG"/>
               </w:rPr>
@@ -1146,7 +1146,7 @@
             </w:r>
             <w:r>
               <w:rPr>
-                <w:rStyle w:val="a7"/>
+                <w:rStyle w:val="Hyperlink"/>
                 <w:noProof/>
                 <w:lang w:eastAsia="bg-BG"/>
               </w:rPr>
@@ -1204,7 +1204,7 @@
         </w:p>
         <w:p>
           <w:pPr>
-            <w:pStyle w:val="31"/>
+            <w:pStyle w:val="TOC3"/>
             <w:tabs>
               <w:tab w:val="left" w:pos="2031"/>
               <w:tab w:val="right" w:leader="dot" w:pos="9062"/>
@@ -1220,7 +1220,7 @@
           <w:hyperlink w:anchor="_Toc226734319" w:history="1">
             <w:r>
               <w:rPr>
-                <w:rStyle w:val="a7"/>
+                <w:rStyle w:val="Hyperlink"/>
                 <w:noProof/>
               </w:rPr>
               <w:t>2.3.1</w:t>
@@ -1237,7 +1237,7 @@
             </w:r>
             <w:r>
               <w:rPr>
-                <w:rStyle w:val="a7"/>
+                <w:rStyle w:val="Hyperlink"/>
                 <w:noProof/>
               </w:rPr>
               <w:t>Заснемане на изображение</w:t>
@@ -1294,7 +1294,7 @@
         </w:p>
         <w:p>
           <w:pPr>
-            <w:pStyle w:val="31"/>
+            <w:pStyle w:val="TOC3"/>
             <w:tabs>
               <w:tab w:val="left" w:pos="2031"/>
               <w:tab w:val="right" w:leader="dot" w:pos="9062"/>
@@ -1310,7 +1310,7 @@
           <w:hyperlink w:anchor="_Toc226734320" w:history="1">
             <w:r>
               <w:rPr>
-                <w:rStyle w:val="a7"/>
+                <w:rStyle w:val="Hyperlink"/>
                 <w:noProof/>
               </w:rPr>
               <w:t>2.3.2</w:t>
@@ -1327,7 +1327,7 @@
             </w:r>
             <w:r>
               <w:rPr>
-                <w:rStyle w:val="a7"/>
+                <w:rStyle w:val="Hyperlink"/>
                 <w:noProof/>
               </w:rPr>
               <w:t>Предварителна обработка на изображението</w:t>
@@ -1384,7 +1384,7 @@
         </w:p>
         <w:p>
           <w:pPr>
-            <w:pStyle w:val="31"/>
+            <w:pStyle w:val="TOC3"/>
             <w:tabs>
               <w:tab w:val="left" w:pos="2031"/>
               <w:tab w:val="right" w:leader="dot" w:pos="9062"/>
@@ -1400,7 +1400,7 @@
           <w:hyperlink w:anchor="_Toc226734321" w:history="1">
             <w:r>
               <w:rPr>
-                <w:rStyle w:val="a7"/>
+                <w:rStyle w:val="Hyperlink"/>
                 <w:noProof/>
               </w:rPr>
               <w:t>2.3.3</w:t>
@@ -1417,7 +1417,7 @@
             </w:r>
             <w:r>
               <w:rPr>
-                <w:rStyle w:val="a7"/>
+                <w:rStyle w:val="Hyperlink"/>
                 <w:noProof/>
               </w:rPr>
               <w:t>Сегментация</w:t>
@@ -1474,7 +1474,7 @@
         </w:p>
         <w:p>
           <w:pPr>
-            <w:pStyle w:val="31"/>
+            <w:pStyle w:val="TOC3"/>
             <w:tabs>
               <w:tab w:val="left" w:pos="2031"/>
               <w:tab w:val="right" w:leader="dot" w:pos="9062"/>
@@ -1490,7 +1490,7 @@
           <w:hyperlink w:anchor="_Toc226734322" w:history="1">
             <w:r>
               <w:rPr>
-                <w:rStyle w:val="a7"/>
+                <w:rStyle w:val="Hyperlink"/>
                 <w:noProof/>
               </w:rPr>
               <w:t>2.3.4</w:t>
@@ -1507,7 +1507,7 @@
             </w:r>
             <w:r>
               <w:rPr>
-                <w:rStyle w:val="a7"/>
+                <w:rStyle w:val="Hyperlink"/>
                 <w:noProof/>
               </w:rPr>
               <w:t>Разпознаване на символи</w:t>
@@ -1564,7 +1564,7 @@
         </w:p>
         <w:p>
           <w:pPr>
-            <w:pStyle w:val="31"/>
+            <w:pStyle w:val="TOC3"/>
             <w:tabs>
               <w:tab w:val="left" w:pos="2031"/>
               <w:tab w:val="right" w:leader="dot" w:pos="9062"/>
@@ -1580,7 +1580,7 @@
           <w:hyperlink w:anchor="_Toc226734323" w:history="1">
             <w:r>
               <w:rPr>
-                <w:rStyle w:val="a7"/>
+                <w:rStyle w:val="Hyperlink"/>
                 <w:noProof/>
               </w:rPr>
               <w:t>2.3.5</w:t>
@@ -1597,7 +1597,7 @@
             </w:r>
             <w:r>
               <w:rPr>
-                <w:rStyle w:val="a7"/>
+                <w:rStyle w:val="Hyperlink"/>
                 <w:noProof/>
               </w:rPr>
               <w:t>Постобработка и корекция на грешки</w:t>
@@ -1654,7 +1654,7 @@
         </w:p>
         <w:p>
           <w:pPr>
-            <w:pStyle w:val="21"/>
+            <w:pStyle w:val="TOC2"/>
             <w:rPr>
               <w:rFonts w:asciiTheme="minorHAnsi" w:hAnsiTheme="minorHAnsi" w:cstheme="minorBidi"/>
               <w:noProof/>
@@ -1666,7 +1666,7 @@
           <w:hyperlink w:anchor="_Toc226734324" w:history="1">
             <w:r>
               <w:rPr>
-                <w:rStyle w:val="a7"/>
+                <w:rStyle w:val="Hyperlink"/>
                 <w:noProof/>
                 <w:lang w:eastAsia="bg-BG"/>
               </w:rPr>
@@ -1684,7 +1684,7 @@
             </w:r>
             <w:r>
               <w:rPr>
-                <w:rStyle w:val="a7"/>
+                <w:rStyle w:val="Hyperlink"/>
                 <w:noProof/>
                 <w:lang w:eastAsia="bg-BG"/>
               </w:rPr>
@@ -1742,7 +1742,7 @@
         </w:p>
         <w:p>
           <w:pPr>
-            <w:pStyle w:val="31"/>
+            <w:pStyle w:val="TOC3"/>
             <w:tabs>
               <w:tab w:val="left" w:pos="2031"/>
               <w:tab w:val="right" w:leader="dot" w:pos="9062"/>
@@ -1758,7 +1758,7 @@
           <w:hyperlink w:anchor="_Toc226734325" w:history="1">
             <w:r>
               <w:rPr>
-                <w:rStyle w:val="a7"/>
+                <w:rStyle w:val="Hyperlink"/>
                 <w:noProof/>
               </w:rPr>
               <w:t>2.4.1</w:t>
@@ -1775,7 +1775,7 @@
             </w:r>
             <w:r>
               <w:rPr>
-                <w:rStyle w:val="a7"/>
+                <w:rStyle w:val="Hyperlink"/>
                 <w:noProof/>
               </w:rPr>
               <w:t>Предимства на OCR технологиите</w:t>
@@ -1832,7 +1832,7 @@
         </w:p>
         <w:p>
           <w:pPr>
-            <w:pStyle w:val="31"/>
+            <w:pStyle w:val="TOC3"/>
             <w:tabs>
               <w:tab w:val="left" w:pos="2031"/>
               <w:tab w:val="right" w:leader="dot" w:pos="9062"/>
@@ -1848,7 +1848,7 @@
           <w:hyperlink w:anchor="_Toc226734326" w:history="1">
             <w:r>
               <w:rPr>
-                <w:rStyle w:val="a7"/>
+                <w:rStyle w:val="Hyperlink"/>
                 <w:noProof/>
               </w:rPr>
               <w:t>2.4.2</w:t>
@@ -1865,7 +1865,7 @@
             </w:r>
             <w:r>
               <w:rPr>
-                <w:rStyle w:val="a7"/>
+                <w:rStyle w:val="Hyperlink"/>
                 <w:noProof/>
               </w:rPr>
               <w:t>Чести проблеми и грешки при OCR</w:t>
@@ -1922,7 +1922,7 @@
         </w:p>
         <w:p>
           <w:pPr>
-            <w:pStyle w:val="31"/>
+            <w:pStyle w:val="TOC3"/>
             <w:tabs>
               <w:tab w:val="left" w:pos="2031"/>
               <w:tab w:val="right" w:leader="dot" w:pos="9062"/>
@@ -1938,7 +1938,7 @@
           <w:hyperlink w:anchor="_Toc226734327" w:history="1">
             <w:r>
               <w:rPr>
-                <w:rStyle w:val="a7"/>
+                <w:rStyle w:val="Hyperlink"/>
                 <w:noProof/>
               </w:rPr>
               <w:t>2.4.3</w:t>
@@ -1955,7 +1955,7 @@
             </w:r>
             <w:r>
               <w:rPr>
-                <w:rStyle w:val="a7"/>
+                <w:rStyle w:val="Hyperlink"/>
                 <w:noProof/>
               </w:rPr>
               <w:t>Фактори, влияещи на точността на OCR</w:t>
@@ -2012,7 +2012,7 @@
         </w:p>
         <w:p>
           <w:pPr>
-            <w:pStyle w:val="11"/>
+            <w:pStyle w:val="TOC1"/>
             <w:tabs>
               <w:tab w:val="left" w:pos="1320"/>
               <w:tab w:val="right" w:leader="dot" w:pos="9062"/>
@@ -2028,7 +2028,7 @@
           <w:hyperlink w:anchor="_Toc226734328" w:history="1">
             <w:r>
               <w:rPr>
-                <w:rStyle w:val="a7"/>
+                <w:rStyle w:val="Hyperlink"/>
                 <w:noProof/>
               </w:rPr>
               <w:t>3.</w:t>
@@ -2045,7 +2045,7 @@
             </w:r>
             <w:r>
               <w:rPr>
-                <w:rStyle w:val="a7"/>
+                <w:rStyle w:val="Hyperlink"/>
                 <w:noProof/>
               </w:rPr>
               <w:t>Дигитализация на документи</w:t>
@@ -2102,7 +2102,7 @@
         </w:p>
         <w:p>
           <w:pPr>
-            <w:pStyle w:val="21"/>
+            <w:pStyle w:val="TOC2"/>
             <w:rPr>
               <w:rFonts w:asciiTheme="minorHAnsi" w:hAnsiTheme="minorHAnsi" w:cstheme="minorBidi"/>
               <w:noProof/>
@@ -2114,7 +2114,7 @@
           <w:hyperlink w:anchor="_Toc226734329" w:history="1">
             <w:r>
               <w:rPr>
-                <w:rStyle w:val="a7"/>
+                <w:rStyle w:val="Hyperlink"/>
                 <w:noProof/>
                 <w:lang w:eastAsia="bg-BG"/>
               </w:rPr>
@@ -2132,7 +2132,7 @@
             </w:r>
             <w:r>
               <w:rPr>
-                <w:rStyle w:val="a7"/>
+                <w:rStyle w:val="Hyperlink"/>
                 <w:noProof/>
                 <w:lang w:eastAsia="bg-BG"/>
               </w:rPr>
@@ -2190,7 +2190,7 @@
         </w:p>
         <w:p>
           <w:pPr>
-            <w:pStyle w:val="21"/>
+            <w:pStyle w:val="TOC2"/>
             <w:rPr>
               <w:rFonts w:asciiTheme="minorHAnsi" w:hAnsiTheme="minorHAnsi" w:cstheme="minorBidi"/>
               <w:noProof/>
@@ -2202,7 +2202,7 @@
           <w:hyperlink w:anchor="_Toc226734330" w:history="1">
             <w:r>
               <w:rPr>
-                <w:rStyle w:val="a7"/>
+                <w:rStyle w:val="Hyperlink"/>
                 <w:noProof/>
                 <w:lang w:eastAsia="bg-BG"/>
               </w:rPr>
@@ -2220,7 +2220,7 @@
             </w:r>
             <w:r>
               <w:rPr>
-                <w:rStyle w:val="a7"/>
+                <w:rStyle w:val="Hyperlink"/>
                 <w:noProof/>
                 <w:lang w:eastAsia="bg-BG"/>
               </w:rPr>
@@ -2278,7 +2278,7 @@
         </w:p>
         <w:p>
           <w:pPr>
-            <w:pStyle w:val="31"/>
+            <w:pStyle w:val="TOC3"/>
             <w:tabs>
               <w:tab w:val="left" w:pos="2031"/>
               <w:tab w:val="right" w:leader="dot" w:pos="9062"/>
@@ -2294,7 +2294,7 @@
           <w:hyperlink w:anchor="_Toc226734331" w:history="1">
             <w:r>
               <w:rPr>
-                <w:rStyle w:val="a7"/>
+                <w:rStyle w:val="Hyperlink"/>
                 <w:noProof/>
               </w:rPr>
               <w:t>3.2.1</w:t>
@@ -2311,7 +2311,7 @@
             </w:r>
             <w:r>
               <w:rPr>
-                <w:rStyle w:val="a7"/>
+                <w:rStyle w:val="Hyperlink"/>
                 <w:noProof/>
               </w:rPr>
               <w:t>TXT (Plain Text)</w:t>
@@ -2368,7 +2368,7 @@
         </w:p>
         <w:p>
           <w:pPr>
-            <w:pStyle w:val="31"/>
+            <w:pStyle w:val="TOC3"/>
             <w:tabs>
               <w:tab w:val="left" w:pos="2031"/>
               <w:tab w:val="right" w:leader="dot" w:pos="9062"/>
@@ -2384,7 +2384,7 @@
           <w:hyperlink w:anchor="_Toc226734332" w:history="1">
             <w:r>
               <w:rPr>
-                <w:rStyle w:val="a7"/>
+                <w:rStyle w:val="Hyperlink"/>
                 <w:noProof/>
               </w:rPr>
               <w:t>3.2.2</w:t>
@@ -2401,7 +2401,7 @@
             </w:r>
             <w:r>
               <w:rPr>
-                <w:rStyle w:val="a7"/>
+                <w:rStyle w:val="Hyperlink"/>
                 <w:noProof/>
               </w:rPr>
               <w:t>PDF (Portable Document Format)</w:t>
@@ -2458,7 +2458,7 @@
         </w:p>
         <w:p>
           <w:pPr>
-            <w:pStyle w:val="31"/>
+            <w:pStyle w:val="TOC3"/>
             <w:tabs>
               <w:tab w:val="left" w:pos="2031"/>
               <w:tab w:val="right" w:leader="dot" w:pos="9062"/>
@@ -2474,7 +2474,7 @@
           <w:hyperlink w:anchor="_Toc226734333" w:history="1">
             <w:r>
               <w:rPr>
-                <w:rStyle w:val="a7"/>
+                <w:rStyle w:val="Hyperlink"/>
                 <w:noProof/>
               </w:rPr>
               <w:t>3.2.3</w:t>
@@ -2491,7 +2491,7 @@
             </w:r>
             <w:r>
               <w:rPr>
-                <w:rStyle w:val="a7"/>
+                <w:rStyle w:val="Hyperlink"/>
                 <w:noProof/>
               </w:rPr>
               <w:t>HTML (HyperText Markup Language)</w:t>
@@ -2548,7 +2548,7 @@
         </w:p>
         <w:p>
           <w:pPr>
-            <w:pStyle w:val="31"/>
+            <w:pStyle w:val="TOC3"/>
             <w:tabs>
               <w:tab w:val="left" w:pos="2031"/>
               <w:tab w:val="right" w:leader="dot" w:pos="9062"/>
@@ -2564,7 +2564,7 @@
           <w:hyperlink w:anchor="_Toc226734334" w:history="1">
             <w:r>
               <w:rPr>
-                <w:rStyle w:val="a7"/>
+                <w:rStyle w:val="Hyperlink"/>
                 <w:noProof/>
               </w:rPr>
               <w:t>3.2.4</w:t>
@@ -2581,7 +2581,7 @@
             </w:r>
             <w:r>
               <w:rPr>
-                <w:rStyle w:val="a7"/>
+                <w:rStyle w:val="Hyperlink"/>
                 <w:noProof/>
               </w:rPr>
               <w:t>DOCX (Microsoft Word Open XML)</w:t>
@@ -2638,7 +2638,7 @@
         </w:p>
         <w:p>
           <w:pPr>
-            <w:pStyle w:val="21"/>
+            <w:pStyle w:val="TOC2"/>
             <w:rPr>
               <w:rFonts w:asciiTheme="minorHAnsi" w:hAnsiTheme="minorHAnsi" w:cstheme="minorBidi"/>
               <w:noProof/>
@@ -2650,7 +2650,7 @@
           <w:hyperlink w:anchor="_Toc226734335" w:history="1">
             <w:r>
               <w:rPr>
-                <w:rStyle w:val="a7"/>
+                <w:rStyle w:val="Hyperlink"/>
                 <w:noProof/>
                 <w:lang w:eastAsia="bg-BG"/>
               </w:rPr>
@@ -2668,7 +2668,7 @@
             </w:r>
             <w:r>
               <w:rPr>
-                <w:rStyle w:val="a7"/>
+                <w:rStyle w:val="Hyperlink"/>
                 <w:noProof/>
                 <w:lang w:eastAsia="bg-BG"/>
               </w:rPr>
@@ -2726,7 +2726,7 @@
         </w:p>
         <w:p>
           <w:pPr>
-            <w:pStyle w:val="31"/>
+            <w:pStyle w:val="TOC3"/>
             <w:tabs>
               <w:tab w:val="left" w:pos="2031"/>
               <w:tab w:val="right" w:leader="dot" w:pos="9062"/>
@@ -2742,7 +2742,7 @@
           <w:hyperlink w:anchor="_Toc226734336" w:history="1">
             <w:r>
               <w:rPr>
-                <w:rStyle w:val="a7"/>
+                <w:rStyle w:val="Hyperlink"/>
                 <w:noProof/>
               </w:rPr>
               <w:t>3.3.1</w:t>
@@ -2759,7 +2759,7 @@
             </w:r>
             <w:r>
               <w:rPr>
-                <w:rStyle w:val="a7"/>
+                <w:rStyle w:val="Hyperlink"/>
                 <w:noProof/>
               </w:rPr>
               <w:t>Предимства при съхранението</w:t>
@@ -2816,7 +2816,7 @@
         </w:p>
         <w:p>
           <w:pPr>
-            <w:pStyle w:val="31"/>
+            <w:pStyle w:val="TOC3"/>
             <w:tabs>
               <w:tab w:val="left" w:pos="2031"/>
               <w:tab w:val="right" w:leader="dot" w:pos="9062"/>
@@ -2832,7 +2832,7 @@
           <w:hyperlink w:anchor="_Toc226734337" w:history="1">
             <w:r>
               <w:rPr>
-                <w:rStyle w:val="a7"/>
+                <w:rStyle w:val="Hyperlink"/>
                 <w:noProof/>
               </w:rPr>
               <w:t>3.3.2</w:t>
@@ -2849,7 +2849,7 @@
             </w:r>
             <w:r>
               <w:rPr>
-                <w:rStyle w:val="a7"/>
+                <w:rStyle w:val="Hyperlink"/>
                 <w:noProof/>
               </w:rPr>
               <w:t>Предимства при търсене и редакция</w:t>
@@ -2906,7 +2906,7 @@
         </w:p>
         <w:p>
           <w:pPr>
-            <w:pStyle w:val="31"/>
+            <w:pStyle w:val="TOC3"/>
             <w:tabs>
               <w:tab w:val="left" w:pos="2031"/>
               <w:tab w:val="right" w:leader="dot" w:pos="9062"/>
@@ -2922,7 +2922,7 @@
           <w:hyperlink w:anchor="_Toc226734338" w:history="1">
             <w:r>
               <w:rPr>
-                <w:rStyle w:val="a7"/>
+                <w:rStyle w:val="Hyperlink"/>
                 <w:noProof/>
               </w:rPr>
               <w:t>3.3.3</w:t>
@@ -2939,7 +2939,7 @@
             </w:r>
             <w:r>
               <w:rPr>
-                <w:rStyle w:val="a7"/>
+                <w:rStyle w:val="Hyperlink"/>
                 <w:noProof/>
               </w:rPr>
               <w:t>Предимства по отношение на сигурност и достъпност</w:t>
@@ -2996,7 +2996,7 @@
         </w:p>
         <w:p>
           <w:pPr>
-            <w:pStyle w:val="11"/>
+            <w:pStyle w:val="TOC1"/>
             <w:tabs>
               <w:tab w:val="left" w:pos="1320"/>
               <w:tab w:val="right" w:leader="dot" w:pos="9062"/>
@@ -3012,7 +3012,7 @@
           <w:hyperlink w:anchor="_Toc226734339" w:history="1">
             <w:r>
               <w:rPr>
-                <w:rStyle w:val="a7"/>
+                <w:rStyle w:val="Hyperlink"/>
                 <w:noProof/>
               </w:rPr>
               <w:t>4.</w:t>
@@ -3029,14 +3029,14 @@
             </w:r>
             <w:r>
               <w:rPr>
-                <w:rStyle w:val="a7"/>
+                <w:rStyle w:val="Hyperlink"/>
                 <w:noProof/>
               </w:rPr>
               <w:t xml:space="preserve">Анализ на съществуващи </w:t>
             </w:r>
             <w:r>
               <w:rPr>
-                <w:rStyle w:val="a7"/>
+                <w:rStyle w:val="Hyperlink"/>
                 <w:noProof/>
                 <w:lang w:val="en-US"/>
               </w:rPr>
@@ -3044,7 +3044,7 @@
             </w:r>
             <w:r>
               <w:rPr>
-                <w:rStyle w:val="a7"/>
+                <w:rStyle w:val="Hyperlink"/>
                 <w:noProof/>
               </w:rPr>
               <w:t>решения</w:t>
@@ -3101,7 +3101,7 @@
         </w:p>
         <w:p>
           <w:pPr>
-            <w:pStyle w:val="21"/>
+            <w:pStyle w:val="TOC2"/>
             <w:rPr>
               <w:rFonts w:asciiTheme="minorHAnsi" w:hAnsiTheme="minorHAnsi" w:cstheme="minorBidi"/>
               <w:noProof/>
@@ -3113,7 +3113,7 @@
           <w:hyperlink w:anchor="_Toc226734340" w:history="1">
             <w:r>
               <w:rPr>
-                <w:rStyle w:val="a7"/>
+                <w:rStyle w:val="Hyperlink"/>
                 <w:noProof/>
                 <w:lang w:eastAsia="bg-BG"/>
               </w:rPr>
@@ -3131,7 +3131,7 @@
             </w:r>
             <w:r>
               <w:rPr>
-                <w:rStyle w:val="a7"/>
+                <w:rStyle w:val="Hyperlink"/>
                 <w:noProof/>
                 <w:lang w:eastAsia="bg-BG"/>
               </w:rPr>
@@ -3189,7 +3189,7 @@
         </w:p>
         <w:p>
           <w:pPr>
-            <w:pStyle w:val="21"/>
+            <w:pStyle w:val="TOC2"/>
             <w:rPr>
               <w:rFonts w:asciiTheme="minorHAnsi" w:hAnsiTheme="minorHAnsi" w:cstheme="minorBidi"/>
               <w:noProof/>
@@ -3201,7 +3201,7 @@
           <w:hyperlink w:anchor="_Toc226734341" w:history="1">
             <w:r>
               <w:rPr>
-                <w:rStyle w:val="a7"/>
+                <w:rStyle w:val="Hyperlink"/>
                 <w:noProof/>
                 <w:lang w:eastAsia="bg-BG"/>
               </w:rPr>
@@ -3219,7 +3219,7 @@
             </w:r>
             <w:r>
               <w:rPr>
-                <w:rStyle w:val="a7"/>
+                <w:rStyle w:val="Hyperlink"/>
                 <w:noProof/>
                 <w:lang w:val="en-US" w:eastAsia="bg-BG"/>
               </w:rPr>
@@ -3227,7 +3227,7 @@
             </w:r>
             <w:r>
               <w:rPr>
-                <w:rStyle w:val="a7"/>
+                <w:rStyle w:val="Hyperlink"/>
                 <w:noProof/>
                 <w:lang w:eastAsia="bg-BG"/>
               </w:rPr>
@@ -3285,7 +3285,7 @@
         </w:p>
         <w:p>
           <w:pPr>
-            <w:pStyle w:val="21"/>
+            <w:pStyle w:val="TOC2"/>
             <w:rPr>
               <w:rFonts w:asciiTheme="minorHAnsi" w:hAnsiTheme="minorHAnsi" w:cstheme="minorBidi"/>
               <w:noProof/>
@@ -3297,7 +3297,7 @@
           <w:hyperlink w:anchor="_Toc226734342" w:history="1">
             <w:r>
               <w:rPr>
-                <w:rStyle w:val="a7"/>
+                <w:rStyle w:val="Hyperlink"/>
                 <w:noProof/>
                 <w:lang w:eastAsia="bg-BG"/>
               </w:rPr>
@@ -3315,7 +3315,7 @@
             </w:r>
             <w:r>
               <w:rPr>
-                <w:rStyle w:val="a7"/>
+                <w:rStyle w:val="Hyperlink"/>
                 <w:noProof/>
                 <w:lang w:eastAsia="bg-BG"/>
               </w:rPr>
@@ -3323,7 +3323,7 @@
             </w:r>
             <w:r>
               <w:rPr>
-                <w:rStyle w:val="a7"/>
+                <w:rStyle w:val="Hyperlink"/>
                 <w:noProof/>
                 <w:lang w:val="en-US" w:eastAsia="bg-BG"/>
               </w:rPr>
@@ -3381,7 +3381,7 @@
         </w:p>
         <w:p>
           <w:pPr>
-            <w:pStyle w:val="21"/>
+            <w:pStyle w:val="TOC2"/>
             <w:rPr>
               <w:rFonts w:asciiTheme="minorHAnsi" w:hAnsiTheme="minorHAnsi" w:cstheme="minorBidi"/>
               <w:noProof/>
@@ -3393,7 +3393,7 @@
           <w:hyperlink w:anchor="_Toc226734343" w:history="1">
             <w:r>
               <w:rPr>
-                <w:rStyle w:val="a7"/>
+                <w:rStyle w:val="Hyperlink"/>
                 <w:noProof/>
                 <w:lang w:eastAsia="bg-BG"/>
               </w:rPr>
@@ -3411,7 +3411,7 @@
             </w:r>
             <w:r>
               <w:rPr>
-                <w:rStyle w:val="a7"/>
+                <w:rStyle w:val="Hyperlink"/>
                 <w:noProof/>
                 <w:lang w:eastAsia="bg-BG"/>
               </w:rPr>
@@ -3469,7 +3469,7 @@
         </w:p>
         <w:p>
           <w:pPr>
-            <w:pStyle w:val="21"/>
+            <w:pStyle w:val="TOC2"/>
             <w:rPr>
               <w:rFonts w:asciiTheme="minorHAnsi" w:hAnsiTheme="minorHAnsi" w:cstheme="minorBidi"/>
               <w:noProof/>
@@ -3481,7 +3481,7 @@
           <w:hyperlink w:anchor="_Toc226734344" w:history="1">
             <w:r>
               <w:rPr>
-                <w:rStyle w:val="a7"/>
+                <w:rStyle w:val="Hyperlink"/>
                 <w:noProof/>
                 <w:lang w:eastAsia="bg-BG"/>
               </w:rPr>
@@ -3499,7 +3499,7 @@
             </w:r>
             <w:r>
               <w:rPr>
-                <w:rStyle w:val="a7"/>
+                <w:rStyle w:val="Hyperlink"/>
                 <w:noProof/>
                 <w:lang w:eastAsia="bg-BG"/>
               </w:rPr>
@@ -3557,7 +3557,7 @@
         </w:p>
         <w:p>
           <w:pPr>
-            <w:pStyle w:val="11"/>
+            <w:pStyle w:val="TOC1"/>
             <w:tabs>
               <w:tab w:val="left" w:pos="1320"/>
               <w:tab w:val="right" w:leader="dot" w:pos="9062"/>
@@ -3573,7 +3573,7 @@
           <w:hyperlink w:anchor="_Toc226734345" w:history="1">
             <w:r>
               <w:rPr>
-                <w:rStyle w:val="a7"/>
+                <w:rStyle w:val="Hyperlink"/>
                 <w:noProof/>
               </w:rPr>
               <w:t>5.</w:t>
@@ -3590,7 +3590,7 @@
             </w:r>
             <w:r>
               <w:rPr>
-                <w:rStyle w:val="a7"/>
+                <w:rStyle w:val="Hyperlink"/>
                 <w:noProof/>
               </w:rPr>
               <w:t>Сравнителен анализ</w:t>
@@ -3647,7 +3647,7 @@
         </w:p>
         <w:p>
           <w:pPr>
-            <w:pStyle w:val="21"/>
+            <w:pStyle w:val="TOC2"/>
             <w:rPr>
               <w:rFonts w:asciiTheme="minorHAnsi" w:hAnsiTheme="minorHAnsi" w:cstheme="minorBidi"/>
               <w:noProof/>
@@ -3659,7 +3659,7 @@
           <w:hyperlink w:anchor="_Toc226734346" w:history="1">
             <w:r>
               <w:rPr>
-                <w:rStyle w:val="a7"/>
+                <w:rStyle w:val="Hyperlink"/>
                 <w:noProof/>
                 <w:lang w:eastAsia="bg-BG"/>
               </w:rPr>
@@ -3677,7 +3677,7 @@
             </w:r>
             <w:r>
               <w:rPr>
-                <w:rStyle w:val="a7"/>
+                <w:rStyle w:val="Hyperlink"/>
                 <w:noProof/>
                 <w:lang w:eastAsia="bg-BG"/>
               </w:rPr>
@@ -3735,7 +3735,7 @@
         </w:p>
         <w:p>
           <w:pPr>
-            <w:pStyle w:val="31"/>
+            <w:pStyle w:val="TOC3"/>
             <w:tabs>
               <w:tab w:val="left" w:pos="2031"/>
               <w:tab w:val="right" w:leader="dot" w:pos="9062"/>
@@ -3751,7 +3751,7 @@
           <w:hyperlink w:anchor="_Toc226734347" w:history="1">
             <w:r>
               <w:rPr>
-                <w:rStyle w:val="a7"/>
+                <w:rStyle w:val="Hyperlink"/>
                 <w:noProof/>
               </w:rPr>
               <w:t>5.1.1</w:t>
@@ -3768,7 +3768,7 @@
             </w:r>
             <w:r>
               <w:rPr>
-                <w:rStyle w:val="a7"/>
+                <w:rStyle w:val="Hyperlink"/>
                 <w:noProof/>
               </w:rPr>
               <w:t>Google OCR:</w:t>
@@ -3825,7 +3825,7 @@
         </w:p>
         <w:p>
           <w:pPr>
-            <w:pStyle w:val="31"/>
+            <w:pStyle w:val="TOC3"/>
             <w:tabs>
               <w:tab w:val="left" w:pos="2031"/>
               <w:tab w:val="right" w:leader="dot" w:pos="9062"/>
@@ -3841,7 +3841,7 @@
           <w:hyperlink w:anchor="_Toc226734348" w:history="1">
             <w:r>
               <w:rPr>
-                <w:rStyle w:val="a7"/>
+                <w:rStyle w:val="Hyperlink"/>
                 <w:noProof/>
               </w:rPr>
               <w:t>5.1.2</w:t>
@@ -3858,7 +3858,7 @@
             </w:r>
             <w:r>
               <w:rPr>
-                <w:rStyle w:val="a7"/>
+                <w:rStyle w:val="Hyperlink"/>
                 <w:noProof/>
                 <w:lang w:val="en-US"/>
               </w:rPr>
@@ -3866,7 +3866,7 @@
             </w:r>
             <w:r>
               <w:rPr>
-                <w:rStyle w:val="a7"/>
+                <w:rStyle w:val="Hyperlink"/>
                 <w:noProof/>
               </w:rPr>
               <w:t xml:space="preserve"> OCR:</w:t>
@@ -3923,7 +3923,7 @@
         </w:p>
         <w:p>
           <w:pPr>
-            <w:pStyle w:val="31"/>
+            <w:pStyle w:val="TOC3"/>
             <w:tabs>
               <w:tab w:val="left" w:pos="2031"/>
               <w:tab w:val="right" w:leader="dot" w:pos="9062"/>
@@ -3939,7 +3939,7 @@
           <w:hyperlink w:anchor="_Toc226734349" w:history="1">
             <w:r>
               <w:rPr>
-                <w:rStyle w:val="a7"/>
+                <w:rStyle w:val="Hyperlink"/>
                 <w:noProof/>
               </w:rPr>
               <w:t>5.1.3</w:t>
@@ -3956,14 +3956,14 @@
             </w:r>
             <w:r>
               <w:rPr>
-                <w:rStyle w:val="a7"/>
+                <w:rStyle w:val="Hyperlink"/>
                 <w:noProof/>
               </w:rPr>
               <w:t xml:space="preserve">Adobe </w:t>
             </w:r>
             <w:r>
               <w:rPr>
-                <w:rStyle w:val="a7"/>
+                <w:rStyle w:val="Hyperlink"/>
                 <w:noProof/>
                 <w:lang w:val="en-US"/>
               </w:rPr>
@@ -3971,7 +3971,7 @@
             </w:r>
             <w:r>
               <w:rPr>
-                <w:rStyle w:val="a7"/>
+                <w:rStyle w:val="Hyperlink"/>
                 <w:noProof/>
               </w:rPr>
               <w:t>:</w:t>
@@ -4028,7 +4028,7 @@
         </w:p>
         <w:p>
           <w:pPr>
-            <w:pStyle w:val="31"/>
+            <w:pStyle w:val="TOC3"/>
             <w:tabs>
               <w:tab w:val="left" w:pos="2031"/>
               <w:tab w:val="right" w:leader="dot" w:pos="9062"/>
@@ -4044,7 +4044,7 @@
           <w:hyperlink w:anchor="_Toc226734350" w:history="1">
             <w:r>
               <w:rPr>
-                <w:rStyle w:val="a7"/>
+                <w:rStyle w:val="Hyperlink"/>
                 <w:noProof/>
               </w:rPr>
               <w:t>5.1.4</w:t>
@@ -4061,7 +4061,7 @@
             </w:r>
             <w:r>
               <w:rPr>
-                <w:rStyle w:val="a7"/>
+                <w:rStyle w:val="Hyperlink"/>
                 <w:noProof/>
               </w:rPr>
               <w:t>Microsoft OCR:</w:t>
@@ -4118,7 +4118,7 @@
         </w:p>
         <w:p>
           <w:pPr>
-            <w:pStyle w:val="21"/>
+            <w:pStyle w:val="TOC2"/>
             <w:rPr>
               <w:rFonts w:asciiTheme="minorHAnsi" w:hAnsiTheme="minorHAnsi" w:cstheme="minorBidi"/>
               <w:noProof/>
@@ -4130,7 +4130,7 @@
           <w:hyperlink w:anchor="_Toc226734351" w:history="1">
             <w:r>
               <w:rPr>
-                <w:rStyle w:val="a7"/>
+                <w:rStyle w:val="Hyperlink"/>
                 <w:noProof/>
                 <w:lang w:eastAsia="bg-BG"/>
               </w:rPr>
@@ -4148,7 +4148,7 @@
             </w:r>
             <w:r>
               <w:rPr>
-                <w:rStyle w:val="a7"/>
+                <w:rStyle w:val="Hyperlink"/>
                 <w:noProof/>
                 <w:lang w:eastAsia="bg-BG"/>
               </w:rPr>
@@ -4206,7 +4206,7 @@
         </w:p>
         <w:p>
           <w:pPr>
-            <w:pStyle w:val="11"/>
+            <w:pStyle w:val="TOC1"/>
             <w:tabs>
               <w:tab w:val="left" w:pos="1320"/>
               <w:tab w:val="right" w:leader="dot" w:pos="9062"/>
@@ -4222,7 +4222,7 @@
           <w:hyperlink w:anchor="_Toc226734352" w:history="1">
             <w:r>
               <w:rPr>
-                <w:rStyle w:val="a7"/>
+                <w:rStyle w:val="Hyperlink"/>
                 <w:noProof/>
               </w:rPr>
               <w:t>6.</w:t>
@@ -4239,7 +4239,7 @@
             </w:r>
             <w:r>
               <w:rPr>
-                <w:rStyle w:val="a7"/>
+                <w:rStyle w:val="Hyperlink"/>
                 <w:noProof/>
               </w:rPr>
               <w:t>РЕАЛИЗАЦИЯ НА ПРОЕКТА</w:t>
@@ -4296,7 +4296,7 @@
         </w:p>
         <w:p>
           <w:pPr>
-            <w:pStyle w:val="21"/>
+            <w:pStyle w:val="TOC2"/>
             <w:rPr>
               <w:rFonts w:asciiTheme="minorHAnsi" w:hAnsiTheme="minorHAnsi" w:cstheme="minorBidi"/>
               <w:noProof/>
@@ -4308,7 +4308,7 @@
           <w:hyperlink w:anchor="_Toc226734353" w:history="1">
             <w:r>
               <w:rPr>
-                <w:rStyle w:val="a7"/>
+                <w:rStyle w:val="Hyperlink"/>
                 <w:noProof/>
               </w:rPr>
               <w:t>6.1</w:t>
@@ -4325,7 +4325,7 @@
             </w:r>
             <w:r>
               <w:rPr>
-                <w:rStyle w:val="a7"/>
+                <w:rStyle w:val="Hyperlink"/>
                 <w:noProof/>
               </w:rPr>
               <w:t>Обща архитектура на системата</w:t>
@@ -4382,7 +4382,7 @@
         </w:p>
         <w:p>
           <w:pPr>
-            <w:pStyle w:val="21"/>
+            <w:pStyle w:val="TOC2"/>
             <w:rPr>
               <w:rFonts w:asciiTheme="minorHAnsi" w:hAnsiTheme="minorHAnsi" w:cstheme="minorBidi"/>
               <w:noProof/>
@@ -4394,7 +4394,7 @@
           <w:hyperlink w:anchor="_Toc226734354" w:history="1">
             <w:r>
               <w:rPr>
-                <w:rStyle w:val="a7"/>
+                <w:rStyle w:val="Hyperlink"/>
                 <w:noProof/>
               </w:rPr>
               <w:t>6.2</w:t>
@@ -4411,7 +4411,7 @@
             </w:r>
             <w:r>
               <w:rPr>
-                <w:rStyle w:val="a7"/>
+                <w:rStyle w:val="Hyperlink"/>
                 <w:noProof/>
               </w:rPr>
               <w:t>Сървърна част (Backend)</w:t>
@@ -4468,7 +4468,7 @@
         </w:p>
         <w:p>
           <w:pPr>
-            <w:pStyle w:val="21"/>
+            <w:pStyle w:val="TOC2"/>
             <w:rPr>
               <w:rFonts w:asciiTheme="minorHAnsi" w:hAnsiTheme="minorHAnsi" w:cstheme="minorBidi"/>
               <w:noProof/>
@@ -4480,7 +4480,7 @@
           <w:hyperlink w:anchor="_Toc226734355" w:history="1">
             <w:r>
               <w:rPr>
-                <w:rStyle w:val="a7"/>
+                <w:rStyle w:val="Hyperlink"/>
                 <w:noProof/>
               </w:rPr>
               <w:t>6.3</w:t>
@@ -4497,7 +4497,7 @@
             </w:r>
             <w:r>
               <w:rPr>
-                <w:rStyle w:val="a7"/>
+                <w:rStyle w:val="Hyperlink"/>
                 <w:noProof/>
               </w:rPr>
               <w:t>Клиентска част (Frontend)</w:t>
@@ -4554,7 +4554,7 @@
         </w:p>
         <w:p>
           <w:pPr>
-            <w:pStyle w:val="21"/>
+            <w:pStyle w:val="TOC2"/>
             <w:rPr>
               <w:rFonts w:asciiTheme="minorHAnsi" w:hAnsiTheme="minorHAnsi" w:cstheme="minorBidi"/>
               <w:noProof/>
@@ -4566,7 +4566,7 @@
           <w:hyperlink w:anchor="_Toc226734356" w:history="1">
             <w:r>
               <w:rPr>
-                <w:rStyle w:val="a7"/>
+                <w:rStyle w:val="Hyperlink"/>
                 <w:noProof/>
               </w:rPr>
               <w:t>6.4</w:t>
@@ -4583,7 +4583,7 @@
             </w:r>
             <w:r>
               <w:rPr>
-                <w:rStyle w:val="a7"/>
+                <w:rStyle w:val="Hyperlink"/>
                 <w:noProof/>
               </w:rPr>
               <w:t>Поток на данните</w:t>
@@ -4640,7 +4640,7 @@
         </w:p>
         <w:p>
           <w:pPr>
-            <w:pStyle w:val="11"/>
+            <w:pStyle w:val="TOC1"/>
             <w:tabs>
               <w:tab w:val="left" w:pos="1320"/>
               <w:tab w:val="right" w:leader="dot" w:pos="9062"/>
@@ -4656,7 +4656,7 @@
           <w:hyperlink w:anchor="_Toc226734357" w:history="1">
             <w:r>
               <w:rPr>
-                <w:rStyle w:val="a7"/>
+                <w:rStyle w:val="Hyperlink"/>
                 <w:noProof/>
               </w:rPr>
               <w:t>7.</w:t>
@@ -4673,7 +4673,7 @@
             </w:r>
             <w:r>
               <w:rPr>
-                <w:rStyle w:val="a7"/>
+                <w:rStyle w:val="Hyperlink"/>
                 <w:noProof/>
               </w:rPr>
               <w:t>ТЕСТВАНЕ И РЕЗУЛТАТИ</w:t>
@@ -4730,7 +4730,7 @@
         </w:p>
         <w:p>
           <w:pPr>
-            <w:pStyle w:val="21"/>
+            <w:pStyle w:val="TOC2"/>
             <w:rPr>
               <w:rFonts w:asciiTheme="minorHAnsi" w:hAnsiTheme="minorHAnsi" w:cstheme="minorBidi"/>
               <w:noProof/>
@@ -4742,7 +4742,7 @@
           <w:hyperlink w:anchor="_Toc226734358" w:history="1">
             <w:r>
               <w:rPr>
-                <w:rStyle w:val="a7"/>
+                <w:rStyle w:val="Hyperlink"/>
                 <w:rFonts w:eastAsia="Times New Roman"/>
                 <w:noProof/>
                 <w:lang w:eastAsia="bg-BG"/>
@@ -4761,7 +4761,7 @@
             </w:r>
             <w:r>
               <w:rPr>
-                <w:rStyle w:val="a7"/>
+                <w:rStyle w:val="Hyperlink"/>
                 <w:rFonts w:eastAsia="Times New Roman"/>
                 <w:noProof/>
                 <w:lang w:eastAsia="bg-BG"/>
@@ -4820,7 +4820,7 @@
         </w:p>
         <w:p>
           <w:pPr>
-            <w:pStyle w:val="21"/>
+            <w:pStyle w:val="TOC2"/>
             <w:rPr>
               <w:rFonts w:asciiTheme="minorHAnsi" w:hAnsiTheme="minorHAnsi" w:cstheme="minorBidi"/>
               <w:noProof/>
@@ -4832,7 +4832,7 @@
           <w:hyperlink w:anchor="_Toc226734359" w:history="1">
             <w:r>
               <w:rPr>
-                <w:rStyle w:val="a7"/>
+                <w:rStyle w:val="Hyperlink"/>
                 <w:rFonts w:eastAsia="Times New Roman"/>
                 <w:noProof/>
                 <w:lang w:eastAsia="bg-BG"/>
@@ -4851,7 +4851,7 @@
             </w:r>
             <w:r>
               <w:rPr>
-                <w:rStyle w:val="a7"/>
+                <w:rStyle w:val="Hyperlink"/>
                 <w:rFonts w:eastAsia="Times New Roman"/>
                 <w:noProof/>
                 <w:lang w:eastAsia="bg-BG"/>
@@ -4910,7 +4910,7 @@
         </w:p>
         <w:p>
           <w:pPr>
-            <w:pStyle w:val="21"/>
+            <w:pStyle w:val="TOC2"/>
             <w:rPr>
               <w:rFonts w:asciiTheme="minorHAnsi" w:hAnsiTheme="minorHAnsi" w:cstheme="minorBidi"/>
               <w:noProof/>
@@ -4922,7 +4922,7 @@
           <w:hyperlink w:anchor="_Toc226734360" w:history="1">
             <w:r>
               <w:rPr>
-                <w:rStyle w:val="a7"/>
+                <w:rStyle w:val="Hyperlink"/>
                 <w:rFonts w:eastAsia="Times New Roman"/>
                 <w:noProof/>
                 <w:lang w:eastAsia="bg-BG"/>
@@ -4941,7 +4941,7 @@
             </w:r>
             <w:r>
               <w:rPr>
-                <w:rStyle w:val="a7"/>
+                <w:rStyle w:val="Hyperlink"/>
                 <w:rFonts w:eastAsia="Times New Roman"/>
                 <w:noProof/>
                 <w:lang w:eastAsia="bg-BG"/>
@@ -5000,7 +5000,7 @@
         </w:p>
         <w:p>
           <w:pPr>
-            <w:pStyle w:val="21"/>
+            <w:pStyle w:val="TOC2"/>
             <w:rPr>
               <w:rFonts w:asciiTheme="minorHAnsi" w:hAnsiTheme="minorHAnsi" w:cstheme="minorBidi"/>
               <w:noProof/>
@@ -5012,7 +5012,7 @@
           <w:hyperlink w:anchor="_Toc226734361" w:history="1">
             <w:r>
               <w:rPr>
-                <w:rStyle w:val="a7"/>
+                <w:rStyle w:val="Hyperlink"/>
                 <w:rFonts w:eastAsia="Times New Roman"/>
                 <w:noProof/>
                 <w:lang w:eastAsia="bg-BG"/>
@@ -5031,7 +5031,7 @@
             </w:r>
             <w:r>
               <w:rPr>
-                <w:rStyle w:val="a7"/>
+                <w:rStyle w:val="Hyperlink"/>
                 <w:rFonts w:eastAsia="Times New Roman"/>
                 <w:noProof/>
                 <w:lang w:eastAsia="bg-BG"/>
@@ -5090,7 +5090,7 @@
         </w:p>
         <w:p>
           <w:pPr>
-            <w:pStyle w:val="11"/>
+            <w:pStyle w:val="TOC1"/>
             <w:tabs>
               <w:tab w:val="left" w:pos="1320"/>
               <w:tab w:val="right" w:leader="dot" w:pos="9062"/>
@@ -5106,7 +5106,7 @@
           <w:hyperlink w:anchor="_Toc226734362" w:history="1">
             <w:r>
               <w:rPr>
-                <w:rStyle w:val="a7"/>
+                <w:rStyle w:val="Hyperlink"/>
                 <w:noProof/>
               </w:rPr>
               <w:t>8.</w:t>
@@ -5123,7 +5123,7 @@
             </w:r>
             <w:r>
               <w:rPr>
-                <w:rStyle w:val="a7"/>
+                <w:rStyle w:val="Hyperlink"/>
                 <w:noProof/>
               </w:rPr>
               <w:t>ЗАКЛЮЧЕНИЕ</w:t>
@@ -5180,7 +5180,7 @@
         </w:p>
         <w:p>
           <w:pPr>
-            <w:pStyle w:val="11"/>
+            <w:pStyle w:val="TOC1"/>
             <w:tabs>
               <w:tab w:val="left" w:pos="1320"/>
               <w:tab w:val="right" w:leader="dot" w:pos="9062"/>
@@ -5196,7 +5196,7 @@
           <w:hyperlink w:anchor="_Toc226734363" w:history="1">
             <w:r>
               <w:rPr>
-                <w:rStyle w:val="a7"/>
+                <w:rStyle w:val="Hyperlink"/>
                 <w:noProof/>
               </w:rPr>
               <w:t>9.</w:t>
@@ -5213,7 +5213,7 @@
             </w:r>
             <w:r>
               <w:rPr>
-                <w:rStyle w:val="a7"/>
+                <w:rStyle w:val="Hyperlink"/>
                 <w:noProof/>
               </w:rPr>
               <w:t>Литература:</w:t>
@@ -5299,7 +5299,7 @@
     </w:p>
     <w:p>
       <w:pPr>
-        <w:pStyle w:val="1"/>
+        <w:pStyle w:val="Heading1"/>
       </w:pPr>
       <w:bookmarkStart w:id="0" w:name="_Toc226734306"/>
       <w:r>
@@ -5310,16 +5310,16 @@
     </w:p>
     <w:p>
       <w:pPr>
-        <w:pStyle w:val="2"/>
-      </w:pPr>
-      <w:bookmarkStart w:id="1" w:name="_Toc164562456"/>
-      <w:bookmarkStart w:id="2" w:name="_Toc164568069"/>
-      <w:bookmarkStart w:id="3" w:name="_Toc164627453"/>
-      <w:bookmarkStart w:id="4" w:name="_Toc226734307"/>
+        <w:pStyle w:val="Heading2"/>
+      </w:pPr>
+      <w:bookmarkStart w:id="1" w:name="_Toc226734307"/>
+      <w:bookmarkStart w:id="2" w:name="_Toc164562456"/>
+      <w:bookmarkStart w:id="3" w:name="_Toc164568069"/>
+      <w:bookmarkStart w:id="4" w:name="_Toc164627453"/>
       <w:r>
         <w:t>Актуалност на темата</w:t>
       </w:r>
-      <w:bookmarkEnd w:id="4"/>
+      <w:bookmarkEnd w:id="1"/>
     </w:p>
     <w:p>
       <w:r>
@@ -5361,7 +5361,7 @@
     </w:p>
     <w:p>
       <w:pPr>
-        <w:pStyle w:val="2"/>
+        <w:pStyle w:val="Heading2"/>
       </w:pPr>
       <w:bookmarkStart w:id="5" w:name="_Toc226734308"/>
       <w:r>
@@ -5376,7 +5376,16 @@
     </w:p>
     <w:p>
       <w:r>
-        <w:t xml:space="preserve">В контекста на дигиталната трансформация дигитализацията е основа за въвеждането на електронни услуги, автоматизация на процеси и интеграция на информационни системи. Тя допринася и за опазване на околната среда чрез намаляване на използването на хартия. В този смисъл разработването на софтуерни </w:t>
+        <w:t>В контекста на дигиталната трансформация</w:t>
+      </w:r>
+      <w:r>
+        <w:rPr>
+          <w:lang w:val="en-US"/>
+        </w:rPr>
+        <w:t>,</w:t>
+      </w:r>
+      <w:r>
+        <w:t xml:space="preserve"> дигитализацията е основа за въвеждането на електронни услуги, автоматизация на процеси и интеграция на информационни системи. Тя допринася и за опазване на околната среда чрез намаляване на използването на хартия. В този смисъл разработването на софтуерни </w:t>
       </w:r>
       <w:r>
         <w:lastRenderedPageBreak/>
@@ -5385,7 +5394,7 @@
     </w:p>
     <w:p>
       <w:pPr>
-        <w:pStyle w:val="2"/>
+        <w:pStyle w:val="Heading2"/>
       </w:pPr>
       <w:bookmarkStart w:id="6" w:name="_Toc226734309"/>
       <w:r>
@@ -5410,7 +5419,7 @@
     </w:p>
     <w:p>
       <w:pPr>
-        <w:pStyle w:val="2"/>
+        <w:pStyle w:val="Heading2"/>
       </w:pPr>
       <w:bookmarkStart w:id="7" w:name="_Toc226734310"/>
       <w:r>
@@ -5441,7 +5450,7 @@
     </w:p>
     <w:p>
       <w:pPr>
-        <w:pStyle w:val="1"/>
+        <w:pStyle w:val="Heading1"/>
         <w:rPr>
           <w:lang w:val="en-US"/>
         </w:rPr>
@@ -5460,7 +5469,7 @@
     </w:p>
     <w:p>
       <w:pPr>
-        <w:pStyle w:val="2"/>
+        <w:pStyle w:val="Heading2"/>
         <w:rPr>
           <w:lang w:eastAsia="bg-BG"/>
         </w:rPr>
@@ -5670,7 +5679,7 @@
     </w:p>
     <w:p>
       <w:pPr>
-        <w:pStyle w:val="2"/>
+        <w:pStyle w:val="Heading2"/>
       </w:pPr>
       <w:bookmarkStart w:id="10" w:name="_Toc226734313"/>
       <w:r>
@@ -5694,7 +5703,7 @@
     </w:p>
     <w:p>
       <w:pPr>
-        <w:pStyle w:val="3"/>
+        <w:pStyle w:val="Heading3"/>
       </w:pPr>
       <w:bookmarkStart w:id="11" w:name="_Toc226734314"/>
       <w:r>
@@ -5744,7 +5753,7 @@
     </w:p>
     <w:p>
       <w:pPr>
-        <w:pStyle w:val="3"/>
+        <w:pStyle w:val="Heading3"/>
       </w:pPr>
       <w:bookmarkStart w:id="12" w:name="_Toc226734315"/>
       <w:r>
@@ -5814,7 +5823,7 @@
     </w:p>
     <w:p>
       <w:pPr>
-        <w:pStyle w:val="3"/>
+        <w:pStyle w:val="Heading3"/>
       </w:pPr>
       <w:bookmarkStart w:id="13" w:name="_Toc226734316"/>
       <w:r>
@@ -5863,7 +5872,7 @@
     </w:p>
     <w:p>
       <w:pPr>
-        <w:pStyle w:val="3"/>
+        <w:pStyle w:val="Heading3"/>
       </w:pPr>
       <w:bookmarkStart w:id="14" w:name="_Toc226734317"/>
       <w:r>
@@ -5921,7 +5930,7 @@
     </w:p>
     <w:p>
       <w:pPr>
-        <w:pStyle w:val="2"/>
+        <w:pStyle w:val="Heading2"/>
         <w:rPr>
           <w:lang w:eastAsia="bg-BG"/>
         </w:rPr>
@@ -5938,7 +5947,7 @@
     </w:p>
     <w:p>
       <w:pPr>
-        <w:pStyle w:val="3"/>
+        <w:pStyle w:val="Heading3"/>
       </w:pPr>
       <w:bookmarkStart w:id="16" w:name="_Toc226734319"/>
       <w:r>
@@ -5987,7 +5996,7 @@
     </w:p>
     <w:p>
       <w:pPr>
-        <w:pStyle w:val="3"/>
+        <w:pStyle w:val="Heading3"/>
       </w:pPr>
       <w:bookmarkStart w:id="17" w:name="_Toc226734320"/>
       <w:r>
@@ -6060,7 +6069,7 @@
     </w:p>
     <w:p>
       <w:pPr>
-        <w:pStyle w:val="3"/>
+        <w:pStyle w:val="Heading3"/>
       </w:pPr>
       <w:bookmarkStart w:id="18" w:name="_Toc226734321"/>
       <w:r>
@@ -6097,7 +6106,7 @@
     </w:p>
     <w:p>
       <w:pPr>
-        <w:pStyle w:val="3"/>
+        <w:pStyle w:val="Heading3"/>
       </w:pPr>
       <w:bookmarkStart w:id="19" w:name="_Toc226734322"/>
       <w:r>
@@ -6184,7 +6193,7 @@
     </w:p>
     <w:p>
       <w:pPr>
-        <w:pStyle w:val="3"/>
+        <w:pStyle w:val="Heading3"/>
       </w:pPr>
       <w:bookmarkStart w:id="20" w:name="_Toc226734323"/>
       <w:r>
@@ -6227,7 +6236,7 @@
     </w:p>
     <w:p>
       <w:pPr>
-        <w:pStyle w:val="2"/>
+        <w:pStyle w:val="Heading2"/>
         <w:rPr>
           <w:lang w:eastAsia="bg-BG"/>
         </w:rPr>
@@ -6243,7 +6252,7 @@
     </w:p>
     <w:p>
       <w:pPr>
-        <w:pStyle w:val="3"/>
+        <w:pStyle w:val="Heading3"/>
       </w:pPr>
       <w:bookmarkStart w:id="22" w:name="_Toc226734325"/>
       <w:r>
@@ -6276,6 +6285,8 @@
         </w:rPr>
         <w:t>Друго съществено предимство е възможността за бързо търсене и обработка на информация. След преобразуването на текста в цифров формат той може лесно да бъде индексиран, търсен и анализиран, което е особено полезно при работа с големи обеми от документи.</w:t>
       </w:r>
+      <w:bookmarkStart w:id="23" w:name="_GoBack"/>
+      <w:bookmarkEnd w:id="23"/>
     </w:p>
     <w:p>
       <w:pPr>
@@ -6305,14 +6316,14 @@
     </w:p>
     <w:p>
       <w:pPr>
-        <w:pStyle w:val="3"/>
-      </w:pPr>
-      <w:bookmarkStart w:id="23" w:name="_Toc226734326"/>
+        <w:pStyle w:val="Heading3"/>
+      </w:pPr>
+      <w:bookmarkStart w:id="24" w:name="_Toc226734326"/>
       <w:r>
         <w:lastRenderedPageBreak/>
         <w:t>Чести проблеми и грешки при OCR</w:t>
       </w:r>
-      <w:bookmarkEnd w:id="23"/>
+      <w:bookmarkEnd w:id="24"/>
     </w:p>
     <w:p>
       <w:pPr>
@@ -6368,13 +6379,13 @@
     </w:p>
     <w:p>
       <w:pPr>
-        <w:pStyle w:val="3"/>
-      </w:pPr>
-      <w:bookmarkStart w:id="24" w:name="_Toc226734327"/>
+        <w:pStyle w:val="Heading3"/>
+      </w:pPr>
+      <w:bookmarkStart w:id="25" w:name="_Toc226734327"/>
       <w:r>
         <w:t>Фактори, влияещи на точността на OCR</w:t>
       </w:r>
-      <w:bookmarkEnd w:id="24"/>
+      <w:bookmarkEnd w:id="25"/>
     </w:p>
     <w:p>
       <w:pPr>
@@ -6444,29 +6455,29 @@
     </w:p>
     <w:p>
       <w:pPr>
-        <w:pStyle w:val="1"/>
-      </w:pPr>
-      <w:bookmarkStart w:id="25" w:name="_Toc226734328"/>
+        <w:pStyle w:val="Heading1"/>
+      </w:pPr>
+      <w:bookmarkStart w:id="26" w:name="_Toc226734328"/>
       <w:r>
         <w:t>Дигитализация на документи</w:t>
       </w:r>
-      <w:bookmarkEnd w:id="25"/>
-    </w:p>
-    <w:p>
-      <w:pPr>
-        <w:pStyle w:val="2"/>
-        <w:rPr>
-          <w:lang w:eastAsia="bg-BG"/>
-        </w:rPr>
-      </w:pPr>
-      <w:bookmarkStart w:id="26" w:name="_Toc226734329"/>
+      <w:bookmarkEnd w:id="26"/>
+    </w:p>
+    <w:p>
+      <w:pPr>
+        <w:pStyle w:val="Heading2"/>
+        <w:rPr>
+          <w:lang w:eastAsia="bg-BG"/>
+        </w:rPr>
+      </w:pPr>
+      <w:bookmarkStart w:id="27" w:name="_Toc226734329"/>
       <w:r>
         <w:rPr>
           <w:lang w:eastAsia="bg-BG"/>
         </w:rPr>
         <w:t>Понятие за дигитализация</w:t>
       </w:r>
-      <w:bookmarkEnd w:id="26"/>
+      <w:bookmarkEnd w:id="27"/>
     </w:p>
     <w:p>
       <w:pPr>
@@ -6480,14 +6491,12 @@
         </w:rPr>
         <w:t xml:space="preserve">Дигитализация (от англ. </w:t>
       </w:r>
-      <w:proofErr w:type="gramStart"/>
       <w:r>
         <w:rPr>
           <w:lang w:val="en-US" w:eastAsia="bg-BG"/>
         </w:rPr>
         <w:t>digitization</w:t>
       </w:r>
-      <w:proofErr w:type="gramEnd"/>
       <w:r>
         <w:rPr>
           <w:lang w:eastAsia="bg-BG"/>
@@ -6510,28 +6519,28 @@
     </w:p>
     <w:p>
       <w:pPr>
-        <w:pStyle w:val="2"/>
-        <w:rPr>
-          <w:lang w:eastAsia="bg-BG"/>
-        </w:rPr>
-      </w:pPr>
-      <w:bookmarkStart w:id="27" w:name="_Toc226734330"/>
+        <w:pStyle w:val="Heading2"/>
+        <w:rPr>
+          <w:lang w:eastAsia="bg-BG"/>
+        </w:rPr>
+      </w:pPr>
+      <w:bookmarkStart w:id="28" w:name="_Toc226734330"/>
       <w:r>
         <w:rPr>
           <w:lang w:eastAsia="bg-BG"/>
         </w:rPr>
         <w:t>Формати за дигитални документи</w:t>
       </w:r>
-      <w:bookmarkEnd w:id="27"/>
-    </w:p>
-    <w:p>
-      <w:pPr>
-        <w:pStyle w:val="3"/>
+      <w:bookmarkEnd w:id="28"/>
+    </w:p>
+    <w:p>
+      <w:pPr>
+        <w:pStyle w:val="Heading3"/>
       </w:pPr>
       <w:r>
         <w:t xml:space="preserve"> </w:t>
       </w:r>
-      <w:bookmarkStart w:id="28" w:name="_Toc226734331"/>
+      <w:bookmarkStart w:id="29" w:name="_Toc226734331"/>
       <w:r>
         <w:t>TXT (</w:t>
       </w:r>
@@ -6544,68 +6553,26 @@
       <w:r>
         <w:t>)</w:t>
       </w:r>
-      <w:bookmarkEnd w:id="28"/>
-    </w:p>
-    <w:p>
-      <w:pPr>
-        <w:rPr>
-          <w:lang w:eastAsia="bg-BG"/>
-        </w:rPr>
-      </w:pPr>
-      <w:r>
-        <w:rPr>
-          <w:lang w:eastAsia="bg-BG"/>
-        </w:rPr>
-        <w:t xml:space="preserve">TXT е най-опростеният формат за дигитални документи и съдържа само текст, без форматиране, изображения или графични елементи. Той съдържа единствено символи като букви, цифри и знаци, не поддържа шрифтове, цветове, таблици или изображения, има много малък размер на файла и може да се отваря с почти всички текстови редактори и операционни системи. Сред предимствата на този формат са високата съвместимост, лесното създаване и обработка, </w:t>
-      </w:r>
-      <w:proofErr w:type="spellStart"/>
-      <w:r>
-        <w:rPr>
-          <w:lang w:eastAsia="bg-BG"/>
-        </w:rPr>
-        <w:t>подходящостта</w:t>
-      </w:r>
-      <w:proofErr w:type="spellEnd"/>
-      <w:r>
-        <w:rPr>
-          <w:lang w:eastAsia="bg-BG"/>
-        </w:rPr>
-        <w:t xml:space="preserve"> за дългосрочно съхранение и ниският риск от несъвместимост или повреда. Недостатъците му включват липсата на визуално оформление и </w:t>
-      </w:r>
-      <w:proofErr w:type="spellStart"/>
-      <w:r>
-        <w:rPr>
-          <w:lang w:eastAsia="bg-BG"/>
-        </w:rPr>
-        <w:t>неподходящостта</w:t>
-      </w:r>
-      <w:proofErr w:type="spellEnd"/>
-      <w:r>
-        <w:rPr>
-          <w:lang w:eastAsia="bg-BG"/>
-        </w:rPr>
-        <w:t xml:space="preserve"> за официални документи. TXT файловете намират приложение за бележки, </w:t>
-      </w:r>
-      <w:proofErr w:type="spellStart"/>
-      <w:r>
-        <w:rPr>
-          <w:lang w:eastAsia="bg-BG"/>
-        </w:rPr>
-        <w:t>лог</w:t>
-      </w:r>
-      <w:proofErr w:type="spellEnd"/>
-      <w:r>
-        <w:rPr>
-          <w:lang w:eastAsia="bg-BG"/>
-        </w:rPr>
-        <w:t xml:space="preserve"> файлове, програмен код и обикновени текстови записи.</w:t>
-      </w:r>
-    </w:p>
-    <w:p>
-      <w:pPr>
-        <w:pStyle w:val="3"/>
-      </w:pPr>
-      <w:bookmarkStart w:id="29" w:name="_Toc226734332"/>
+      <w:bookmarkEnd w:id="29"/>
+    </w:p>
+    <w:p>
+      <w:pPr>
+        <w:rPr>
+          <w:lang w:eastAsia="bg-BG"/>
+        </w:rPr>
+      </w:pPr>
+      <w:r>
+        <w:rPr>
+          <w:lang w:eastAsia="bg-BG"/>
+        </w:rPr>
+        <w:t>TXT е най-опростеният формат за дигитални документи и съдържа само текст, без форматиране, изображения или графични елементи. Той съдържа единствено символи като букви, цифри и знаци, не поддържа шрифтове, цветове, таблици или изображения, има много малък размер на файла и може да се отваря с почти всички текстови редактори и операционни системи. Сред предимствата на този формат са високата съвместимост, лесното създаване и обработка, подходящостта за дългосрочно съхранение и ниският риск от несъвместимост или повреда. Недостатъците му включват липсата на визуално оформление и неподходящостта за официални документи. TXT файловете намират приложение за бележки, лог файлове, програмен код и обикновени текстови записи.</w:t>
+      </w:r>
+    </w:p>
+    <w:p>
+      <w:pPr>
+        <w:pStyle w:val="Heading3"/>
+      </w:pPr>
+      <w:bookmarkStart w:id="30" w:name="_Toc226734332"/>
       <w:r>
         <w:lastRenderedPageBreak/>
         <w:t>PDF (</w:t>
@@ -6619,40 +6586,26 @@
       <w:r>
         <w:t>)</w:t>
       </w:r>
-      <w:bookmarkEnd w:id="29"/>
-    </w:p>
-    <w:p>
-      <w:pPr>
-        <w:rPr>
-          <w:lang w:eastAsia="bg-BG"/>
-        </w:rPr>
-      </w:pPr>
-      <w:r>
-        <w:rPr>
-          <w:lang w:eastAsia="bg-BG"/>
-        </w:rPr>
-        <w:t xml:space="preserve">PDF е формат, създаден за точно визуално възпроизвеждане на документи, независимо от устройството или операционната система. Той запазва оригиналното оформление на документа, включително шрифтове, изображения и таблици, поддържа мултимедия, хипервръзки и интерактивни елементи, позволява защита с парола и електронен подпис и е подходящ за печат и официални документи. Сред предимствата на PDF са универсалният стандарт, високата сигурност и надеждност, идентичният външен вид навсякъде и </w:t>
-      </w:r>
-      <w:proofErr w:type="spellStart"/>
-      <w:r>
-        <w:rPr>
-          <w:lang w:eastAsia="bg-BG"/>
-        </w:rPr>
-        <w:t>подходящостта</w:t>
-      </w:r>
-      <w:proofErr w:type="spellEnd"/>
-      <w:r>
-        <w:rPr>
-          <w:lang w:eastAsia="bg-BG"/>
-        </w:rPr>
-        <w:t xml:space="preserve"> за архивиране. Недостатъците включват ограничените възможности за редактиране и по-големия размер на файла в сравнение с TXT. PDF файловете намират приложение при договори и отчети, формуляри, електронни книги и административни документи.</w:t>
-      </w:r>
-    </w:p>
-    <w:p>
-      <w:pPr>
-        <w:pStyle w:val="3"/>
-      </w:pPr>
-      <w:bookmarkStart w:id="30" w:name="_Toc226734333"/>
+      <w:bookmarkEnd w:id="30"/>
+    </w:p>
+    <w:p>
+      <w:pPr>
+        <w:rPr>
+          <w:lang w:eastAsia="bg-BG"/>
+        </w:rPr>
+      </w:pPr>
+      <w:r>
+        <w:rPr>
+          <w:lang w:eastAsia="bg-BG"/>
+        </w:rPr>
+        <w:t>PDF е формат, създаден за точно визуално възпроизвеждане на документи, независимо от устройството или операционната система. Той запазва оригиналното оформление на документа, включително шрифтове, изображения и таблици, поддържа мултимедия, хипервръзки и интерактивни елементи, позволява защита с парола и електронен подпис и е подходящ за печат и официални документи. Сред предимствата на PDF са универсалният стандарт, високата сигурност и надеждност, идентичният външен вид навсякъде и подходящостта за архивиране. Недостатъците включват ограничените възможности за редактиране и по-големия размер на файла в сравнение с TXT. PDF файловете намират приложение при договори и отчети, формуляри, електронни книги и административни документи.</w:t>
+      </w:r>
+    </w:p>
+    <w:p>
+      <w:pPr>
+        <w:pStyle w:val="Heading3"/>
+      </w:pPr>
+      <w:bookmarkStart w:id="31" w:name="_Toc226734333"/>
       <w:r>
         <w:t>HTML (</w:t>
       </w:r>
@@ -6665,7 +6618,7 @@
       <w:r>
         <w:t>)</w:t>
       </w:r>
-      <w:bookmarkEnd w:id="30"/>
+      <w:bookmarkEnd w:id="31"/>
     </w:p>
     <w:p>
       <w:pPr>
@@ -6706,9 +6659,9 @@
     </w:p>
     <w:p>
       <w:pPr>
-        <w:pStyle w:val="3"/>
-      </w:pPr>
-      <w:bookmarkStart w:id="31" w:name="_Toc226734334"/>
+        <w:pStyle w:val="Heading3"/>
+      </w:pPr>
+      <w:bookmarkStart w:id="32" w:name="_Toc226734334"/>
       <w:r>
         <w:t xml:space="preserve">DOCX (Microsoft Word </w:t>
       </w:r>
@@ -6721,7 +6674,7 @@
       <w:r>
         <w:t>XML)</w:t>
       </w:r>
-      <w:bookmarkEnd w:id="31"/>
+      <w:bookmarkEnd w:id="32"/>
     </w:p>
     <w:p>
       <w:pPr>
@@ -6776,29 +6729,29 @@
     </w:p>
     <w:p>
       <w:pPr>
-        <w:pStyle w:val="2"/>
-        <w:rPr>
-          <w:lang w:eastAsia="bg-BG"/>
-        </w:rPr>
-      </w:pPr>
-      <w:bookmarkStart w:id="32" w:name="_Toc226734335"/>
+        <w:pStyle w:val="Heading2"/>
+        <w:rPr>
+          <w:lang w:eastAsia="bg-BG"/>
+        </w:rPr>
+      </w:pPr>
+      <w:bookmarkStart w:id="33" w:name="_Toc226734335"/>
       <w:r>
         <w:rPr>
           <w:lang w:eastAsia="bg-BG"/>
         </w:rPr>
         <w:t>Предимства на дигиталните документи</w:t>
       </w:r>
-      <w:bookmarkEnd w:id="32"/>
-    </w:p>
-    <w:p>
-      <w:pPr>
-        <w:pStyle w:val="3"/>
-      </w:pPr>
-      <w:bookmarkStart w:id="33" w:name="_Toc226734336"/>
+      <w:bookmarkEnd w:id="33"/>
+    </w:p>
+    <w:p>
+      <w:pPr>
+        <w:pStyle w:val="Heading3"/>
+      </w:pPr>
+      <w:bookmarkStart w:id="34" w:name="_Toc226734336"/>
       <w:r>
         <w:t>Предимства при съхранението</w:t>
       </w:r>
-      <w:bookmarkEnd w:id="33"/>
+      <w:bookmarkEnd w:id="34"/>
     </w:p>
     <w:p>
       <w:pPr>
@@ -6827,13 +6780,13 @@
     </w:p>
     <w:p>
       <w:pPr>
-        <w:pStyle w:val="3"/>
-      </w:pPr>
-      <w:bookmarkStart w:id="34" w:name="_Toc226734337"/>
+        <w:pStyle w:val="Heading3"/>
+      </w:pPr>
+      <w:bookmarkStart w:id="35" w:name="_Toc226734337"/>
       <w:r>
         <w:t>Предимства при търсене и редакция</w:t>
       </w:r>
-      <w:bookmarkEnd w:id="34"/>
+      <w:bookmarkEnd w:id="35"/>
     </w:p>
     <w:p>
       <w:pPr>
@@ -6850,13 +6803,13 @@
     </w:p>
     <w:p>
       <w:pPr>
-        <w:pStyle w:val="3"/>
-      </w:pPr>
-      <w:bookmarkStart w:id="35" w:name="_Toc226734338"/>
+        <w:pStyle w:val="Heading3"/>
+      </w:pPr>
+      <w:bookmarkStart w:id="36" w:name="_Toc226734338"/>
       <w:r>
         <w:t>Предимства по отношение на сигурност и достъпност</w:t>
       </w:r>
-      <w:bookmarkEnd w:id="35"/>
+      <w:bookmarkEnd w:id="36"/>
     </w:p>
     <w:p>
       <w:pPr>
@@ -6913,9 +6866,9 @@
     </w:p>
     <w:p>
       <w:pPr>
-        <w:pStyle w:val="1"/>
-      </w:pPr>
-      <w:bookmarkStart w:id="36" w:name="_Toc226734339"/>
+        <w:pStyle w:val="Heading1"/>
+      </w:pPr>
+      <w:bookmarkStart w:id="37" w:name="_Toc226734339"/>
       <w:r>
         <w:t xml:space="preserve">Анализ на съществуващи </w:t>
       </w:r>
@@ -6928,23 +6881,23 @@
       <w:r>
         <w:t>решения</w:t>
       </w:r>
-      <w:bookmarkEnd w:id="36"/>
-    </w:p>
-    <w:p>
-      <w:pPr>
-        <w:pStyle w:val="2"/>
-        <w:rPr>
-          <w:lang w:eastAsia="bg-BG"/>
-        </w:rPr>
-      </w:pPr>
-      <w:bookmarkStart w:id="37" w:name="_Toc226734340"/>
+      <w:bookmarkEnd w:id="37"/>
+    </w:p>
+    <w:p>
+      <w:pPr>
+        <w:pStyle w:val="Heading2"/>
+        <w:rPr>
+          <w:lang w:eastAsia="bg-BG"/>
+        </w:rPr>
+      </w:pPr>
+      <w:bookmarkStart w:id="38" w:name="_Toc226734340"/>
       <w:r>
         <w:rPr>
           <w:lang w:eastAsia="bg-BG"/>
         </w:rPr>
         <w:t>Google OCR</w:t>
       </w:r>
-      <w:bookmarkEnd w:id="37"/>
+      <w:bookmarkEnd w:id="38"/>
     </w:p>
     <w:p>
       <w:pPr>
@@ -7103,12 +7056,12 @@
     </w:p>
     <w:p>
       <w:pPr>
-        <w:pStyle w:val="2"/>
-        <w:rPr>
-          <w:lang w:eastAsia="bg-BG"/>
-        </w:rPr>
-      </w:pPr>
-      <w:bookmarkStart w:id="38" w:name="_Toc226734341"/>
+        <w:pStyle w:val="Heading2"/>
+        <w:rPr>
+          <w:lang w:eastAsia="bg-BG"/>
+        </w:rPr>
+      </w:pPr>
+      <w:bookmarkStart w:id="39" w:name="_Toc226734341"/>
       <w:r>
         <w:rPr>
           <w:lang w:val="en-US" w:eastAsia="bg-BG"/>
@@ -7121,7 +7074,7 @@
         </w:rPr>
         <w:t>OCR</w:t>
       </w:r>
-      <w:bookmarkEnd w:id="38"/>
+      <w:bookmarkEnd w:id="39"/>
     </w:p>
     <w:p>
       <w:pPr>
@@ -7206,12 +7159,12 @@
     </w:p>
     <w:p>
       <w:pPr>
-        <w:pStyle w:val="2"/>
-        <w:rPr>
-          <w:lang w:eastAsia="bg-BG"/>
-        </w:rPr>
-      </w:pPr>
-      <w:bookmarkStart w:id="39" w:name="_Toc226734342"/>
+        <w:pStyle w:val="Heading2"/>
+        <w:rPr>
+          <w:lang w:eastAsia="bg-BG"/>
+        </w:rPr>
+      </w:pPr>
+      <w:bookmarkStart w:id="40" w:name="_Toc226734342"/>
       <w:r>
         <w:rPr>
           <w:lang w:eastAsia="bg-BG"/>
@@ -7224,7 +7177,7 @@
         </w:rPr>
         <w:t>Scan</w:t>
       </w:r>
-      <w:bookmarkEnd w:id="39"/>
+      <w:bookmarkEnd w:id="40"/>
     </w:p>
     <w:p>
       <w:pPr>
@@ -7328,45 +7281,31 @@
     </w:p>
     <w:p>
       <w:pPr>
-        <w:pStyle w:val="2"/>
-        <w:rPr>
-          <w:lang w:eastAsia="bg-BG"/>
-        </w:rPr>
-      </w:pPr>
-      <w:bookmarkStart w:id="40" w:name="_Toc226734343"/>
+        <w:pStyle w:val="Heading2"/>
+        <w:rPr>
+          <w:lang w:eastAsia="bg-BG"/>
+        </w:rPr>
+      </w:pPr>
+      <w:bookmarkStart w:id="41" w:name="_Toc226734343"/>
       <w:r>
         <w:rPr>
           <w:lang w:eastAsia="bg-BG"/>
         </w:rPr>
         <w:t>Microsoft OCR</w:t>
       </w:r>
-      <w:bookmarkEnd w:id="40"/>
-    </w:p>
-    <w:p>
-      <w:pPr>
-        <w:rPr>
-          <w:lang w:eastAsia="bg-BG"/>
-        </w:rPr>
-      </w:pPr>
-      <w:r>
-        <w:rPr>
-          <w:lang w:eastAsia="bg-BG"/>
-        </w:rPr>
-        <w:t xml:space="preserve">Microsoft предлага OCR възможности чрез различни свои продукти. Вграден OCR е наличен в Microsoft OneNote и Microsoft </w:t>
-      </w:r>
-      <w:proofErr w:type="spellStart"/>
-      <w:r>
-        <w:rPr>
-          <w:lang w:eastAsia="bg-BG"/>
-        </w:rPr>
-        <w:t>Lens</w:t>
-      </w:r>
-      <w:proofErr w:type="spellEnd"/>
-      <w:r>
-        <w:rPr>
-          <w:lang w:eastAsia="bg-BG"/>
-        </w:rPr>
-        <w:t xml:space="preserve">, позволявайки на потребителите да извличат текст от изображения, сканирани документи и снимки. Освен това, Microsoft </w:t>
+      <w:bookmarkEnd w:id="41"/>
+    </w:p>
+    <w:p>
+      <w:pPr>
+        <w:rPr>
+          <w:lang w:eastAsia="bg-BG"/>
+        </w:rPr>
+      </w:pPr>
+      <w:r>
+        <w:rPr>
+          <w:lang w:eastAsia="bg-BG"/>
+        </w:rPr>
+        <w:t xml:space="preserve">Microsoft предлага OCR възможности чрез различни свои продукти. Вграден OCR е наличен в Microsoft OneNote и Microsoft Lens, позволявайки на потребителите да извличат текст от изображения, сканирани документи и снимки. Освен това, Microsoft </w:t>
       </w:r>
       <w:r>
         <w:rPr>
@@ -7409,19 +7348,19 @@
     </w:p>
     <w:p>
       <w:pPr>
-        <w:pStyle w:val="2"/>
-        <w:rPr>
-          <w:lang w:eastAsia="bg-BG"/>
-        </w:rPr>
-      </w:pPr>
-      <w:bookmarkStart w:id="41" w:name="_Toc226734344"/>
+        <w:pStyle w:val="Heading2"/>
+        <w:rPr>
+          <w:lang w:eastAsia="bg-BG"/>
+        </w:rPr>
+      </w:pPr>
+      <w:bookmarkStart w:id="42" w:name="_Toc226734344"/>
       <w:r>
         <w:rPr>
           <w:lang w:eastAsia="bg-BG"/>
         </w:rPr>
         <w:t>Заключение</w:t>
       </w:r>
-      <w:bookmarkEnd w:id="41"/>
+      <w:bookmarkEnd w:id="42"/>
     </w:p>
     <w:p>
       <w:pPr>
@@ -7477,29 +7416,29 @@
     </w:p>
     <w:p>
       <w:pPr>
-        <w:pStyle w:val="1"/>
-      </w:pPr>
-      <w:bookmarkStart w:id="42" w:name="_Toc226734345"/>
+        <w:pStyle w:val="Heading1"/>
+      </w:pPr>
+      <w:bookmarkStart w:id="43" w:name="_Toc226734345"/>
       <w:r>
         <w:t>Сравнителен анализ</w:t>
       </w:r>
-      <w:bookmarkEnd w:id="42"/>
-    </w:p>
-    <w:p>
-      <w:pPr>
-        <w:pStyle w:val="2"/>
-        <w:rPr>
-          <w:lang w:eastAsia="bg-BG"/>
-        </w:rPr>
-      </w:pPr>
-      <w:bookmarkStart w:id="43" w:name="_Toc226734346"/>
+      <w:bookmarkEnd w:id="43"/>
+    </w:p>
+    <w:p>
+      <w:pPr>
+        <w:pStyle w:val="Heading2"/>
+        <w:rPr>
+          <w:lang w:eastAsia="bg-BG"/>
+        </w:rPr>
+      </w:pPr>
+      <w:bookmarkStart w:id="44" w:name="_Toc226734346"/>
       <w:r>
         <w:rPr>
           <w:lang w:eastAsia="bg-BG"/>
         </w:rPr>
         <w:t>Сравнение по функционалности</w:t>
       </w:r>
-      <w:bookmarkEnd w:id="43"/>
+      <w:bookmarkEnd w:id="44"/>
     </w:p>
     <w:p>
       <w:pPr>
@@ -7516,17 +7455,17 @@
     </w:p>
     <w:p>
       <w:pPr>
-        <w:pStyle w:val="3"/>
-      </w:pPr>
-      <w:bookmarkStart w:id="44" w:name="_Toc226734347"/>
+        <w:pStyle w:val="Heading3"/>
+      </w:pPr>
+      <w:bookmarkStart w:id="45" w:name="_Toc226734347"/>
       <w:r>
         <w:t>Google OCR:</w:t>
       </w:r>
-      <w:bookmarkEnd w:id="44"/>
-    </w:p>
-    <w:p>
-      <w:pPr>
-        <w:pStyle w:val="aff1"/>
+      <w:bookmarkEnd w:id="45"/>
+    </w:p>
+    <w:p>
+      <w:pPr>
+        <w:pStyle w:val="a1"/>
       </w:pPr>
       <w:r>
         <w:t>•</w:t>
@@ -7538,7 +7477,7 @@
     </w:p>
     <w:p>
       <w:pPr>
-        <w:pStyle w:val="aff1"/>
+        <w:pStyle w:val="a1"/>
       </w:pPr>
       <w:r>
         <w:t>•</w:t>
@@ -7550,7 +7489,7 @@
     </w:p>
     <w:p>
       <w:pPr>
-        <w:pStyle w:val="aff1"/>
+        <w:pStyle w:val="a1"/>
       </w:pPr>
       <w:r>
         <w:t>•</w:t>
@@ -7562,7 +7501,7 @@
     </w:p>
     <w:p>
       <w:pPr>
-        <w:pStyle w:val="aff1"/>
+        <w:pStyle w:val="a1"/>
       </w:pPr>
       <w:r>
         <w:t>•</w:t>
@@ -7574,7 +7513,7 @@
     </w:p>
     <w:p>
       <w:pPr>
-        <w:pStyle w:val="aff1"/>
+        <w:pStyle w:val="a1"/>
       </w:pPr>
       <w:r>
         <w:t>•</w:t>
@@ -7586,9 +7525,9 @@
     </w:p>
     <w:p>
       <w:pPr>
-        <w:pStyle w:val="3"/>
-      </w:pPr>
-      <w:bookmarkStart w:id="45" w:name="_Toc226734348"/>
+        <w:pStyle w:val="Heading3"/>
+      </w:pPr>
+      <w:bookmarkStart w:id="46" w:name="_Toc226734348"/>
       <w:r>
         <w:rPr>
           <w:lang w:val="en-US"/>
@@ -7598,11 +7537,11 @@
       <w:r>
         <w:t xml:space="preserve"> OCR:</w:t>
       </w:r>
-      <w:bookmarkEnd w:id="45"/>
-    </w:p>
-    <w:p>
-      <w:pPr>
-        <w:pStyle w:val="aff1"/>
+      <w:bookmarkEnd w:id="46"/>
+    </w:p>
+    <w:p>
+      <w:pPr>
+        <w:pStyle w:val="a1"/>
       </w:pPr>
       <w:r>
         <w:t>•</w:t>
@@ -7614,7 +7553,7 @@
     </w:p>
     <w:p>
       <w:pPr>
-        <w:pStyle w:val="aff1"/>
+        <w:pStyle w:val="a1"/>
       </w:pPr>
       <w:r>
         <w:t>•</w:t>
@@ -7626,7 +7565,7 @@
     </w:p>
     <w:p>
       <w:pPr>
-        <w:pStyle w:val="aff1"/>
+        <w:pStyle w:val="a1"/>
       </w:pPr>
       <w:r>
         <w:t>•</w:t>
@@ -7638,7 +7577,7 @@
     </w:p>
     <w:p>
       <w:pPr>
-        <w:pStyle w:val="aff1"/>
+        <w:pStyle w:val="a1"/>
       </w:pPr>
       <w:r>
         <w:t>•</w:t>
@@ -7650,7 +7589,7 @@
     </w:p>
     <w:p>
       <w:pPr>
-        <w:pStyle w:val="aff1"/>
+        <w:pStyle w:val="a1"/>
       </w:pPr>
       <w:r>
         <w:t>•</w:t>
@@ -7662,9 +7601,9 @@
     </w:p>
     <w:p>
       <w:pPr>
-        <w:pStyle w:val="3"/>
-      </w:pPr>
-      <w:bookmarkStart w:id="46" w:name="_Toc226734349"/>
+        <w:pStyle w:val="Heading3"/>
+      </w:pPr>
+      <w:bookmarkStart w:id="47" w:name="_Toc226734349"/>
       <w:r>
         <w:lastRenderedPageBreak/>
         <w:t xml:space="preserve">Adobe </w:t>
@@ -7678,11 +7617,11 @@
       <w:r>
         <w:t>:</w:t>
       </w:r>
-      <w:bookmarkEnd w:id="46"/>
-    </w:p>
-    <w:p>
-      <w:pPr>
-        <w:pStyle w:val="aff1"/>
+      <w:bookmarkEnd w:id="47"/>
+    </w:p>
+    <w:p>
+      <w:pPr>
+        <w:pStyle w:val="a1"/>
       </w:pPr>
       <w:r>
         <w:t>•</w:t>
@@ -7694,7 +7633,7 @@
     </w:p>
     <w:p>
       <w:pPr>
-        <w:pStyle w:val="aff1"/>
+        <w:pStyle w:val="a1"/>
       </w:pPr>
       <w:r>
         <w:t>•</w:t>
@@ -7706,7 +7645,7 @@
     </w:p>
     <w:p>
       <w:pPr>
-        <w:pStyle w:val="aff1"/>
+        <w:pStyle w:val="a1"/>
       </w:pPr>
       <w:r>
         <w:t>•</w:t>
@@ -7718,7 +7657,7 @@
     </w:p>
     <w:p>
       <w:pPr>
-        <w:pStyle w:val="aff1"/>
+        <w:pStyle w:val="a1"/>
       </w:pPr>
       <w:r>
         <w:t>•</w:t>
@@ -7730,7 +7669,7 @@
     </w:p>
     <w:p>
       <w:pPr>
-        <w:pStyle w:val="aff1"/>
+        <w:pStyle w:val="a1"/>
       </w:pPr>
       <w:r>
         <w:t>•</w:t>
@@ -7742,17 +7681,17 @@
     </w:p>
     <w:p>
       <w:pPr>
-        <w:pStyle w:val="3"/>
-      </w:pPr>
-      <w:bookmarkStart w:id="47" w:name="_Toc226734350"/>
+        <w:pStyle w:val="Heading3"/>
+      </w:pPr>
+      <w:bookmarkStart w:id="48" w:name="_Toc226734350"/>
       <w:r>
         <w:t>Microsoft OCR:</w:t>
       </w:r>
-      <w:bookmarkEnd w:id="47"/>
-    </w:p>
-    <w:p>
-      <w:pPr>
-        <w:pStyle w:val="aff1"/>
+      <w:bookmarkEnd w:id="48"/>
+    </w:p>
+    <w:p>
+      <w:pPr>
+        <w:pStyle w:val="a1"/>
       </w:pPr>
       <w:r>
         <w:t>•</w:t>
@@ -7770,7 +7709,7 @@
     </w:p>
     <w:p>
       <w:pPr>
-        <w:pStyle w:val="aff1"/>
+        <w:pStyle w:val="a1"/>
       </w:pPr>
       <w:r>
         <w:t>•</w:t>
@@ -7788,7 +7727,7 @@
     </w:p>
     <w:p>
       <w:pPr>
-        <w:pStyle w:val="aff1"/>
+        <w:pStyle w:val="a1"/>
       </w:pPr>
       <w:r>
         <w:t>•</w:t>
@@ -7800,7 +7739,7 @@
     </w:p>
     <w:p>
       <w:pPr>
-        <w:pStyle w:val="aff1"/>
+        <w:pStyle w:val="a1"/>
       </w:pPr>
       <w:r>
         <w:t>•</w:t>
@@ -7812,7 +7751,7 @@
     </w:p>
     <w:p>
       <w:pPr>
-        <w:pStyle w:val="aff1"/>
+        <w:pStyle w:val="a1"/>
       </w:pPr>
       <w:r>
         <w:t>•</w:t>
@@ -7824,19 +7763,19 @@
     </w:p>
     <w:p>
       <w:pPr>
-        <w:pStyle w:val="2"/>
-        <w:rPr>
-          <w:lang w:eastAsia="bg-BG"/>
-        </w:rPr>
-      </w:pPr>
-      <w:bookmarkStart w:id="48" w:name="_Toc226734351"/>
+        <w:pStyle w:val="Heading2"/>
+        <w:rPr>
+          <w:lang w:eastAsia="bg-BG"/>
+        </w:rPr>
+      </w:pPr>
+      <w:bookmarkStart w:id="49" w:name="_Toc226734351"/>
       <w:r>
         <w:rPr>
           <w:lang w:eastAsia="bg-BG"/>
         </w:rPr>
         <w:t>Поддържани езици</w:t>
       </w:r>
-      <w:bookmarkEnd w:id="48"/>
+      <w:bookmarkEnd w:id="49"/>
     </w:p>
     <w:p>
       <w:pPr>
@@ -7853,7 +7792,7 @@
     </w:p>
     <w:p>
       <w:pPr>
-        <w:pStyle w:val="aff1"/>
+        <w:pStyle w:val="a1"/>
       </w:pPr>
       <w:r>
         <w:t>•</w:t>
@@ -7865,7 +7804,7 @@
     </w:p>
     <w:p>
       <w:pPr>
-        <w:pStyle w:val="aff1"/>
+        <w:pStyle w:val="a1"/>
       </w:pPr>
       <w:r>
         <w:t>Поддържа десетки езици, включително български, английски, немски, френски, испански и др. Отличава се с добра точност при различни азбуки.</w:t>
@@ -7873,7 +7812,7 @@
     </w:p>
     <w:p>
       <w:pPr>
-        <w:pStyle w:val="aff1"/>
+        <w:pStyle w:val="a1"/>
       </w:pPr>
       <w:r>
         <w:t>•</w:t>
@@ -7893,7 +7832,7 @@
     </w:p>
     <w:p>
       <w:pPr>
-        <w:pStyle w:val="aff1"/>
+        <w:pStyle w:val="a1"/>
       </w:pPr>
       <w:r>
         <w:t>Поддържа над 100 езика чрез езикови пакети. Поддръжката на български език е налична, но качеството зависи от използвания модел и качеството на изображението.</w:t>
@@ -7901,7 +7840,7 @@
     </w:p>
     <w:p>
       <w:pPr>
-        <w:pStyle w:val="aff1"/>
+        <w:pStyle w:val="a1"/>
       </w:pPr>
       <w:r>
         <w:t>•</w:t>
@@ -7922,7 +7861,7 @@
     </w:p>
     <w:p>
       <w:pPr>
-        <w:pStyle w:val="aff1"/>
+        <w:pStyle w:val="a1"/>
       </w:pPr>
       <w:r>
         <w:t>Поддържа основните световни езици. Подходящ е за масови документи, но езиковата гъвкавост е по-ограничена спрямо облачните OCR решения.</w:t>
@@ -7930,7 +7869,7 @@
     </w:p>
     <w:p>
       <w:pPr>
-        <w:pStyle w:val="aff1"/>
+        <w:pStyle w:val="a1"/>
       </w:pPr>
       <w:r>
         <w:t>•</w:t>
@@ -7942,7 +7881,7 @@
     </w:p>
     <w:p>
       <w:pPr>
-        <w:pStyle w:val="aff1"/>
+        <w:pStyle w:val="a1"/>
       </w:pPr>
       <w:r>
         <w:t>Поддържа широк набор от езици чрез Azure OCR, включително български. Точността е висока при стандартни документи.</w:t>
@@ -7950,28 +7889,28 @@
     </w:p>
     <w:p>
       <w:pPr>
-        <w:pStyle w:val="1"/>
+        <w:pStyle w:val="Heading1"/>
       </w:pPr>
       <w:r>
         <w:br w:type="page"/>
       </w:r>
-      <w:bookmarkStart w:id="49" w:name="_Toc226734352"/>
+      <w:bookmarkStart w:id="50" w:name="_Toc226734352"/>
       <w:r>
         <w:lastRenderedPageBreak/>
         <w:t>РЕАЛИЗАЦИЯ НА ПРОЕКТА</w:t>
       </w:r>
-      <w:bookmarkEnd w:id="49"/>
+      <w:bookmarkEnd w:id="50"/>
     </w:p>
     <w:p/>
     <w:p>
       <w:pPr>
-        <w:pStyle w:val="2"/>
-      </w:pPr>
-      <w:bookmarkStart w:id="50" w:name="_Toc226734353"/>
+        <w:pStyle w:val="Heading2"/>
+      </w:pPr>
+      <w:bookmarkStart w:id="51" w:name="_Toc226734353"/>
       <w:r>
         <w:t>Обща архитектура на системата</w:t>
       </w:r>
-      <w:bookmarkEnd w:id="50"/>
+      <w:bookmarkEnd w:id="51"/>
     </w:p>
     <w:p>
       <w:r>
@@ -8008,21 +7947,13 @@
     </w:p>
     <w:p>
       <w:pPr>
-        <w:pStyle w:val="2"/>
-      </w:pPr>
-      <w:bookmarkStart w:id="51" w:name="_Toc226734354"/>
-      <w:r>
-        <w:t>Сървърна част (</w:t>
-      </w:r>
-      <w:proofErr w:type="spellStart"/>
-      <w:r>
-        <w:t>Backend</w:t>
-      </w:r>
-      <w:proofErr w:type="spellEnd"/>
-      <w:r>
-        <w:t>)</w:t>
-      </w:r>
-      <w:bookmarkEnd w:id="51"/>
+        <w:pStyle w:val="Heading2"/>
+      </w:pPr>
+      <w:bookmarkStart w:id="52" w:name="_Toc226734354"/>
+      <w:r>
+        <w:t>Сървърна част (Backend)</w:t>
+      </w:r>
+      <w:bookmarkEnd w:id="52"/>
     </w:p>
     <w:p>
       <w:r>
@@ -8031,15 +7962,7 @@
     </w:p>
     <w:p>
       <w:r>
-        <w:t>В рамките на проекта е създаден модел „</w:t>
-      </w:r>
-      <w:proofErr w:type="spellStart"/>
-      <w:r>
-        <w:t>Document</w:t>
-      </w:r>
-      <w:proofErr w:type="spellEnd"/>
-      <w:r>
-        <w:t>“, който съдържа основните данни за всеки качен файл:</w:t>
+        <w:t>В рамките на проекта е създаден модел „Document“, който съдържа основните данни за всеки качен файл:</w:t>
       </w:r>
     </w:p>
     <w:p>
@@ -8155,9 +8078,117 @@
           <w:sz w:val="20"/>
           <w:lang w:eastAsia="bg-BG"/>
         </w:rPr>
-        <w:t xml:space="preserve"># Поле за самата снимка. Снимките ще се запазват в папка </w:t>
-      </w:r>
-      <w:proofErr w:type="spellStart"/>
+        <w:t># Поле за самата снимка. Снимките ще се запазват в папка media/documents/</w:t>
+      </w:r>
+      <w:r>
+        <w:rPr>
+          <w:rFonts w:eastAsia="Times New Roman"/>
+          <w:sz w:val="20"/>
+          <w:lang w:eastAsia="bg-BG"/>
+        </w:rPr>
+        <w:br/>
+        <w:t xml:space="preserve">    </w:t>
+      </w:r>
+      <w:r>
+        <w:rPr>
+          <w:rFonts w:eastAsia="Times New Roman"/>
+          <w:color w:val="080808"/>
+          <w:sz w:val="20"/>
+          <w:lang w:eastAsia="bg-BG"/>
+        </w:rPr>
+        <w:t>image = models.ImageField(</w:t>
+      </w:r>
+      <w:r>
+        <w:rPr>
+          <w:rFonts w:eastAsia="Times New Roman"/>
+          <w:color w:val="660099"/>
+          <w:sz w:val="20"/>
+          <w:lang w:eastAsia="bg-BG"/>
+        </w:rPr>
+        <w:t>upload_to</w:t>
+      </w:r>
+      <w:r>
+        <w:rPr>
+          <w:rFonts w:eastAsia="Times New Roman"/>
+          <w:color w:val="080808"/>
+          <w:sz w:val="20"/>
+          <w:lang w:eastAsia="bg-BG"/>
+        </w:rPr>
+        <w:t>=</w:t>
+      </w:r>
+      <w:r>
+        <w:rPr>
+          <w:rFonts w:eastAsia="Times New Roman"/>
+          <w:color w:val="067D17"/>
+          <w:sz w:val="20"/>
+          <w:lang w:eastAsia="bg-BG"/>
+        </w:rPr>
+        <w:t>'documents/'</w:t>
+      </w:r>
+      <w:r>
+        <w:rPr>
+          <w:rFonts w:eastAsia="Times New Roman"/>
+          <w:color w:val="080808"/>
+          <w:sz w:val="20"/>
+          <w:lang w:eastAsia="bg-BG"/>
+        </w:rPr>
+        <w:t xml:space="preserve">, </w:t>
+      </w:r>
+      <w:r>
+        <w:rPr>
+          <w:rFonts w:eastAsia="Times New Roman"/>
+          <w:color w:val="660099"/>
+          <w:sz w:val="20"/>
+          <w:lang w:eastAsia="bg-BG"/>
+        </w:rPr>
+        <w:t>verbose_name</w:t>
+      </w:r>
+      <w:r>
+        <w:rPr>
+          <w:rFonts w:eastAsia="Times New Roman"/>
+          <w:color w:val="080808"/>
+          <w:sz w:val="20"/>
+          <w:lang w:eastAsia="bg-BG"/>
+        </w:rPr>
+        <w:t>=</w:t>
+      </w:r>
+      <w:r>
+        <w:rPr>
+          <w:rFonts w:eastAsia="Times New Roman"/>
+          <w:color w:val="067D17"/>
+          <w:sz w:val="20"/>
+          <w:lang w:eastAsia="bg-BG"/>
+        </w:rPr>
+        <w:t>'Снимка на документа'</w:t>
+      </w:r>
+      <w:r>
+        <w:rPr>
+          <w:rFonts w:eastAsia="Times New Roman"/>
+          <w:color w:val="080808"/>
+          <w:sz w:val="20"/>
+          <w:lang w:eastAsia="bg-BG"/>
+        </w:rPr>
+        <w:t>)</w:t>
+      </w:r>
+      <w:r>
+        <w:rPr>
+          <w:rFonts w:eastAsia="Times New Roman"/>
+          <w:color w:val="080808"/>
+          <w:sz w:val="20"/>
+          <w:lang w:eastAsia="bg-BG"/>
+        </w:rPr>
+        <w:br/>
+      </w:r>
+      <w:r>
+        <w:rPr>
+          <w:rFonts w:eastAsia="Times New Roman"/>
+          <w:color w:val="080808"/>
+          <w:sz w:val="20"/>
+          <w:lang w:eastAsia="bg-BG"/>
+        </w:rPr>
+        <w:br/>
+        <w:t xml:space="preserve">    </w:t>
+      </w:r>
       <w:r>
         <w:rPr>
           <w:rFonts w:eastAsia="Times New Roman"/>
@@ -8165,9 +8196,152 @@
           <w:sz w:val="20"/>
           <w:lang w:eastAsia="bg-BG"/>
         </w:rPr>
-        <w:t>media</w:t>
-      </w:r>
-      <w:proofErr w:type="spellEnd"/>
+        <w:t># Поле за текста, който ще извлечем. Може да бъде празно първоначално.</w:t>
+      </w:r>
+      <w:r>
+        <w:rPr>
+          <w:rFonts w:eastAsia="Times New Roman"/>
+          <w:sz w:val="20"/>
+          <w:lang w:eastAsia="bg-BG"/>
+        </w:rPr>
+        <w:br/>
+        <w:t xml:space="preserve">    </w:t>
+      </w:r>
+      <w:r>
+        <w:rPr>
+          <w:rFonts w:eastAsia="Times New Roman"/>
+          <w:color w:val="080808"/>
+          <w:sz w:val="20"/>
+          <w:lang w:eastAsia="bg-BG"/>
+        </w:rPr>
+        <w:t>extracted_text = models.TextField(</w:t>
+      </w:r>
+      <w:r>
+        <w:rPr>
+          <w:rFonts w:eastAsia="Times New Roman"/>
+          <w:color w:val="660099"/>
+          <w:sz w:val="20"/>
+          <w:lang w:eastAsia="bg-BG"/>
+        </w:rPr>
+        <w:t>blank</w:t>
+      </w:r>
+      <w:r>
+        <w:rPr>
+          <w:rFonts w:eastAsia="Times New Roman"/>
+          <w:color w:val="080808"/>
+          <w:sz w:val="20"/>
+          <w:lang w:eastAsia="bg-BG"/>
+        </w:rPr>
+        <w:t>=</w:t>
+      </w:r>
+      <w:r>
+        <w:rPr>
+          <w:rFonts w:eastAsia="Times New Roman"/>
+          <w:color w:val="0033B3"/>
+          <w:sz w:val="20"/>
+          <w:lang w:eastAsia="bg-BG"/>
+        </w:rPr>
+        <w:t>True</w:t>
+      </w:r>
+      <w:r>
+        <w:rPr>
+          <w:rFonts w:eastAsia="Times New Roman"/>
+          <w:color w:val="080808"/>
+          <w:sz w:val="20"/>
+          <w:lang w:eastAsia="bg-BG"/>
+        </w:rPr>
+        <w:t xml:space="preserve">, </w:t>
+      </w:r>
+      <w:r>
+        <w:rPr>
+          <w:rFonts w:eastAsia="Times New Roman"/>
+          <w:color w:val="660099"/>
+          <w:sz w:val="20"/>
+          <w:lang w:eastAsia="bg-BG"/>
+        </w:rPr>
+        <w:t>null</w:t>
+      </w:r>
+      <w:r>
+        <w:rPr>
+          <w:rFonts w:eastAsia="Times New Roman"/>
+          <w:color w:val="080808"/>
+          <w:sz w:val="20"/>
+          <w:lang w:eastAsia="bg-BG"/>
+        </w:rPr>
+        <w:t>=</w:t>
+      </w:r>
+      <w:r>
+        <w:rPr>
+          <w:rFonts w:eastAsia="Times New Roman"/>
+          <w:color w:val="0033B3"/>
+          <w:sz w:val="20"/>
+          <w:lang w:eastAsia="bg-BG"/>
+        </w:rPr>
+        <w:t>True</w:t>
+      </w:r>
+      <w:r>
+        <w:rPr>
+          <w:rFonts w:eastAsia="Times New Roman"/>
+          <w:color w:val="080808"/>
+          <w:sz w:val="20"/>
+          <w:lang w:eastAsia="bg-BG"/>
+        </w:rPr>
+        <w:t xml:space="preserve">, </w:t>
+      </w:r>
+      <w:r>
+        <w:rPr>
+          <w:rFonts w:eastAsia="Times New Roman"/>
+          <w:color w:val="660099"/>
+          <w:sz w:val="20"/>
+          <w:lang w:eastAsia="bg-BG"/>
+        </w:rPr>
+        <w:t>verbose_name</w:t>
+      </w:r>
+      <w:r>
+        <w:rPr>
+          <w:rFonts w:eastAsia="Times New Roman"/>
+          <w:color w:val="080808"/>
+          <w:sz w:val="20"/>
+          <w:lang w:eastAsia="bg-BG"/>
+        </w:rPr>
+        <w:t>=</w:t>
+      </w:r>
+      <w:r>
+        <w:rPr>
+          <w:rFonts w:eastAsia="Times New Roman"/>
+          <w:color w:val="067D17"/>
+          <w:sz w:val="20"/>
+          <w:lang w:eastAsia="bg-BG"/>
+        </w:rPr>
+        <w:t>'Извлечен текст'</w:t>
+      </w:r>
+      <w:r>
+        <w:rPr>
+          <w:rFonts w:eastAsia="Times New Roman"/>
+          <w:color w:val="080808"/>
+          <w:sz w:val="20"/>
+          <w:lang w:eastAsia="bg-BG"/>
+        </w:rPr>
+        <w:t>)</w:t>
+      </w:r>
+      <w:r>
+        <w:rPr>
+          <w:rFonts w:eastAsia="Times New Roman"/>
+          <w:color w:val="080808"/>
+          <w:sz w:val="20"/>
+          <w:lang w:eastAsia="bg-BG"/>
+        </w:rPr>
+        <w:br/>
+      </w:r>
+      <w:r>
+        <w:rPr>
+          <w:rFonts w:eastAsia="Times New Roman"/>
+          <w:color w:val="080808"/>
+          <w:sz w:val="20"/>
+          <w:lang w:eastAsia="bg-BG"/>
+        </w:rPr>
+        <w:br/>
+      </w:r>
       <w:r>
         <w:rPr>
           <w:rFonts w:eastAsia="Times New Roman"/>
@@ -8175,9 +8349,172 @@
           <w:sz w:val="20"/>
           <w:lang w:eastAsia="bg-BG"/>
         </w:rPr>
-        <w:t>/</w:t>
-      </w:r>
-      <w:proofErr w:type="spellStart"/>
+        <w:t xml:space="preserve">    # Автоматично запазва датата и часа на качване на файла</w:t>
+      </w:r>
+      <w:r>
+        <w:rPr>
+          <w:rFonts w:eastAsia="Times New Roman"/>
+          <w:sz w:val="20"/>
+          <w:lang w:eastAsia="bg-BG"/>
+        </w:rPr>
+        <w:br/>
+        <w:t xml:space="preserve">    </w:t>
+      </w:r>
+      <w:r>
+        <w:rPr>
+          <w:rFonts w:eastAsia="Times New Roman"/>
+          <w:color w:val="080808"/>
+          <w:sz w:val="20"/>
+          <w:lang w:eastAsia="bg-BG"/>
+        </w:rPr>
+        <w:t>uploaded_at = models.DateTimeField(</w:t>
+      </w:r>
+      <w:r>
+        <w:rPr>
+          <w:rFonts w:eastAsia="Times New Roman"/>
+          <w:color w:val="660099"/>
+          <w:sz w:val="20"/>
+          <w:lang w:eastAsia="bg-BG"/>
+        </w:rPr>
+        <w:t>auto_now_add</w:t>
+      </w:r>
+      <w:r>
+        <w:rPr>
+          <w:rFonts w:eastAsia="Times New Roman"/>
+          <w:color w:val="080808"/>
+          <w:sz w:val="20"/>
+          <w:lang w:eastAsia="bg-BG"/>
+        </w:rPr>
+        <w:t>=</w:t>
+      </w:r>
+      <w:r>
+        <w:rPr>
+          <w:rFonts w:eastAsia="Times New Roman"/>
+          <w:color w:val="0033B3"/>
+          <w:sz w:val="20"/>
+          <w:lang w:eastAsia="bg-BG"/>
+        </w:rPr>
+        <w:t>True</w:t>
+      </w:r>
+      <w:r>
+        <w:rPr>
+          <w:rFonts w:eastAsia="Times New Roman"/>
+          <w:color w:val="080808"/>
+          <w:sz w:val="20"/>
+          <w:lang w:eastAsia="bg-BG"/>
+        </w:rPr>
+        <w:t xml:space="preserve">, </w:t>
+      </w:r>
+      <w:r>
+        <w:rPr>
+          <w:rFonts w:eastAsia="Times New Roman"/>
+          <w:color w:val="660099"/>
+          <w:sz w:val="20"/>
+          <w:lang w:eastAsia="bg-BG"/>
+        </w:rPr>
+        <w:t>verbose_name</w:t>
+      </w:r>
+      <w:r>
+        <w:rPr>
+          <w:rFonts w:eastAsia="Times New Roman"/>
+          <w:color w:val="080808"/>
+          <w:sz w:val="20"/>
+          <w:lang w:eastAsia="bg-BG"/>
+        </w:rPr>
+        <w:t>=</w:t>
+      </w:r>
+      <w:r>
+        <w:rPr>
+          <w:rFonts w:eastAsia="Times New Roman"/>
+          <w:color w:val="067D17"/>
+          <w:sz w:val="20"/>
+          <w:lang w:eastAsia="bg-BG"/>
+        </w:rPr>
+        <w:t>'Дата на качване'</w:t>
+      </w:r>
+      <w:r>
+        <w:rPr>
+          <w:rFonts w:eastAsia="Times New Roman"/>
+          <w:color w:val="080808"/>
+          <w:sz w:val="20"/>
+          <w:lang w:eastAsia="bg-BG"/>
+        </w:rPr>
+        <w:t>)</w:t>
+      </w:r>
+      <w:r>
+        <w:rPr>
+          <w:rFonts w:eastAsia="Times New Roman"/>
+          <w:color w:val="080808"/>
+          <w:sz w:val="20"/>
+          <w:lang w:eastAsia="bg-BG"/>
+        </w:rPr>
+        <w:br/>
+      </w:r>
+      <w:r>
+        <w:rPr>
+          <w:rFonts w:eastAsia="Times New Roman"/>
+          <w:color w:val="080808"/>
+          <w:sz w:val="20"/>
+          <w:lang w:eastAsia="bg-BG"/>
+        </w:rPr>
+        <w:br/>
+        <w:t xml:space="preserve">    </w:t>
+      </w:r>
+      <w:r>
+        <w:rPr>
+          <w:rFonts w:eastAsia="Times New Roman"/>
+          <w:color w:val="0033B3"/>
+          <w:sz w:val="20"/>
+          <w:lang w:eastAsia="bg-BG"/>
+        </w:rPr>
+        <w:t xml:space="preserve">def </w:t>
+      </w:r>
+      <w:r>
+        <w:rPr>
+          <w:rFonts w:eastAsia="Times New Roman"/>
+          <w:color w:val="B200B2"/>
+          <w:sz w:val="20"/>
+          <w:lang w:eastAsia="bg-BG"/>
+        </w:rPr>
+        <w:t>__str__</w:t>
+      </w:r>
+      <w:r>
+        <w:rPr>
+          <w:rFonts w:eastAsia="Times New Roman"/>
+          <w:color w:val="080808"/>
+          <w:sz w:val="20"/>
+          <w:lang w:eastAsia="bg-BG"/>
+        </w:rPr>
+        <w:t>(</w:t>
+      </w:r>
+      <w:r>
+        <w:rPr>
+          <w:rFonts w:eastAsia="Times New Roman"/>
+          <w:color w:val="94558D"/>
+          <w:sz w:val="20"/>
+          <w:lang w:eastAsia="bg-BG"/>
+        </w:rPr>
+        <w:t>self</w:t>
+      </w:r>
+      <w:r>
+        <w:rPr>
+          <w:rFonts w:eastAsia="Times New Roman"/>
+          <w:color w:val="080808"/>
+          <w:sz w:val="20"/>
+          <w:lang w:eastAsia="bg-BG"/>
+        </w:rPr>
+        <w:t>):</w:t>
+      </w:r>
+      <w:r>
+        <w:rPr>
+          <w:rFonts w:eastAsia="Times New Roman"/>
+          <w:color w:val="080808"/>
+          <w:sz w:val="20"/>
+          <w:lang w:eastAsia="bg-BG"/>
+        </w:rPr>
+        <w:br/>
+        <w:t xml:space="preserve">        </w:t>
+      </w:r>
       <w:r>
         <w:rPr>
           <w:rFonts w:eastAsia="Times New Roman"/>
@@ -8185,17 +8522,7 @@
           <w:sz w:val="20"/>
           <w:lang w:eastAsia="bg-BG"/>
         </w:rPr>
-        <w:t>documents</w:t>
-      </w:r>
-      <w:proofErr w:type="spellEnd"/>
-      <w:r>
-        <w:rPr>
-          <w:rFonts w:eastAsia="Times New Roman"/>
-          <w:color w:val="808080" w:themeColor="background1" w:themeShade="80"/>
-          <w:sz w:val="20"/>
-          <w:lang w:eastAsia="bg-BG"/>
-        </w:rPr>
-        <w:t>/</w:t>
+        <w:t># Това определя как ще се показва обектът в административния панел</w:t>
       </w:r>
       <w:r>
         <w:rPr>
@@ -8204,9 +8531,44 @@
           <w:lang w:eastAsia="bg-BG"/>
         </w:rPr>
         <w:br/>
-        <w:t xml:space="preserve">    </w:t>
-      </w:r>
-      <w:proofErr w:type="spellStart"/>
+        <w:t xml:space="preserve">        </w:t>
+      </w:r>
+      <w:r>
+        <w:rPr>
+          <w:rFonts w:eastAsia="Times New Roman"/>
+          <w:color w:val="0033B3"/>
+          <w:sz w:val="20"/>
+          <w:lang w:eastAsia="bg-BG"/>
+        </w:rPr>
+        <w:t xml:space="preserve">return </w:t>
+      </w:r>
+      <w:r>
+        <w:rPr>
+          <w:rFonts w:eastAsia="Times New Roman"/>
+          <w:color w:val="067D17"/>
+          <w:sz w:val="20"/>
+          <w:lang w:eastAsia="bg-BG"/>
+        </w:rPr>
+        <w:t xml:space="preserve">f"Документ </w:t>
+      </w:r>
+      <w:r>
+        <w:rPr>
+          <w:rFonts w:eastAsia="Times New Roman"/>
+          <w:color w:val="0037A6"/>
+          <w:sz w:val="20"/>
+          <w:lang w:eastAsia="bg-BG"/>
+        </w:rPr>
+        <w:t>{</w:t>
+      </w:r>
+      <w:r>
+        <w:rPr>
+          <w:rFonts w:eastAsia="Times New Roman"/>
+          <w:color w:val="94558D"/>
+          <w:sz w:val="20"/>
+          <w:lang w:eastAsia="bg-BG"/>
+        </w:rPr>
+        <w:t>self</w:t>
+      </w:r>
       <w:r>
         <w:rPr>
           <w:rFonts w:eastAsia="Times New Roman"/>
@@ -8214,9 +8576,44 @@
           <w:sz w:val="20"/>
           <w:lang w:eastAsia="bg-BG"/>
         </w:rPr>
-        <w:t>image</w:t>
-      </w:r>
-      <w:proofErr w:type="spellEnd"/>
+        <w:t>.id</w:t>
+      </w:r>
+      <w:r>
+        <w:rPr>
+          <w:rFonts w:eastAsia="Times New Roman"/>
+          <w:color w:val="0037A6"/>
+          <w:sz w:val="20"/>
+          <w:lang w:eastAsia="bg-BG"/>
+        </w:rPr>
+        <w:t>}</w:t>
+      </w:r>
+      <w:r>
+        <w:rPr>
+          <w:rFonts w:eastAsia="Times New Roman"/>
+          <w:color w:val="067D17"/>
+          <w:sz w:val="20"/>
+          <w:lang w:eastAsia="bg-BG"/>
+        </w:rPr>
+        <w:t xml:space="preserve"> - </w:t>
+      </w:r>
+      <w:r>
+        <w:rPr>
+          <w:rFonts w:eastAsia="Times New Roman"/>
+          <w:color w:val="0037A6"/>
+          <w:sz w:val="20"/>
+          <w:lang w:eastAsia="bg-BG"/>
+        </w:rPr>
+        <w:t>{</w:t>
+      </w:r>
+      <w:r>
+        <w:rPr>
+          <w:rFonts w:eastAsia="Times New Roman"/>
+          <w:color w:val="94558D"/>
+          <w:sz w:val="20"/>
+          <w:lang w:eastAsia="bg-BG"/>
+        </w:rPr>
+        <w:t>self</w:t>
+      </w:r>
       <w:r>
         <w:rPr>
           <w:rFonts w:eastAsia="Times New Roman"/>
@@ -8224,9 +8621,17 @@
           <w:sz w:val="20"/>
           <w:lang w:eastAsia="bg-BG"/>
         </w:rPr>
-        <w:t xml:space="preserve"> = models.</w:t>
-      </w:r>
-      <w:proofErr w:type="spellStart"/>
+        <w:t>.uploaded_at.strftime(</w:t>
+      </w:r>
+      <w:r>
+        <w:rPr>
+          <w:rFonts w:eastAsia="Times New Roman"/>
+          <w:color w:val="067D17"/>
+          <w:sz w:val="20"/>
+          <w:lang w:eastAsia="bg-BG"/>
+        </w:rPr>
+        <w:t>'%d.%m.%Y %H:%M'</w:t>
+      </w:r>
       <w:r>
         <w:rPr>
           <w:rFonts w:eastAsia="Times New Roman"/>
@@ -8234,35 +8639,16 @@
           <w:sz w:val="20"/>
           <w:lang w:eastAsia="bg-BG"/>
         </w:rPr>
-        <w:t>ImageField</w:t>
-      </w:r>
-      <w:proofErr w:type="spellEnd"/>
+        <w:t>)</w:t>
+      </w:r>
       <w:r>
         <w:rPr>
           <w:rFonts w:eastAsia="Times New Roman"/>
-          <w:color w:val="080808"/>
+          <w:color w:val="0037A6"/>
           <w:sz w:val="20"/>
           <w:lang w:eastAsia="bg-BG"/>
         </w:rPr>
-        <w:t>(</w:t>
-      </w:r>
-      <w:r>
-        <w:rPr>
-          <w:rFonts w:eastAsia="Times New Roman"/>
-          <w:color w:val="660099"/>
-          <w:sz w:val="20"/>
-          <w:lang w:eastAsia="bg-BG"/>
-        </w:rPr>
-        <w:t>upload_to</w:t>
-      </w:r>
-      <w:r>
-        <w:rPr>
-          <w:rFonts w:eastAsia="Times New Roman"/>
-          <w:color w:val="080808"/>
-          <w:sz w:val="20"/>
-          <w:lang w:eastAsia="bg-BG"/>
-        </w:rPr>
-        <w:t>=</w:t>
+        <w:t>}</w:t>
       </w:r>
       <w:r>
         <w:rPr>
@@ -8271,747 +8657,12 @@
           <w:sz w:val="20"/>
           <w:lang w:eastAsia="bg-BG"/>
         </w:rPr>
-        <w:t>'</w:t>
-      </w:r>
-      <w:proofErr w:type="spellStart"/>
-      <w:r>
-        <w:rPr>
-          <w:rFonts w:eastAsia="Times New Roman"/>
-          <w:color w:val="067D17"/>
-          <w:sz w:val="20"/>
-          <w:lang w:eastAsia="bg-BG"/>
-        </w:rPr>
-        <w:t>documents</w:t>
-      </w:r>
-      <w:proofErr w:type="spellEnd"/>
-      <w:r>
-        <w:rPr>
-          <w:rFonts w:eastAsia="Times New Roman"/>
-          <w:color w:val="067D17"/>
-          <w:sz w:val="20"/>
-          <w:lang w:eastAsia="bg-BG"/>
-        </w:rPr>
-        <w:t>/'</w:t>
-      </w:r>
-      <w:r>
-        <w:rPr>
-          <w:rFonts w:eastAsia="Times New Roman"/>
-          <w:color w:val="080808"/>
-          <w:sz w:val="20"/>
-          <w:lang w:eastAsia="bg-BG"/>
-        </w:rPr>
-        <w:t xml:space="preserve">, </w:t>
-      </w:r>
-      <w:proofErr w:type="spellStart"/>
-      <w:r>
-        <w:rPr>
-          <w:rFonts w:eastAsia="Times New Roman"/>
-          <w:color w:val="660099"/>
-          <w:sz w:val="20"/>
-          <w:lang w:eastAsia="bg-BG"/>
-        </w:rPr>
-        <w:t>verbose_name</w:t>
-      </w:r>
-      <w:proofErr w:type="spellEnd"/>
-      <w:r>
-        <w:rPr>
-          <w:rFonts w:eastAsia="Times New Roman"/>
-          <w:color w:val="080808"/>
-          <w:sz w:val="20"/>
-          <w:lang w:eastAsia="bg-BG"/>
-        </w:rPr>
-        <w:t>=</w:t>
-      </w:r>
-      <w:r>
-        <w:rPr>
-          <w:rFonts w:eastAsia="Times New Roman"/>
-          <w:color w:val="067D17"/>
-          <w:sz w:val="20"/>
-          <w:lang w:eastAsia="bg-BG"/>
-        </w:rPr>
-        <w:t xml:space="preserve">'Снимка на </w:t>
-      </w:r>
-      <w:proofErr w:type="spellStart"/>
-      <w:r>
-        <w:rPr>
-          <w:rFonts w:eastAsia="Times New Roman"/>
-          <w:color w:val="067D17"/>
-          <w:sz w:val="20"/>
-          <w:lang w:eastAsia="bg-BG"/>
-        </w:rPr>
-        <w:t>документа'</w:t>
-      </w:r>
-      <w:proofErr w:type="spellEnd"/>
-      <w:r>
-        <w:rPr>
-          <w:rFonts w:eastAsia="Times New Roman"/>
-          <w:color w:val="080808"/>
-          <w:sz w:val="20"/>
-          <w:lang w:eastAsia="bg-BG"/>
-        </w:rPr>
-        <w:t>)</w:t>
-      </w:r>
-      <w:r>
-        <w:rPr>
-          <w:rFonts w:eastAsia="Times New Roman"/>
-          <w:color w:val="080808"/>
-          <w:sz w:val="20"/>
-          <w:lang w:eastAsia="bg-BG"/>
-        </w:rPr>
-        <w:br/>
-      </w:r>
-      <w:r>
-        <w:rPr>
-          <w:rFonts w:eastAsia="Times New Roman"/>
-          <w:color w:val="080808"/>
-          <w:sz w:val="20"/>
-          <w:lang w:eastAsia="bg-BG"/>
-        </w:rPr>
-        <w:br/>
-        <w:t xml:space="preserve">    </w:t>
-      </w:r>
-      <w:r>
-        <w:rPr>
-          <w:rFonts w:eastAsia="Times New Roman"/>
-          <w:color w:val="808080" w:themeColor="background1" w:themeShade="80"/>
-          <w:sz w:val="20"/>
-          <w:lang w:eastAsia="bg-BG"/>
-        </w:rPr>
-        <w:t># Поле за текста, който ще извлечем. Може да бъде празно първоначално.</w:t>
-      </w:r>
-      <w:r>
-        <w:rPr>
-          <w:rFonts w:eastAsia="Times New Roman"/>
-          <w:sz w:val="20"/>
-          <w:lang w:eastAsia="bg-BG"/>
-        </w:rPr>
-        <w:br/>
-        <w:t xml:space="preserve">    </w:t>
-      </w:r>
-      <w:proofErr w:type="spellStart"/>
-      <w:r>
-        <w:rPr>
-          <w:rFonts w:eastAsia="Times New Roman"/>
-          <w:color w:val="080808"/>
-          <w:sz w:val="20"/>
-          <w:lang w:eastAsia="bg-BG"/>
-        </w:rPr>
-        <w:t>extracted_text</w:t>
-      </w:r>
-      <w:proofErr w:type="spellEnd"/>
-      <w:r>
-        <w:rPr>
-          <w:rFonts w:eastAsia="Times New Roman"/>
-          <w:color w:val="080808"/>
-          <w:sz w:val="20"/>
-          <w:lang w:eastAsia="bg-BG"/>
-        </w:rPr>
-        <w:t xml:space="preserve"> = models.</w:t>
-      </w:r>
-      <w:proofErr w:type="spellStart"/>
-      <w:r>
-        <w:rPr>
-          <w:rFonts w:eastAsia="Times New Roman"/>
-          <w:color w:val="080808"/>
-          <w:sz w:val="20"/>
-          <w:lang w:eastAsia="bg-BG"/>
-        </w:rPr>
-        <w:t>TextField</w:t>
-      </w:r>
-      <w:proofErr w:type="spellEnd"/>
-      <w:r>
-        <w:rPr>
-          <w:rFonts w:eastAsia="Times New Roman"/>
-          <w:color w:val="080808"/>
-          <w:sz w:val="20"/>
-          <w:lang w:eastAsia="bg-BG"/>
-        </w:rPr>
-        <w:t>(</w:t>
-      </w:r>
-      <w:proofErr w:type="spellStart"/>
-      <w:r>
-        <w:rPr>
-          <w:rFonts w:eastAsia="Times New Roman"/>
-          <w:color w:val="660099"/>
-          <w:sz w:val="20"/>
-          <w:lang w:eastAsia="bg-BG"/>
-        </w:rPr>
-        <w:t>blank</w:t>
-      </w:r>
-      <w:proofErr w:type="spellEnd"/>
-      <w:r>
-        <w:rPr>
-          <w:rFonts w:eastAsia="Times New Roman"/>
-          <w:color w:val="080808"/>
-          <w:sz w:val="20"/>
-          <w:lang w:eastAsia="bg-BG"/>
-        </w:rPr>
-        <w:t>=</w:t>
-      </w:r>
-      <w:proofErr w:type="spellStart"/>
-      <w:r>
-        <w:rPr>
-          <w:rFonts w:eastAsia="Times New Roman"/>
-          <w:color w:val="0033B3"/>
-          <w:sz w:val="20"/>
-          <w:lang w:eastAsia="bg-BG"/>
-        </w:rPr>
-        <w:t>True</w:t>
-      </w:r>
-      <w:proofErr w:type="spellEnd"/>
-      <w:r>
-        <w:rPr>
-          <w:rFonts w:eastAsia="Times New Roman"/>
-          <w:color w:val="080808"/>
-          <w:sz w:val="20"/>
-          <w:lang w:eastAsia="bg-BG"/>
-        </w:rPr>
-        <w:t xml:space="preserve">, </w:t>
-      </w:r>
-      <w:proofErr w:type="spellStart"/>
-      <w:r>
-        <w:rPr>
-          <w:rFonts w:eastAsia="Times New Roman"/>
-          <w:color w:val="660099"/>
-          <w:sz w:val="20"/>
-          <w:lang w:eastAsia="bg-BG"/>
-        </w:rPr>
-        <w:t>null</w:t>
-      </w:r>
-      <w:proofErr w:type="spellEnd"/>
-      <w:r>
-        <w:rPr>
-          <w:rFonts w:eastAsia="Times New Roman"/>
-          <w:color w:val="080808"/>
-          <w:sz w:val="20"/>
-          <w:lang w:eastAsia="bg-BG"/>
-        </w:rPr>
-        <w:t>=</w:t>
-      </w:r>
-      <w:proofErr w:type="spellStart"/>
-      <w:r>
-        <w:rPr>
-          <w:rFonts w:eastAsia="Times New Roman"/>
-          <w:color w:val="0033B3"/>
-          <w:sz w:val="20"/>
-          <w:lang w:eastAsia="bg-BG"/>
-        </w:rPr>
-        <w:t>True</w:t>
-      </w:r>
-      <w:proofErr w:type="spellEnd"/>
-      <w:r>
-        <w:rPr>
-          <w:rFonts w:eastAsia="Times New Roman"/>
-          <w:color w:val="080808"/>
-          <w:sz w:val="20"/>
-          <w:lang w:eastAsia="bg-BG"/>
-        </w:rPr>
-        <w:t xml:space="preserve">, </w:t>
-      </w:r>
-      <w:proofErr w:type="spellStart"/>
-      <w:r>
-        <w:rPr>
-          <w:rFonts w:eastAsia="Times New Roman"/>
-          <w:color w:val="660099"/>
-          <w:sz w:val="20"/>
-          <w:lang w:eastAsia="bg-BG"/>
-        </w:rPr>
-        <w:t>verbose_name</w:t>
-      </w:r>
-      <w:proofErr w:type="spellEnd"/>
-      <w:r>
-        <w:rPr>
-          <w:rFonts w:eastAsia="Times New Roman"/>
-          <w:color w:val="080808"/>
-          <w:sz w:val="20"/>
-          <w:lang w:eastAsia="bg-BG"/>
-        </w:rPr>
-        <w:t>=</w:t>
-      </w:r>
-      <w:r>
-        <w:rPr>
-          <w:rFonts w:eastAsia="Times New Roman"/>
-          <w:color w:val="067D17"/>
-          <w:sz w:val="20"/>
-          <w:lang w:eastAsia="bg-BG"/>
-        </w:rPr>
-        <w:t xml:space="preserve">'Извлечен </w:t>
-      </w:r>
-      <w:proofErr w:type="spellStart"/>
-      <w:r>
-        <w:rPr>
-          <w:rFonts w:eastAsia="Times New Roman"/>
-          <w:color w:val="067D17"/>
-          <w:sz w:val="20"/>
-          <w:lang w:eastAsia="bg-BG"/>
-        </w:rPr>
-        <w:t>текст'</w:t>
-      </w:r>
-      <w:proofErr w:type="spellEnd"/>
-      <w:r>
-        <w:rPr>
-          <w:rFonts w:eastAsia="Times New Roman"/>
-          <w:color w:val="080808"/>
-          <w:sz w:val="20"/>
-          <w:lang w:eastAsia="bg-BG"/>
-        </w:rPr>
-        <w:t>)</w:t>
-      </w:r>
-      <w:r>
-        <w:rPr>
-          <w:rFonts w:eastAsia="Times New Roman"/>
-          <w:color w:val="080808"/>
-          <w:sz w:val="20"/>
-          <w:lang w:eastAsia="bg-BG"/>
-        </w:rPr>
-        <w:br/>
-      </w:r>
-      <w:r>
-        <w:rPr>
-          <w:rFonts w:eastAsia="Times New Roman"/>
-          <w:color w:val="080808"/>
-          <w:sz w:val="20"/>
-          <w:lang w:eastAsia="bg-BG"/>
-        </w:rPr>
-        <w:br/>
-      </w:r>
-      <w:r>
-        <w:rPr>
-          <w:rFonts w:eastAsia="Times New Roman"/>
-          <w:color w:val="808080" w:themeColor="background1" w:themeShade="80"/>
-          <w:sz w:val="20"/>
-          <w:lang w:eastAsia="bg-BG"/>
-        </w:rPr>
-        <w:t xml:space="preserve">    # Автоматично запазва датата и часа на качване на файла</w:t>
-      </w:r>
-      <w:r>
-        <w:rPr>
-          <w:rFonts w:eastAsia="Times New Roman"/>
-          <w:sz w:val="20"/>
-          <w:lang w:eastAsia="bg-BG"/>
-        </w:rPr>
-        <w:br/>
-        <w:t xml:space="preserve">    </w:t>
-      </w:r>
-      <w:proofErr w:type="spellStart"/>
-      <w:r>
-        <w:rPr>
-          <w:rFonts w:eastAsia="Times New Roman"/>
-          <w:color w:val="080808"/>
-          <w:sz w:val="20"/>
-          <w:lang w:eastAsia="bg-BG"/>
-        </w:rPr>
-        <w:t>uploaded_at</w:t>
-      </w:r>
-      <w:proofErr w:type="spellEnd"/>
-      <w:r>
-        <w:rPr>
-          <w:rFonts w:eastAsia="Times New Roman"/>
-          <w:color w:val="080808"/>
-          <w:sz w:val="20"/>
-          <w:lang w:eastAsia="bg-BG"/>
-        </w:rPr>
-        <w:t xml:space="preserve"> = models.</w:t>
-      </w:r>
-      <w:proofErr w:type="spellStart"/>
-      <w:r>
-        <w:rPr>
-          <w:rFonts w:eastAsia="Times New Roman"/>
-          <w:color w:val="080808"/>
-          <w:sz w:val="20"/>
-          <w:lang w:eastAsia="bg-BG"/>
-        </w:rPr>
-        <w:t>DateTimeField</w:t>
-      </w:r>
-      <w:proofErr w:type="spellEnd"/>
-      <w:r>
-        <w:rPr>
-          <w:rFonts w:eastAsia="Times New Roman"/>
-          <w:color w:val="080808"/>
-          <w:sz w:val="20"/>
-          <w:lang w:eastAsia="bg-BG"/>
-        </w:rPr>
-        <w:t>(</w:t>
-      </w:r>
-      <w:proofErr w:type="spellStart"/>
-      <w:r>
-        <w:rPr>
-          <w:rFonts w:eastAsia="Times New Roman"/>
-          <w:color w:val="660099"/>
-          <w:sz w:val="20"/>
-          <w:lang w:eastAsia="bg-BG"/>
-        </w:rPr>
-        <w:t>auto_now_add</w:t>
-      </w:r>
-      <w:proofErr w:type="spellEnd"/>
-      <w:r>
-        <w:rPr>
-          <w:rFonts w:eastAsia="Times New Roman"/>
-          <w:color w:val="080808"/>
-          <w:sz w:val="20"/>
-          <w:lang w:eastAsia="bg-BG"/>
-        </w:rPr>
-        <w:t>=</w:t>
-      </w:r>
-      <w:proofErr w:type="spellStart"/>
-      <w:r>
-        <w:rPr>
-          <w:rFonts w:eastAsia="Times New Roman"/>
-          <w:color w:val="0033B3"/>
-          <w:sz w:val="20"/>
-          <w:lang w:eastAsia="bg-BG"/>
-        </w:rPr>
-        <w:t>True</w:t>
-      </w:r>
-      <w:proofErr w:type="spellEnd"/>
-      <w:r>
-        <w:rPr>
-          <w:rFonts w:eastAsia="Times New Roman"/>
-          <w:color w:val="080808"/>
-          <w:sz w:val="20"/>
-          <w:lang w:eastAsia="bg-BG"/>
-        </w:rPr>
-        <w:t xml:space="preserve">, </w:t>
-      </w:r>
-      <w:proofErr w:type="spellStart"/>
-      <w:r>
-        <w:rPr>
-          <w:rFonts w:eastAsia="Times New Roman"/>
-          <w:color w:val="660099"/>
-          <w:sz w:val="20"/>
-          <w:lang w:eastAsia="bg-BG"/>
-        </w:rPr>
-        <w:t>verbose_name</w:t>
-      </w:r>
-      <w:proofErr w:type="spellEnd"/>
-      <w:r>
-        <w:rPr>
-          <w:rFonts w:eastAsia="Times New Roman"/>
-          <w:color w:val="080808"/>
-          <w:sz w:val="20"/>
-          <w:lang w:eastAsia="bg-BG"/>
-        </w:rPr>
-        <w:t>=</w:t>
-      </w:r>
-      <w:r>
-        <w:rPr>
-          <w:rFonts w:eastAsia="Times New Roman"/>
-          <w:color w:val="067D17"/>
-          <w:sz w:val="20"/>
-          <w:lang w:eastAsia="bg-BG"/>
-        </w:rPr>
-        <w:t xml:space="preserve">'Дата на </w:t>
-      </w:r>
-      <w:proofErr w:type="spellStart"/>
-      <w:r>
-        <w:rPr>
-          <w:rFonts w:eastAsia="Times New Roman"/>
-          <w:color w:val="067D17"/>
-          <w:sz w:val="20"/>
-          <w:lang w:eastAsia="bg-BG"/>
-        </w:rPr>
-        <w:t>качване'</w:t>
-      </w:r>
-      <w:proofErr w:type="spellEnd"/>
-      <w:r>
-        <w:rPr>
-          <w:rFonts w:eastAsia="Times New Roman"/>
-          <w:color w:val="080808"/>
-          <w:sz w:val="20"/>
-          <w:lang w:eastAsia="bg-BG"/>
-        </w:rPr>
-        <w:t>)</w:t>
-      </w:r>
-      <w:r>
-        <w:rPr>
-          <w:rFonts w:eastAsia="Times New Roman"/>
-          <w:color w:val="080808"/>
-          <w:sz w:val="20"/>
-          <w:lang w:eastAsia="bg-BG"/>
-        </w:rPr>
-        <w:br/>
-      </w:r>
-      <w:r>
-        <w:rPr>
-          <w:rFonts w:eastAsia="Times New Roman"/>
-          <w:color w:val="080808"/>
-          <w:sz w:val="20"/>
-          <w:lang w:eastAsia="bg-BG"/>
-        </w:rPr>
-        <w:br/>
-        <w:t xml:space="preserve">    </w:t>
-      </w:r>
-      <w:r>
-        <w:rPr>
-          <w:rFonts w:eastAsia="Times New Roman"/>
-          <w:color w:val="0033B3"/>
-          <w:sz w:val="20"/>
-          <w:lang w:eastAsia="bg-BG"/>
-        </w:rPr>
-        <w:t xml:space="preserve">def </w:t>
-      </w:r>
-      <w:r>
-        <w:rPr>
-          <w:rFonts w:eastAsia="Times New Roman"/>
-          <w:color w:val="B200B2"/>
-          <w:sz w:val="20"/>
-          <w:lang w:eastAsia="bg-BG"/>
-        </w:rPr>
-        <w:t>__</w:t>
-      </w:r>
-      <w:proofErr w:type="spellStart"/>
-      <w:r>
-        <w:rPr>
-          <w:rFonts w:eastAsia="Times New Roman"/>
-          <w:color w:val="B200B2"/>
-          <w:sz w:val="20"/>
-          <w:lang w:eastAsia="bg-BG"/>
-        </w:rPr>
-        <w:t>str__</w:t>
-      </w:r>
-      <w:proofErr w:type="spellEnd"/>
-      <w:r>
-        <w:rPr>
-          <w:rFonts w:eastAsia="Times New Roman"/>
-          <w:color w:val="080808"/>
-          <w:sz w:val="20"/>
-          <w:lang w:eastAsia="bg-BG"/>
-        </w:rPr>
-        <w:t>(</w:t>
-      </w:r>
-      <w:proofErr w:type="spellStart"/>
-      <w:r>
-        <w:rPr>
-          <w:rFonts w:eastAsia="Times New Roman"/>
-          <w:color w:val="94558D"/>
-          <w:sz w:val="20"/>
-          <w:lang w:eastAsia="bg-BG"/>
-        </w:rPr>
-        <w:t>self</w:t>
-      </w:r>
-      <w:proofErr w:type="spellEnd"/>
-      <w:r>
-        <w:rPr>
-          <w:rFonts w:eastAsia="Times New Roman"/>
-          <w:color w:val="080808"/>
-          <w:sz w:val="20"/>
-          <w:lang w:eastAsia="bg-BG"/>
-        </w:rPr>
-        <w:t>):</w:t>
-      </w:r>
-      <w:r>
-        <w:rPr>
-          <w:rFonts w:eastAsia="Times New Roman"/>
-          <w:color w:val="080808"/>
-          <w:sz w:val="20"/>
-          <w:lang w:eastAsia="bg-BG"/>
-        </w:rPr>
-        <w:br/>
-        <w:t xml:space="preserve">        </w:t>
-      </w:r>
-      <w:r>
-        <w:rPr>
-          <w:rFonts w:eastAsia="Times New Roman"/>
-          <w:color w:val="808080" w:themeColor="background1" w:themeShade="80"/>
-          <w:sz w:val="20"/>
-          <w:lang w:eastAsia="bg-BG"/>
-        </w:rPr>
-        <w:t># Това определя как ще се показва обектът в административния панел</w:t>
-      </w:r>
-      <w:r>
-        <w:rPr>
-          <w:rFonts w:eastAsia="Times New Roman"/>
-          <w:sz w:val="20"/>
-          <w:lang w:eastAsia="bg-BG"/>
-        </w:rPr>
-        <w:br/>
-        <w:t xml:space="preserve">        </w:t>
-      </w:r>
-      <w:proofErr w:type="spellStart"/>
-      <w:r>
-        <w:rPr>
-          <w:rFonts w:eastAsia="Times New Roman"/>
-          <w:color w:val="0033B3"/>
-          <w:sz w:val="20"/>
-          <w:lang w:eastAsia="bg-BG"/>
-        </w:rPr>
-        <w:t>return</w:t>
-      </w:r>
-      <w:proofErr w:type="spellEnd"/>
-      <w:r>
-        <w:rPr>
-          <w:rFonts w:eastAsia="Times New Roman"/>
-          <w:color w:val="0033B3"/>
-          <w:sz w:val="20"/>
-          <w:lang w:eastAsia="bg-BG"/>
-        </w:rPr>
-        <w:t xml:space="preserve"> </w:t>
-      </w:r>
-      <w:r>
-        <w:rPr>
-          <w:rFonts w:eastAsia="Times New Roman"/>
-          <w:color w:val="067D17"/>
-          <w:sz w:val="20"/>
-          <w:lang w:eastAsia="bg-BG"/>
-        </w:rPr>
-        <w:t xml:space="preserve">f"Документ </w:t>
-      </w:r>
-      <w:r>
-        <w:rPr>
-          <w:rFonts w:eastAsia="Times New Roman"/>
-          <w:color w:val="0037A6"/>
-          <w:sz w:val="20"/>
-          <w:lang w:eastAsia="bg-BG"/>
-        </w:rPr>
-        <w:t>{</w:t>
-      </w:r>
-      <w:proofErr w:type="spellStart"/>
-      <w:r>
-        <w:rPr>
-          <w:rFonts w:eastAsia="Times New Roman"/>
-          <w:color w:val="94558D"/>
-          <w:sz w:val="20"/>
-          <w:lang w:eastAsia="bg-BG"/>
-        </w:rPr>
-        <w:t>self</w:t>
-      </w:r>
-      <w:proofErr w:type="spellEnd"/>
-      <w:r>
-        <w:rPr>
-          <w:rFonts w:eastAsia="Times New Roman"/>
-          <w:color w:val="080808"/>
-          <w:sz w:val="20"/>
-          <w:lang w:eastAsia="bg-BG"/>
-        </w:rPr>
-        <w:t>.id</w:t>
-      </w:r>
-      <w:r>
-        <w:rPr>
-          <w:rFonts w:eastAsia="Times New Roman"/>
-          <w:color w:val="0037A6"/>
-          <w:sz w:val="20"/>
-          <w:lang w:eastAsia="bg-BG"/>
-        </w:rPr>
-        <w:t>}</w:t>
-      </w:r>
-      <w:r>
-        <w:rPr>
-          <w:rFonts w:eastAsia="Times New Roman"/>
-          <w:color w:val="067D17"/>
-          <w:sz w:val="20"/>
-          <w:lang w:eastAsia="bg-BG"/>
-        </w:rPr>
-        <w:t xml:space="preserve"> - </w:t>
-      </w:r>
-      <w:r>
-        <w:rPr>
-          <w:rFonts w:eastAsia="Times New Roman"/>
-          <w:color w:val="0037A6"/>
-          <w:sz w:val="20"/>
-          <w:lang w:eastAsia="bg-BG"/>
-        </w:rPr>
-        <w:t>{</w:t>
-      </w:r>
-      <w:proofErr w:type="spellStart"/>
-      <w:r>
-        <w:rPr>
-          <w:rFonts w:eastAsia="Times New Roman"/>
-          <w:color w:val="94558D"/>
-          <w:sz w:val="20"/>
-          <w:lang w:eastAsia="bg-BG"/>
-        </w:rPr>
-        <w:t>self</w:t>
-      </w:r>
-      <w:proofErr w:type="spellEnd"/>
-      <w:r>
-        <w:rPr>
-          <w:rFonts w:eastAsia="Times New Roman"/>
-          <w:color w:val="080808"/>
-          <w:sz w:val="20"/>
-          <w:lang w:eastAsia="bg-BG"/>
-        </w:rPr>
-        <w:t>.</w:t>
-      </w:r>
-      <w:proofErr w:type="spellStart"/>
-      <w:r>
-        <w:rPr>
-          <w:rFonts w:eastAsia="Times New Roman"/>
-          <w:color w:val="080808"/>
-          <w:sz w:val="20"/>
-          <w:lang w:eastAsia="bg-BG"/>
-        </w:rPr>
-        <w:t>uploaded_at</w:t>
-      </w:r>
-      <w:proofErr w:type="spellEnd"/>
-      <w:r>
-        <w:rPr>
-          <w:rFonts w:eastAsia="Times New Roman"/>
-          <w:color w:val="080808"/>
-          <w:sz w:val="20"/>
-          <w:lang w:eastAsia="bg-BG"/>
-        </w:rPr>
-        <w:t>.</w:t>
-      </w:r>
-      <w:proofErr w:type="spellStart"/>
-      <w:r>
-        <w:rPr>
-          <w:rFonts w:eastAsia="Times New Roman"/>
-          <w:color w:val="080808"/>
-          <w:sz w:val="20"/>
-          <w:lang w:eastAsia="bg-BG"/>
-        </w:rPr>
-        <w:t>strftime</w:t>
-      </w:r>
-      <w:proofErr w:type="spellEnd"/>
-      <w:r>
-        <w:rPr>
-          <w:rFonts w:eastAsia="Times New Roman"/>
-          <w:color w:val="080808"/>
-          <w:sz w:val="20"/>
-          <w:lang w:eastAsia="bg-BG"/>
-        </w:rPr>
-        <w:t>(</w:t>
-      </w:r>
-      <w:r>
-        <w:rPr>
-          <w:rFonts w:eastAsia="Times New Roman"/>
-          <w:color w:val="067D17"/>
-          <w:sz w:val="20"/>
-          <w:lang w:eastAsia="bg-BG"/>
-        </w:rPr>
-        <w:t>'%d.%m.%Y %H:%M'</w:t>
-      </w:r>
-      <w:r>
-        <w:rPr>
-          <w:rFonts w:eastAsia="Times New Roman"/>
-          <w:color w:val="080808"/>
-          <w:sz w:val="20"/>
-          <w:lang w:eastAsia="bg-BG"/>
-        </w:rPr>
-        <w:t>)</w:t>
-      </w:r>
-      <w:r>
-        <w:rPr>
-          <w:rFonts w:eastAsia="Times New Roman"/>
-          <w:color w:val="0037A6"/>
-          <w:sz w:val="20"/>
-          <w:lang w:eastAsia="bg-BG"/>
-        </w:rPr>
-        <w:t>}</w:t>
-      </w:r>
-      <w:r>
-        <w:rPr>
-          <w:rFonts w:eastAsia="Times New Roman"/>
-          <w:color w:val="067D17"/>
-          <w:sz w:val="20"/>
-          <w:lang w:eastAsia="bg-BG"/>
-        </w:rPr>
         <w:t>"</w:t>
       </w:r>
     </w:p>
     <w:p>
       <w:pPr>
-        <w:pStyle w:val="af6"/>
+        <w:pStyle w:val="Quote"/>
       </w:pPr>
       <w:r>
         <w:t xml:space="preserve">Дефиниция на модела </w:t>
@@ -9028,6 +8679,10 @@
         <w:ind w:firstLine="0"/>
       </w:pPr>
       <w:r>
+        <w:rPr>
+          <w:noProof/>
+          <w:lang w:eastAsia="bg-BG"/>
+        </w:rPr>
         <w:drawing>
           <wp:inline distT="0" distB="0" distL="0" distR="0" wp14:anchorId="06ED450A" wp14:editId="577E3F50">
             <wp:extent cx="5760720" cy="3972974"/>
@@ -9044,7 +8699,7 @@
                     <pic:cNvPicPr/>
                   </pic:nvPicPr>
                   <pic:blipFill>
-                    <a:blip r:embed="rId9"/>
+                    <a:blip r:embed="rId8"/>
                     <a:stretch>
                       <a:fillRect/>
                     </a:stretch>
@@ -9072,7 +8727,7 @@
     </w:p>
     <w:p>
       <w:pPr>
-        <w:pStyle w:val="af6"/>
+        <w:pStyle w:val="Quote"/>
       </w:pPr>
       <w:r>
         <w:t xml:space="preserve">OCR логиката във </w:t>
@@ -9142,7 +8797,7 @@
     </w:p>
     <w:p>
       <w:pPr>
-        <w:pStyle w:val="HTML0"/>
+        <w:pStyle w:val="HTMLPreformatted"/>
         <w:pBdr>
           <w:top w:val="single" w:sz="4" w:space="1" w:color="auto"/>
           <w:left w:val="single" w:sz="4" w:space="4" w:color="auto"/>
@@ -9163,21 +8818,12 @@
         </w:rPr>
         <w:t xml:space="preserve">from </w:t>
       </w:r>
-      <w:proofErr w:type="spellStart"/>
       <w:r>
         <w:rPr>
           <w:sz w:val="18"/>
           <w:lang w:val="en-AU"/>
         </w:rPr>
-        <w:t>rest_framework.views</w:t>
-      </w:r>
-      <w:proofErr w:type="spellEnd"/>
-      <w:r>
-        <w:rPr>
-          <w:sz w:val="18"/>
-          <w:lang w:val="en-AU"/>
-        </w:rPr>
-        <w:t xml:space="preserve"> </w:t>
+        <w:t xml:space="preserve">rest_framework.views </w:t>
       </w:r>
       <w:r>
         <w:rPr>
@@ -9187,7 +8833,6 @@
         </w:rPr>
         <w:t xml:space="preserve">import </w:t>
       </w:r>
-      <w:proofErr w:type="spellStart"/>
       <w:r>
         <w:rPr>
           <w:sz w:val="18"/>
@@ -9195,7 +8840,6 @@
         </w:rPr>
         <w:t>APIView</w:t>
       </w:r>
-      <w:proofErr w:type="spellEnd"/>
       <w:r>
         <w:rPr>
           <w:sz w:val="18"/>
@@ -9211,21 +8855,12 @@
         </w:rPr>
         <w:t xml:space="preserve">from </w:t>
       </w:r>
-      <w:proofErr w:type="spellStart"/>
       <w:r>
         <w:rPr>
           <w:sz w:val="18"/>
           <w:lang w:val="en-AU"/>
         </w:rPr>
-        <w:t>rest_framework.response</w:t>
-      </w:r>
-      <w:proofErr w:type="spellEnd"/>
-      <w:r>
-        <w:rPr>
-          <w:sz w:val="18"/>
-          <w:lang w:val="en-AU"/>
-        </w:rPr>
-        <w:t xml:space="preserve"> </w:t>
+        <w:t xml:space="preserve">rest_framework.response </w:t>
       </w:r>
       <w:r>
         <w:rPr>
@@ -9257,21 +8892,12 @@
         </w:rPr>
         <w:t xml:space="preserve">from </w:t>
       </w:r>
-      <w:proofErr w:type="spellStart"/>
       <w:r>
         <w:rPr>
           <w:sz w:val="18"/>
           <w:lang w:val="en-AU"/>
         </w:rPr>
-        <w:t>rest_framework</w:t>
-      </w:r>
-      <w:proofErr w:type="spellEnd"/>
-      <w:r>
-        <w:rPr>
-          <w:sz w:val="18"/>
-          <w:lang w:val="en-AU"/>
-        </w:rPr>
-        <w:t xml:space="preserve"> </w:t>
+        <w:t xml:space="preserve">rest_framework </w:t>
       </w:r>
       <w:r>
         <w:rPr>
@@ -9308,23 +8934,7 @@
           <w:sz w:val="18"/>
           <w:lang w:val="en-AU"/>
         </w:rPr>
-        <w:t>.</w:t>
-      </w:r>
-      <w:proofErr w:type="spellStart"/>
-      <w:r>
-        <w:rPr>
-          <w:sz w:val="18"/>
-          <w:lang w:val="en-AU"/>
-        </w:rPr>
-        <w:t>serializers</w:t>
-      </w:r>
-      <w:proofErr w:type="spellEnd"/>
-      <w:r>
-        <w:rPr>
-          <w:sz w:val="18"/>
-          <w:lang w:val="en-AU"/>
-        </w:rPr>
-        <w:t xml:space="preserve"> </w:t>
+        <w:t xml:space="preserve">.serializers </w:t>
       </w:r>
       <w:r>
         <w:rPr>
@@ -9334,7 +8944,6 @@
         </w:rPr>
         <w:t xml:space="preserve">import </w:t>
       </w:r>
-      <w:proofErr w:type="spellStart"/>
       <w:r>
         <w:rPr>
           <w:sz w:val="18"/>
@@ -9342,7 +8951,6 @@
         </w:rPr>
         <w:t>DocumentSerializer</w:t>
       </w:r>
-      <w:proofErr w:type="spellEnd"/>
       <w:r>
         <w:rPr>
           <w:sz w:val="18"/>
@@ -9439,21 +9047,12 @@
         </w:rPr>
         <w:t xml:space="preserve">import </w:t>
       </w:r>
-      <w:proofErr w:type="spellStart"/>
       <w:r>
         <w:rPr>
           <w:sz w:val="18"/>
           <w:lang w:val="en-AU"/>
         </w:rPr>
-        <w:t>numpy</w:t>
-      </w:r>
-      <w:proofErr w:type="spellEnd"/>
-      <w:r>
-        <w:rPr>
-          <w:sz w:val="18"/>
-          <w:lang w:val="en-AU"/>
-        </w:rPr>
-        <w:t xml:space="preserve"> </w:t>
+        <w:t xml:space="preserve">numpy </w:t>
       </w:r>
       <w:r>
         <w:rPr>
@@ -9492,8 +9091,6 @@
         </w:rPr>
         <w:t>re</w:t>
       </w:r>
-      <w:bookmarkStart w:id="52" w:name="_GoBack"/>
-      <w:bookmarkEnd w:id="52"/>
       <w:r>
         <w:rPr>
           <w:sz w:val="18"/>
@@ -9505,113 +9102,19 @@
           <w:sz w:val="18"/>
         </w:rPr>
         <w:br/>
-        <w:t>pytesseract.</w:t>
-      </w:r>
-      <w:proofErr w:type="spellStart"/>
-      <w:r>
-        <w:rPr>
-          <w:sz w:val="18"/>
-        </w:rPr>
-        <w:t>pytesseract</w:t>
-      </w:r>
-      <w:proofErr w:type="spellEnd"/>
-      <w:r>
-        <w:rPr>
-          <w:sz w:val="18"/>
-        </w:rPr>
-        <w:t>.</w:t>
-      </w:r>
-      <w:proofErr w:type="spellStart"/>
-      <w:r>
-        <w:rPr>
-          <w:sz w:val="18"/>
-        </w:rPr>
-        <w:t>tesseract_cmd</w:t>
-      </w:r>
-      <w:proofErr w:type="spellEnd"/>
-      <w:r>
-        <w:rPr>
-          <w:sz w:val="18"/>
-        </w:rPr>
-        <w:t xml:space="preserve"> = </w:t>
-      </w:r>
-      <w:proofErr w:type="spellStart"/>
+        <w:t xml:space="preserve">pytesseract.pytesseract.tesseract_cmd = </w:t>
+      </w:r>
       <w:r>
         <w:rPr>
           <w:color w:val="067D17"/>
           <w:sz w:val="18"/>
         </w:rPr>
-        <w:t>r'C</w:t>
-      </w:r>
-      <w:proofErr w:type="spellEnd"/>
-      <w:r>
-        <w:rPr>
-          <w:color w:val="067D17"/>
-          <w:sz w:val="18"/>
-        </w:rPr>
-        <w:t>:\</w:t>
-      </w:r>
-      <w:proofErr w:type="spellStart"/>
-      <w:r>
-        <w:rPr>
-          <w:color w:val="067D17"/>
-          <w:sz w:val="18"/>
-        </w:rPr>
-        <w:t>Program</w:t>
-      </w:r>
-      <w:proofErr w:type="spellEnd"/>
-      <w:r>
-        <w:rPr>
-          <w:color w:val="067D17"/>
-          <w:sz w:val="18"/>
-        </w:rPr>
-        <w:t xml:space="preserve"> </w:t>
-      </w:r>
-      <w:proofErr w:type="spellStart"/>
-      <w:r>
-        <w:rPr>
-          <w:color w:val="067D17"/>
-          <w:sz w:val="18"/>
-        </w:rPr>
-        <w:t>Files</w:t>
-      </w:r>
-      <w:proofErr w:type="spellEnd"/>
-      <w:r>
-        <w:rPr>
-          <w:color w:val="067D17"/>
-          <w:sz w:val="18"/>
-        </w:rPr>
-        <w:t>\Tesseract-OCR\</w:t>
-      </w:r>
-      <w:proofErr w:type="spellStart"/>
-      <w:r>
-        <w:rPr>
-          <w:color w:val="067D17"/>
-          <w:sz w:val="18"/>
-        </w:rPr>
-        <w:t>tesseract</w:t>
-      </w:r>
-      <w:proofErr w:type="spellEnd"/>
-      <w:r>
-        <w:rPr>
-          <w:color w:val="067D17"/>
-          <w:sz w:val="18"/>
-        </w:rPr>
-        <w:t>.</w:t>
-      </w:r>
-      <w:proofErr w:type="spellStart"/>
-      <w:r>
-        <w:rPr>
-          <w:color w:val="067D17"/>
-          <w:sz w:val="18"/>
-        </w:rPr>
-        <w:t>exe'</w:t>
-      </w:r>
-      <w:proofErr w:type="spellEnd"/>
-    </w:p>
-    <w:p>
-      <w:pPr>
-        <w:pStyle w:val="af6"/>
+        <w:t>r'C:\Program Files\Tesseract-OCR\tesseract.exe'</w:t>
+      </w:r>
+    </w:p>
+    <w:p>
+      <w:pPr>
+        <w:pStyle w:val="Quote"/>
       </w:pPr>
       <w:r>
         <w:t xml:space="preserve">интегриране на </w:t>
@@ -9622,19 +9125,11 @@
     </w:p>
     <w:p>
       <w:pPr>
-        <w:pStyle w:val="2"/>
+        <w:pStyle w:val="Heading2"/>
       </w:pPr>
       <w:bookmarkStart w:id="53" w:name="_Toc226734355"/>
       <w:r>
-        <w:t>Клиентска част (</w:t>
-      </w:r>
-      <w:proofErr w:type="spellStart"/>
-      <w:r>
-        <w:t>Frontend</w:t>
-      </w:r>
-      <w:proofErr w:type="spellEnd"/>
-      <w:r>
-        <w:t>)</w:t>
+        <w:t>Клиентска част (Frontend)</w:t>
       </w:r>
       <w:bookmarkEnd w:id="53"/>
     </w:p>
@@ -9688,9 +9183,13 @@
     </w:p>
     <w:p>
       <w:pPr>
-        <w:pStyle w:val="af6"/>
-      </w:pPr>
-      <w:r>
+        <w:pStyle w:val="Quote"/>
+      </w:pPr>
+      <w:r>
+        <w:rPr>
+          <w:noProof/>
+          <w:lang w:eastAsia="bg-BG"/>
+        </w:rPr>
         <w:lastRenderedPageBreak/>
         <w:drawing>
           <wp:inline distT="0" distB="0" distL="0" distR="0" wp14:anchorId="214FC01F" wp14:editId="0B8A39DC">
@@ -9708,7 +9207,7 @@
                     <pic:cNvPicPr/>
                   </pic:nvPicPr>
                   <pic:blipFill>
-                    <a:blip r:embed="rId10"/>
+                    <a:blip r:embed="rId9"/>
                     <a:stretch>
                       <a:fillRect/>
                     </a:stretch>
@@ -9747,7 +9246,7 @@
     <w:p/>
     <w:p>
       <w:pPr>
-        <w:pStyle w:val="2"/>
+        <w:pStyle w:val="Heading2"/>
       </w:pPr>
       <w:bookmarkStart w:id="54" w:name="_Toc226734356"/>
       <w:r>
@@ -9815,7 +9314,7 @@
     </w:p>
     <w:p>
       <w:pPr>
-        <w:pStyle w:val="1"/>
+        <w:pStyle w:val="Heading1"/>
       </w:pPr>
       <w:bookmarkStart w:id="55" w:name="_Toc226734357"/>
       <w:r>
@@ -9826,7 +9325,7 @@
     </w:p>
     <w:p>
       <w:pPr>
-        <w:pStyle w:val="2"/>
+        <w:pStyle w:val="Heading2"/>
         <w:rPr>
           <w:rFonts w:eastAsia="Times New Roman"/>
           <w:lang w:eastAsia="bg-BG"/>
@@ -9937,10 +9436,13 @@
     </w:p>
     <w:p>
       <w:pPr>
-        <w:pStyle w:val="aff2"/>
+        <w:pStyle w:val="a2"/>
         <w:spacing w:before="0"/>
       </w:pPr>
       <w:r>
+        <w:rPr>
+          <w:noProof/>
+        </w:rPr>
         <w:drawing>
           <wp:inline distT="0" distB="0" distL="0" distR="0" wp14:anchorId="50DA632B" wp14:editId="651B55F1">
             <wp:extent cx="5698676" cy="2613660"/>
@@ -9957,7 +9459,7 @@
                     <pic:cNvPicPr/>
                   </pic:nvPicPr>
                   <pic:blipFill>
-                    <a:blip r:embed="rId11"/>
+                    <a:blip r:embed="rId10"/>
                     <a:stretch>
                       <a:fillRect/>
                     </a:stretch>
@@ -10001,10 +9503,13 @@
     </w:p>
     <w:p>
       <w:pPr>
-        <w:pStyle w:val="aff2"/>
+        <w:pStyle w:val="a2"/>
         <w:spacing w:after="240" w:line="240" w:lineRule="auto"/>
       </w:pPr>
       <w:r>
+        <w:rPr>
+          <w:noProof/>
+        </w:rPr>
         <w:lastRenderedPageBreak/>
         <w:drawing>
           <wp:inline distT="0" distB="0" distL="0" distR="0" wp14:anchorId="64BCD8EA" wp14:editId="3BDA6518">
@@ -10022,7 +9527,7 @@
                     <pic:cNvPicPr/>
                   </pic:nvPicPr>
                   <pic:blipFill>
-                    <a:blip r:embed="rId12"/>
+                    <a:blip r:embed="rId11"/>
                     <a:stretch>
                       <a:fillRect/>
                     </a:stretch>
@@ -10057,7 +9562,7 @@
     </w:p>
     <w:p>
       <w:pPr>
-        <w:pStyle w:val="af6"/>
+        <w:pStyle w:val="Quote"/>
         <w:spacing w:after="240" w:line="240" w:lineRule="auto"/>
         <w:rPr>
           <w:rFonts w:eastAsia="Times New Roman"/>
@@ -10092,7 +9597,7 @@
     </w:p>
     <w:p>
       <w:pPr>
-        <w:pStyle w:val="2"/>
+        <w:pStyle w:val="Heading2"/>
         <w:rPr>
           <w:rFonts w:eastAsia="Times New Roman"/>
           <w:lang w:eastAsia="bg-BG"/>
@@ -10155,7 +9660,7 @@
     </w:p>
     <w:p>
       <w:pPr>
-        <w:pStyle w:val="2"/>
+        <w:pStyle w:val="Heading2"/>
         <w:rPr>
           <w:rFonts w:eastAsia="Times New Roman"/>
           <w:lang w:eastAsia="bg-BG"/>
@@ -10203,7 +9708,7 @@
     </w:p>
     <w:p>
       <w:pPr>
-        <w:pStyle w:val="ac"/>
+        <w:pStyle w:val="ListParagraph"/>
         <w:numPr>
           <w:ilvl w:val="0"/>
           <w:numId w:val="12"/>
@@ -10223,7 +9728,7 @@
     </w:p>
     <w:p>
       <w:pPr>
-        <w:pStyle w:val="ac"/>
+        <w:pStyle w:val="ListParagraph"/>
         <w:numPr>
           <w:ilvl w:val="0"/>
           <w:numId w:val="12"/>
@@ -10244,7 +9749,7 @@
     </w:p>
     <w:p>
       <w:pPr>
-        <w:pStyle w:val="ac"/>
+        <w:pStyle w:val="ListParagraph"/>
         <w:numPr>
           <w:ilvl w:val="0"/>
           <w:numId w:val="12"/>
@@ -10279,7 +9784,7 @@
     </w:p>
     <w:p>
       <w:pPr>
-        <w:pStyle w:val="ac"/>
+        <w:pStyle w:val="ListParagraph"/>
         <w:numPr>
           <w:ilvl w:val="0"/>
           <w:numId w:val="13"/>
@@ -10299,7 +9804,7 @@
     </w:p>
     <w:p>
       <w:pPr>
-        <w:pStyle w:val="ac"/>
+        <w:pStyle w:val="ListParagraph"/>
         <w:numPr>
           <w:ilvl w:val="0"/>
           <w:numId w:val="13"/>
@@ -10319,7 +9824,7 @@
     </w:p>
     <w:p>
       <w:pPr>
-        <w:pStyle w:val="ac"/>
+        <w:pStyle w:val="ListParagraph"/>
         <w:numPr>
           <w:ilvl w:val="0"/>
           <w:numId w:val="13"/>
@@ -10354,7 +9859,7 @@
     </w:p>
     <w:p>
       <w:pPr>
-        <w:pStyle w:val="2"/>
+        <w:pStyle w:val="Heading2"/>
         <w:rPr>
           <w:rFonts w:eastAsia="Times New Roman"/>
           <w:lang w:eastAsia="bg-BG"/>
@@ -10387,7 +9892,7 @@
     </w:p>
     <w:p>
       <w:pPr>
-        <w:pStyle w:val="1"/>
+        <w:pStyle w:val="Heading1"/>
       </w:pPr>
       <w:bookmarkStart w:id="60" w:name="_Toc226734362"/>
       <w:r>
@@ -10514,15 +10019,7 @@
     </w:p>
     <w:p>
       <w:r>
-        <w:t xml:space="preserve">В заключение може да се каже, че поставените цели и задачи на дипломния проект са успешно изпълнени. Разработеното приложение може да бъде </w:t>
-      </w:r>
-      <w:proofErr w:type="spellStart"/>
-      <w:r>
-        <w:t>надграждано</w:t>
-      </w:r>
-      <w:proofErr w:type="spellEnd"/>
-      <w:r>
-        <w:t xml:space="preserve"> с допълнителни функционалности, като поддръжка на повече езици, разпознаване на ръкописен текст или експортиране на резултатите в различни файлови формати, което открива възможности за бъдещо развитие.</w:t>
+        <w:t>В заключение може да се каже, че поставените цели и задачи на дипломния проект са успешно изпълнени. Разработеното приложение може да бъде надграждано с допълнителни функционалности, като поддръжка на повече езици, разпознаване на ръкописен текст или експортиране на резултатите в различни файлови формати, което открива възможности за бъдещо развитие.</w:t>
       </w:r>
     </w:p>
     <w:p>
@@ -10547,16 +10044,16 @@
     </w:p>
     <w:p>
       <w:pPr>
-        <w:pStyle w:val="1"/>
+        <w:pStyle w:val="Heading1"/>
       </w:pPr>
       <w:bookmarkStart w:id="61" w:name="_Toc226734363"/>
       <w:r>
         <w:lastRenderedPageBreak/>
         <w:t>Литература:</w:t>
       </w:r>
-      <w:bookmarkEnd w:id="1"/>
       <w:bookmarkEnd w:id="2"/>
       <w:bookmarkEnd w:id="3"/>
+      <w:bookmarkEnd w:id="4"/>
       <w:bookmarkEnd w:id="61"/>
     </w:p>
     <w:p>
@@ -10572,13 +10069,8 @@
       <w:bookmarkStart w:id="63" w:name="_Toc133249660"/>
       <w:bookmarkStart w:id="64" w:name="_Toc133249727"/>
       <w:bookmarkStart w:id="65" w:name="_Toc133272496"/>
-      <w:proofErr w:type="spellStart"/>
-      <w:r>
-        <w:t>Колисниченко</w:t>
-      </w:r>
-      <w:proofErr w:type="spellEnd"/>
-      <w:r>
-        <w:t xml:space="preserve">, Денис, Адаптивен уеб дизайн с </w:t>
+      <w:r>
+        <w:t xml:space="preserve">Колисниченко, Денис, Адаптивен уеб дизайн с </w:t>
       </w:r>
       <w:r>
         <w:rPr>
@@ -10586,13 +10078,8 @@
         </w:rPr>
         <w:t xml:space="preserve">Bootstrap, </w:t>
       </w:r>
-      <w:proofErr w:type="spellStart"/>
-      <w:r>
-        <w:t>Асеневци</w:t>
-      </w:r>
-      <w:proofErr w:type="spellEnd"/>
-      <w:r>
-        <w:t>, С 2019</w:t>
+      <w:r>
+        <w:t>Асеневци, С 2019</w:t>
       </w:r>
     </w:p>
     <w:p>
@@ -10611,15 +10098,7 @@
         <w:t xml:space="preserve">D.K Academy, Python – </w:t>
       </w:r>
       <w:r>
-        <w:t xml:space="preserve">практическо програмиране. </w:t>
-      </w:r>
-      <w:proofErr w:type="spellStart"/>
-      <w:r>
-        <w:t>Асеневци</w:t>
-      </w:r>
-      <w:proofErr w:type="spellEnd"/>
-      <w:r>
-        <w:t>, С 2022</w:t>
+        <w:t>практическо програмиране. Асеневци, С 2022</w:t>
       </w:r>
     </w:p>
     <w:p>
@@ -10631,21 +10110,8 @@
         </w:numPr>
         <w:ind w:left="426"/>
       </w:pPr>
-      <w:proofErr w:type="spellStart"/>
-      <w:r>
-        <w:t>Донълдсън</w:t>
-      </w:r>
-      <w:proofErr w:type="spellEnd"/>
-      <w:r>
-        <w:t xml:space="preserve">, </w:t>
-      </w:r>
-      <w:proofErr w:type="spellStart"/>
-      <w:r>
-        <w:t>Тоби</w:t>
-      </w:r>
-      <w:proofErr w:type="spellEnd"/>
-      <w:r>
-        <w:t xml:space="preserve">. Бързо ръководство:Програмиране с </w:t>
+      <w:r>
+        <w:t xml:space="preserve">Донълдсън, Тоби. Бързо ръководство:Програмиране с </w:t>
       </w:r>
       <w:r>
         <w:rPr>
@@ -10654,15 +10120,7 @@
         <w:t>Python</w:t>
       </w:r>
       <w:r>
-        <w:t>.</w:t>
-      </w:r>
-      <w:proofErr w:type="spellStart"/>
-      <w:r>
-        <w:t>АлексСофт</w:t>
-      </w:r>
-      <w:proofErr w:type="spellEnd"/>
-      <w:r>
-        <w:t>, С 2017</w:t>
+        <w:t>.АлексСофт, С 2017</w:t>
       </w:r>
       <w:bookmarkEnd w:id="62"/>
       <w:bookmarkEnd w:id="63"/>
@@ -10678,109 +10136,8 @@
         </w:numPr>
         <w:ind w:left="426"/>
       </w:pPr>
-      <w:proofErr w:type="spellStart"/>
-      <w:r>
-        <w:t>Smith</w:t>
-      </w:r>
-      <w:proofErr w:type="spellEnd"/>
-      <w:r>
-        <w:t xml:space="preserve">, R. (2007). </w:t>
-      </w:r>
-      <w:proofErr w:type="spellStart"/>
-      <w:r>
-        <w:t>An</w:t>
-      </w:r>
-      <w:proofErr w:type="spellEnd"/>
-      <w:r>
-        <w:t xml:space="preserve"> </w:t>
-      </w:r>
-      <w:proofErr w:type="spellStart"/>
-      <w:r>
-        <w:t>Overview</w:t>
-      </w:r>
-      <w:proofErr w:type="spellEnd"/>
-      <w:r>
-        <w:t xml:space="preserve"> of </w:t>
-      </w:r>
-      <w:proofErr w:type="spellStart"/>
-      <w:r>
-        <w:t>the</w:t>
-      </w:r>
-      <w:proofErr w:type="spellEnd"/>
-      <w:r>
-        <w:t xml:space="preserve"> Tesseract OCR </w:t>
-      </w:r>
-      <w:proofErr w:type="spellStart"/>
-      <w:r>
-        <w:t>Engine</w:t>
-      </w:r>
-      <w:proofErr w:type="spellEnd"/>
-      <w:r>
-        <w:t xml:space="preserve">. </w:t>
-      </w:r>
-      <w:proofErr w:type="spellStart"/>
-      <w:r>
-        <w:t>Proceedings</w:t>
-      </w:r>
-      <w:proofErr w:type="spellEnd"/>
-      <w:r>
-        <w:t xml:space="preserve"> of </w:t>
-      </w:r>
-      <w:proofErr w:type="spellStart"/>
-      <w:r>
-        <w:t>the</w:t>
-      </w:r>
-      <w:proofErr w:type="spellEnd"/>
-      <w:r>
-        <w:t xml:space="preserve"> International </w:t>
-      </w:r>
-      <w:proofErr w:type="spellStart"/>
-      <w:r>
-        <w:t>Conference</w:t>
-      </w:r>
-      <w:proofErr w:type="spellEnd"/>
-      <w:r>
-        <w:t xml:space="preserve"> </w:t>
-      </w:r>
-      <w:proofErr w:type="spellStart"/>
-      <w:r>
-        <w:t>on</w:t>
-      </w:r>
-      <w:proofErr w:type="spellEnd"/>
-      <w:r>
-        <w:t xml:space="preserve"> </w:t>
-      </w:r>
-      <w:proofErr w:type="spellStart"/>
-      <w:r>
-        <w:t>Document</w:t>
-      </w:r>
-      <w:proofErr w:type="spellEnd"/>
-      <w:r>
-        <w:t xml:space="preserve"> </w:t>
-      </w:r>
-      <w:proofErr w:type="spellStart"/>
-      <w:r>
-        <w:t>Analysis</w:t>
-      </w:r>
-      <w:proofErr w:type="spellEnd"/>
-      <w:r>
-        <w:t xml:space="preserve"> </w:t>
-      </w:r>
-      <w:proofErr w:type="spellStart"/>
-      <w:r>
-        <w:t>and</w:t>
-      </w:r>
-      <w:proofErr w:type="spellEnd"/>
-      <w:r>
-        <w:t xml:space="preserve"> </w:t>
-      </w:r>
-      <w:proofErr w:type="spellStart"/>
-      <w:r>
-        <w:t>Recognition</w:t>
-      </w:r>
-      <w:proofErr w:type="spellEnd"/>
-      <w:r>
-        <w:t xml:space="preserve"> (ICDAR).</w:t>
+      <w:r>
+        <w:t>Smith, R. (2007). An Overview of the Tesseract OCR Engine. Proceedings of the International Conference on Document Analysis and Recognition (ICDAR).</w:t>
       </w:r>
     </w:p>
     <w:p>
@@ -10793,15 +10150,7 @@
         <w:ind w:left="426"/>
       </w:pPr>
       <w:r>
-        <w:t xml:space="preserve">Tesseract OCR </w:t>
-      </w:r>
-      <w:proofErr w:type="spellStart"/>
-      <w:r>
-        <w:t>Documentation</w:t>
-      </w:r>
-      <w:proofErr w:type="spellEnd"/>
-      <w:r>
-        <w:t>. Достъпно на: https://github.com/tesseract-ocr/tesseract</w:t>
+        <w:t>Tesseract OCR Documentation. Достъпно на: https://github.com/tesseract-ocr/tesseract</w:t>
       </w:r>
     </w:p>
     <w:p>
@@ -10814,15 +10163,7 @@
         <w:ind w:left="426"/>
       </w:pPr>
       <w:r>
-        <w:t xml:space="preserve">pytesseract </w:t>
-      </w:r>
-      <w:proofErr w:type="spellStart"/>
-      <w:r>
-        <w:t>Documentation</w:t>
-      </w:r>
-      <w:proofErr w:type="spellEnd"/>
-      <w:r>
-        <w:t>. Достъпно на: https://pypi.org/project/pytesseract/</w:t>
+        <w:t>pytesseract Documentation. Достъпно на: https://pypi.org/project/pytesseract/</w:t>
       </w:r>
     </w:p>
     <w:p>
@@ -10835,15 +10176,7 @@
         <w:ind w:left="426"/>
       </w:pPr>
       <w:r>
-        <w:t xml:space="preserve">Django </w:t>
-      </w:r>
-      <w:proofErr w:type="spellStart"/>
-      <w:r>
-        <w:t>Documentation</w:t>
-      </w:r>
-      <w:proofErr w:type="spellEnd"/>
-      <w:r>
-        <w:t>. Достъпно на: https://docs.djangoproject.com/</w:t>
+        <w:t>Django Documentation. Достъпно на: https://docs.djangoproject.com/</w:t>
       </w:r>
     </w:p>
     <w:p>
@@ -10856,15 +10189,7 @@
         <w:ind w:left="426"/>
       </w:pPr>
       <w:r>
-        <w:t xml:space="preserve">Django REST Framework </w:t>
-      </w:r>
-      <w:proofErr w:type="spellStart"/>
-      <w:r>
-        <w:t>Documentation</w:t>
-      </w:r>
-      <w:proofErr w:type="spellEnd"/>
-      <w:r>
-        <w:t>. Достъпно на: https://www.django-rest-framework.org/</w:t>
+        <w:t>Django REST Framework Documentation. Достъпно на: https://www.django-rest-framework.org/</w:t>
       </w:r>
     </w:p>
     <w:p>
@@ -10877,15 +10202,7 @@
         <w:ind w:left="426"/>
       </w:pPr>
       <w:r>
-        <w:t xml:space="preserve">Vue.js </w:t>
-      </w:r>
-      <w:proofErr w:type="spellStart"/>
-      <w:r>
-        <w:t>Documentation</w:t>
-      </w:r>
-      <w:proofErr w:type="spellEnd"/>
-      <w:r>
-        <w:t>. Достъпно на: https://vuejs.org/</w:t>
+        <w:t>Vue.js Documentation. Достъпно на: https://vuejs.org/</w:t>
       </w:r>
     </w:p>
     <w:p>
@@ -10897,29 +10214,8 @@
         </w:numPr>
         <w:ind w:left="426"/>
       </w:pPr>
-      <w:proofErr w:type="spellStart"/>
-      <w:r>
-        <w:t>Pillow</w:t>
-      </w:r>
-      <w:proofErr w:type="spellEnd"/>
-      <w:r>
-        <w:t xml:space="preserve"> (PIL </w:t>
-      </w:r>
-      <w:proofErr w:type="spellStart"/>
-      <w:r>
-        <w:t>Fork</w:t>
-      </w:r>
-      <w:proofErr w:type="spellEnd"/>
-      <w:r>
-        <w:t xml:space="preserve">) </w:t>
-      </w:r>
-      <w:proofErr w:type="spellStart"/>
-      <w:r>
-        <w:t>Documentation</w:t>
-      </w:r>
-      <w:proofErr w:type="spellEnd"/>
-      <w:r>
-        <w:t>. Достъпно на: https://pillow.readthedocs.io/</w:t>
+      <w:r>
+        <w:t>Pillow (PIL Fork) Documentation. Достъпно на: https://pillow.readthedocs.io/</w:t>
       </w:r>
     </w:p>
     <w:p>
@@ -10931,53 +10227,8 @@
         </w:numPr>
         <w:ind w:left="426"/>
       </w:pPr>
-      <w:proofErr w:type="spellStart"/>
-      <w:r>
-        <w:t>Gonzalez</w:t>
-      </w:r>
-      <w:proofErr w:type="spellEnd"/>
-      <w:r>
-        <w:t xml:space="preserve">, R. C., &amp; </w:t>
-      </w:r>
-      <w:proofErr w:type="spellStart"/>
-      <w:r>
-        <w:t>Woods</w:t>
-      </w:r>
-      <w:proofErr w:type="spellEnd"/>
-      <w:r>
-        <w:t xml:space="preserve">, R. E. (2018). </w:t>
-      </w:r>
-      <w:proofErr w:type="spellStart"/>
-      <w:r>
-        <w:t>Digital</w:t>
-      </w:r>
-      <w:proofErr w:type="spellEnd"/>
-      <w:r>
-        <w:t xml:space="preserve"> </w:t>
-      </w:r>
-      <w:proofErr w:type="spellStart"/>
-      <w:r>
-        <w:t>Image</w:t>
-      </w:r>
-      <w:proofErr w:type="spellEnd"/>
-      <w:r>
-        <w:t xml:space="preserve"> </w:t>
-      </w:r>
-      <w:proofErr w:type="spellStart"/>
-      <w:r>
-        <w:t>Processing</w:t>
-      </w:r>
-      <w:proofErr w:type="spellEnd"/>
-      <w:r>
-        <w:t xml:space="preserve">. </w:t>
-      </w:r>
-      <w:proofErr w:type="spellStart"/>
-      <w:r>
-        <w:t>Pearson</w:t>
-      </w:r>
-      <w:proofErr w:type="spellEnd"/>
-      <w:r>
-        <w:t>.</w:t>
+      <w:r>
+        <w:t>Gonzalez, R. C., &amp; Woods, R. E. (2018). Digital Image Processing. Pearson.</w:t>
       </w:r>
     </w:p>
     <w:p>
@@ -10989,53 +10240,8 @@
         </w:numPr>
         <w:ind w:left="426"/>
       </w:pPr>
-      <w:proofErr w:type="spellStart"/>
-      <w:r>
-        <w:t>Shapiro</w:t>
-      </w:r>
-      <w:proofErr w:type="spellEnd"/>
-      <w:r>
-        <w:t xml:space="preserve">, L., &amp; </w:t>
-      </w:r>
-      <w:proofErr w:type="spellStart"/>
-      <w:r>
-        <w:t>Stockman</w:t>
-      </w:r>
-      <w:proofErr w:type="spellEnd"/>
-      <w:r>
-        <w:t xml:space="preserve">, G. (2001). </w:t>
-      </w:r>
-      <w:proofErr w:type="spellStart"/>
-      <w:r>
-        <w:t>Computer</w:t>
-      </w:r>
-      <w:proofErr w:type="spellEnd"/>
-      <w:r>
-        <w:t xml:space="preserve"> </w:t>
-      </w:r>
-      <w:proofErr w:type="spellStart"/>
-      <w:r>
-        <w:t>Vision</w:t>
-      </w:r>
-      <w:proofErr w:type="spellEnd"/>
-      <w:r>
-        <w:t xml:space="preserve">. </w:t>
-      </w:r>
-      <w:proofErr w:type="spellStart"/>
-      <w:r>
-        <w:t>Prentice</w:t>
-      </w:r>
-      <w:proofErr w:type="spellEnd"/>
-      <w:r>
-        <w:t xml:space="preserve"> </w:t>
-      </w:r>
-      <w:proofErr w:type="spellStart"/>
-      <w:r>
-        <w:t>Hall</w:t>
-      </w:r>
-      <w:proofErr w:type="spellEnd"/>
-      <w:r>
-        <w:t>.</w:t>
+      <w:r>
+        <w:t>Shapiro, L., &amp; Stockman, G. (2001). Computer Vision. Prentice Hall.</w:t>
       </w:r>
     </w:p>
     <w:p>
@@ -11048,23 +10254,7 @@
         <w:ind w:left="426"/>
       </w:pPr>
       <w:r>
-        <w:t xml:space="preserve">Google </w:t>
-      </w:r>
-      <w:proofErr w:type="spellStart"/>
-      <w:r>
-        <w:t>Cloud</w:t>
-      </w:r>
-      <w:proofErr w:type="spellEnd"/>
-      <w:r>
-        <w:t xml:space="preserve"> </w:t>
-      </w:r>
-      <w:proofErr w:type="spellStart"/>
-      <w:r>
-        <w:t>Vision</w:t>
-      </w:r>
-      <w:proofErr w:type="spellEnd"/>
-      <w:r>
-        <w:t xml:space="preserve"> OCR. Достъпно на: https://cloud.google.com/vision</w:t>
+        <w:t>Google Cloud Vision OCR. Достъпно на: https://cloud.google.com/vision</w:t>
       </w:r>
     </w:p>
     <w:p>
@@ -11077,31 +10267,7 @@
         <w:ind w:left="426"/>
       </w:pPr>
       <w:r>
-        <w:t xml:space="preserve">Microsoft Azure </w:t>
-      </w:r>
-      <w:proofErr w:type="spellStart"/>
-      <w:r>
-        <w:t>Computer</w:t>
-      </w:r>
-      <w:proofErr w:type="spellEnd"/>
-      <w:r>
-        <w:t xml:space="preserve"> </w:t>
-      </w:r>
-      <w:proofErr w:type="spellStart"/>
-      <w:r>
-        <w:t>Vision</w:t>
-      </w:r>
-      <w:proofErr w:type="spellEnd"/>
-      <w:r>
-        <w:t xml:space="preserve"> </w:t>
-      </w:r>
-      <w:proofErr w:type="spellStart"/>
-      <w:r>
-        <w:t>Documentation</w:t>
-      </w:r>
-      <w:proofErr w:type="spellEnd"/>
-      <w:r>
-        <w:t>. Достъпно на: https://learn.microsoft.com/en-us/azure/cognitive-services/computer-vision/</w:t>
+        <w:t>Microsoft Azure Computer Vision Documentation. Достъпно на: https://learn.microsoft.com/en-us/azure/cognitive-services/computer-vision/</w:t>
       </w:r>
     </w:p>
     <w:p>
@@ -11126,26 +10292,13 @@
         </w:numPr>
         <w:ind w:left="426"/>
       </w:pPr>
-      <w:proofErr w:type="spellStart"/>
-      <w:r>
-        <w:t>OpenCV</w:t>
-      </w:r>
-      <w:proofErr w:type="spellEnd"/>
-      <w:r>
-        <w:t xml:space="preserve"> </w:t>
-      </w:r>
-      <w:proofErr w:type="spellStart"/>
-      <w:r>
-        <w:t>Documentation</w:t>
-      </w:r>
-      <w:proofErr w:type="spellEnd"/>
-      <w:r>
-        <w:t>. Достъпно на: https://opencv.org/</w:t>
+      <w:r>
+        <w:t>OpenCV Documentation. Достъпно на: https://opencv.org/</w:t>
       </w:r>
     </w:p>
     <w:p/>
     <w:sectPr>
-      <w:footerReference w:type="default" r:id="rId13"/>
+      <w:footerReference w:type="default" r:id="rId12"/>
       <w:pgSz w:w="11906" w:h="16838"/>
       <w:pgMar w:top="1417" w:right="1417" w:bottom="1417" w:left="1417" w:header="708" w:footer="708" w:gutter="0"/>
       <w:cols w:space="708"/>
@@ -11156,7 +10309,7 @@
 </file>
 
 <file path=word/endnotes.xml><?xml version="1.0" encoding="utf-8"?>
-<w:endnotes xmlns:wpc="http://schemas.microsoft.com/office/word/2010/wordprocessingCanvas" xmlns:mc="http://schemas.openxmlformats.org/markup-compatibility/2006" xmlns:o="urn:schemas-microsoft-com:office:office" xmlns:r="http://schemas.openxmlformats.org/officeDocument/2006/relationships" xmlns:m="http://schemas.openxmlformats.org/officeDocument/2006/math" xmlns:v="urn:schemas-microsoft-com:vml" xmlns:wp14="http://schemas.microsoft.com/office/word/2010/wordprocessingDrawing" xmlns:wp="http://schemas.openxmlformats.org/drawingml/2006/wordprocessingDrawing" xmlns:w10="urn:schemas-microsoft-com:office:word" xmlns:w="http://schemas.openxmlformats.org/wordprocessingml/2006/main" xmlns:w14="http://schemas.microsoft.com/office/word/2010/wordml" xmlns:wpg="http://schemas.microsoft.com/office/word/2010/wordprocessingGroup" xmlns:wpi="http://schemas.microsoft.com/office/word/2010/wordprocessingInk" xmlns:wne="http://schemas.microsoft.com/office/word/2006/wordml" xmlns:wps="http://schemas.microsoft.com/office/word/2010/wordprocessingShape" mc:Ignorable="w14 wp14">
+<w:endnotes xmlns:wpc="http://schemas.microsoft.com/office/word/2010/wordprocessingCanvas" xmlns:cx="http://schemas.microsoft.com/office/drawing/2014/chartex" xmlns:mc="http://schemas.openxmlformats.org/markup-compatibility/2006" xmlns:o="urn:schemas-microsoft-com:office:office" xmlns:r="http://schemas.openxmlformats.org/officeDocument/2006/relationships" xmlns:m="http://schemas.openxmlformats.org/officeDocument/2006/math" xmlns:v="urn:schemas-microsoft-com:vml" xmlns:wp14="http://schemas.microsoft.com/office/word/2010/wordprocessingDrawing" xmlns:wp="http://schemas.openxmlformats.org/drawingml/2006/wordprocessingDrawing" xmlns:w10="urn:schemas-microsoft-com:office:word" xmlns:w="http://schemas.openxmlformats.org/wordprocessingml/2006/main" xmlns:w14="http://schemas.microsoft.com/office/word/2010/wordml" xmlns:w15="http://schemas.microsoft.com/office/word/2012/wordml" xmlns:w16se="http://schemas.microsoft.com/office/word/2015/wordml/symex" xmlns:wpg="http://schemas.microsoft.com/office/word/2010/wordprocessingGroup" xmlns:wpi="http://schemas.microsoft.com/office/word/2010/wordprocessingInk" xmlns:wne="http://schemas.microsoft.com/office/word/2006/wordml" xmlns:wps="http://schemas.microsoft.com/office/word/2010/wordprocessingShape" mc:Ignorable="w14 w15 w16se wp14">
   <w:endnote w:type="separator" w:id="-1">
     <w:p>
       <w:r>
@@ -11175,7 +10328,7 @@
 </file>
 
 <file path=word/footer1.xml><?xml version="1.0" encoding="utf-8"?>
-<w:ftr xmlns:wpc="http://schemas.microsoft.com/office/word/2010/wordprocessingCanvas" xmlns:mc="http://schemas.openxmlformats.org/markup-compatibility/2006" xmlns:o="urn:schemas-microsoft-com:office:office" xmlns:r="http://schemas.openxmlformats.org/officeDocument/2006/relationships" xmlns:m="http://schemas.openxmlformats.org/officeDocument/2006/math" xmlns:v="urn:schemas-microsoft-com:vml" xmlns:wp14="http://schemas.microsoft.com/office/word/2010/wordprocessingDrawing" xmlns:wp="http://schemas.openxmlformats.org/drawingml/2006/wordprocessingDrawing" xmlns:w10="urn:schemas-microsoft-com:office:word" xmlns:w="http://schemas.openxmlformats.org/wordprocessingml/2006/main" xmlns:w14="http://schemas.microsoft.com/office/word/2010/wordml" xmlns:wpg="http://schemas.microsoft.com/office/word/2010/wordprocessingGroup" xmlns:wpi="http://schemas.microsoft.com/office/word/2010/wordprocessingInk" xmlns:wne="http://schemas.microsoft.com/office/word/2006/wordml" xmlns:wps="http://schemas.microsoft.com/office/word/2010/wordprocessingShape" mc:Ignorable="w14 wp14">
+<w:ftr xmlns:wpc="http://schemas.microsoft.com/office/word/2010/wordprocessingCanvas" xmlns:cx="http://schemas.microsoft.com/office/drawing/2014/chartex" xmlns:mc="http://schemas.openxmlformats.org/markup-compatibility/2006" xmlns:o="urn:schemas-microsoft-com:office:office" xmlns:r="http://schemas.openxmlformats.org/officeDocument/2006/relationships" xmlns:m="http://schemas.openxmlformats.org/officeDocument/2006/math" xmlns:v="urn:schemas-microsoft-com:vml" xmlns:wp14="http://schemas.microsoft.com/office/word/2010/wordprocessingDrawing" xmlns:wp="http://schemas.openxmlformats.org/drawingml/2006/wordprocessingDrawing" xmlns:w10="urn:schemas-microsoft-com:office:word" xmlns:w="http://schemas.openxmlformats.org/wordprocessingml/2006/main" xmlns:w14="http://schemas.microsoft.com/office/word/2010/wordml" xmlns:w15="http://schemas.microsoft.com/office/word/2012/wordml" xmlns:w16se="http://schemas.microsoft.com/office/word/2015/wordml/symex" xmlns:wpg="http://schemas.microsoft.com/office/word/2010/wordprocessingGroup" xmlns:wpi="http://schemas.microsoft.com/office/word/2010/wordprocessingInk" xmlns:wne="http://schemas.microsoft.com/office/word/2006/wordml" xmlns:wps="http://schemas.microsoft.com/office/word/2010/wordprocessingShape" mc:Ignorable="w14 w15 w16se wp14">
   <w:sdt>
     <w:sdtPr>
       <w:id w:val="9166122"/>
@@ -11187,7 +10340,7 @@
     <w:sdtContent>
       <w:p>
         <w:pPr>
-          <w:pStyle w:val="aa"/>
+          <w:pStyle w:val="Footer"/>
         </w:pPr>
         <w:r>
           <w:rPr>
@@ -11211,7 +10364,7 @@
           <w:rPr>
             <w:noProof/>
           </w:rPr>
-          <w:t>30</w:t>
+          <w:t>18</w:t>
         </w:r>
         <w:r>
           <w:rPr>
@@ -11224,14 +10377,14 @@
   </w:sdt>
   <w:p>
     <w:pPr>
-      <w:pStyle w:val="aa"/>
+      <w:pStyle w:val="Footer"/>
     </w:pPr>
   </w:p>
 </w:ftr>
 </file>
 
 <file path=word/footnotes.xml><?xml version="1.0" encoding="utf-8"?>
-<w:footnotes xmlns:wpc="http://schemas.microsoft.com/office/word/2010/wordprocessingCanvas" xmlns:mc="http://schemas.openxmlformats.org/markup-compatibility/2006" xmlns:o="urn:schemas-microsoft-com:office:office" xmlns:r="http://schemas.openxmlformats.org/officeDocument/2006/relationships" xmlns:m="http://schemas.openxmlformats.org/officeDocument/2006/math" xmlns:v="urn:schemas-microsoft-com:vml" xmlns:wp14="http://schemas.microsoft.com/office/word/2010/wordprocessingDrawing" xmlns:wp="http://schemas.openxmlformats.org/drawingml/2006/wordprocessingDrawing" xmlns:w10="urn:schemas-microsoft-com:office:word" xmlns:w="http://schemas.openxmlformats.org/wordprocessingml/2006/main" xmlns:w14="http://schemas.microsoft.com/office/word/2010/wordml" xmlns:wpg="http://schemas.microsoft.com/office/word/2010/wordprocessingGroup" xmlns:wpi="http://schemas.microsoft.com/office/word/2010/wordprocessingInk" xmlns:wne="http://schemas.microsoft.com/office/word/2006/wordml" xmlns:wps="http://schemas.microsoft.com/office/word/2010/wordprocessingShape" mc:Ignorable="w14 wp14">
+<w:footnotes xmlns:wpc="http://schemas.microsoft.com/office/word/2010/wordprocessingCanvas" xmlns:cx="http://schemas.microsoft.com/office/drawing/2014/chartex" xmlns:mc="http://schemas.openxmlformats.org/markup-compatibility/2006" xmlns:o="urn:schemas-microsoft-com:office:office" xmlns:r="http://schemas.openxmlformats.org/officeDocument/2006/relationships" xmlns:m="http://schemas.openxmlformats.org/officeDocument/2006/math" xmlns:v="urn:schemas-microsoft-com:vml" xmlns:wp14="http://schemas.microsoft.com/office/word/2010/wordprocessingDrawing" xmlns:wp="http://schemas.openxmlformats.org/drawingml/2006/wordprocessingDrawing" xmlns:w10="urn:schemas-microsoft-com:office:word" xmlns:w="http://schemas.openxmlformats.org/wordprocessingml/2006/main" xmlns:w14="http://schemas.microsoft.com/office/word/2010/wordml" xmlns:w15="http://schemas.microsoft.com/office/word/2012/wordml" xmlns:w16se="http://schemas.microsoft.com/office/word/2015/wordml/symex" xmlns:wpg="http://schemas.microsoft.com/office/word/2010/wordprocessingGroup" xmlns:wpi="http://schemas.microsoft.com/office/word/2010/wordprocessingInk" xmlns:wne="http://schemas.microsoft.com/office/word/2006/wordml" xmlns:wps="http://schemas.microsoft.com/office/word/2010/wordprocessingShape" mc:Ignorable="w14 w15 w16se wp14">
   <w:footnote w:type="separator" w:id="-1">
     <w:p>
       <w:r>
@@ -11250,8 +10403,8 @@
 </file>
 
 <file path=word/numbering.xml><?xml version="1.0" encoding="utf-8"?>
-<w:numbering xmlns:wpc="http://schemas.microsoft.com/office/word/2010/wordprocessingCanvas" xmlns:mc="http://schemas.openxmlformats.org/markup-compatibility/2006" xmlns:o="urn:schemas-microsoft-com:office:office" xmlns:r="http://schemas.openxmlformats.org/officeDocument/2006/relationships" xmlns:m="http://schemas.openxmlformats.org/officeDocument/2006/math" xmlns:v="urn:schemas-microsoft-com:vml" xmlns:wp14="http://schemas.microsoft.com/office/word/2010/wordprocessingDrawing" xmlns:wp="http://schemas.openxmlformats.org/drawingml/2006/wordprocessingDrawing" xmlns:w10="urn:schemas-microsoft-com:office:word" xmlns:w="http://schemas.openxmlformats.org/wordprocessingml/2006/main" xmlns:w14="http://schemas.microsoft.com/office/word/2010/wordml" xmlns:wpg="http://schemas.microsoft.com/office/word/2010/wordprocessingGroup" xmlns:wpi="http://schemas.microsoft.com/office/word/2010/wordprocessingInk" xmlns:wne="http://schemas.microsoft.com/office/word/2006/wordml" xmlns:wps="http://schemas.microsoft.com/office/word/2010/wordprocessingShape" mc:Ignorable="w14 wp14">
-  <w:abstractNum w:abstractNumId="0">
+<w:numbering xmlns:wpc="http://schemas.microsoft.com/office/word/2010/wordprocessingCanvas" xmlns:cx="http://schemas.microsoft.com/office/drawing/2014/chartex" xmlns:mc="http://schemas.openxmlformats.org/markup-compatibility/2006" xmlns:o="urn:schemas-microsoft-com:office:office" xmlns:r="http://schemas.openxmlformats.org/officeDocument/2006/relationships" xmlns:m="http://schemas.openxmlformats.org/officeDocument/2006/math" xmlns:v="urn:schemas-microsoft-com:vml" xmlns:wp14="http://schemas.microsoft.com/office/word/2010/wordprocessingDrawing" xmlns:wp="http://schemas.openxmlformats.org/drawingml/2006/wordprocessingDrawing" xmlns:w10="urn:schemas-microsoft-com:office:word" xmlns:w="http://schemas.openxmlformats.org/wordprocessingml/2006/main" xmlns:w14="http://schemas.microsoft.com/office/word/2010/wordml" xmlns:w15="http://schemas.microsoft.com/office/word/2012/wordml" xmlns:w16se="http://schemas.microsoft.com/office/word/2015/wordml/symex" xmlns:wpg="http://schemas.microsoft.com/office/word/2010/wordprocessingGroup" xmlns:wpi="http://schemas.microsoft.com/office/word/2010/wordprocessingInk" xmlns:wne="http://schemas.microsoft.com/office/word/2006/wordml" xmlns:wps="http://schemas.microsoft.com/office/word/2010/wordprocessingShape" mc:Ignorable="w14 w15 w16se wp14">
+  <w:abstractNum w:abstractNumId="0" w15:restartNumberingAfterBreak="0">
     <w:nsid w:val="0273190F"/>
     <w:multiLevelType w:val="multilevel"/>
     <w:tmpl w:val="27C0515C"/>
@@ -11400,7 +10553,7 @@
       </w:rPr>
     </w:lvl>
   </w:abstractNum>
-  <w:abstractNum w:abstractNumId="1">
+  <w:abstractNum w:abstractNumId="1" w15:restartNumberingAfterBreak="0">
     <w:nsid w:val="04030578"/>
     <w:multiLevelType w:val="multilevel"/>
     <w:tmpl w:val="E81E7A24"/>
@@ -11513,7 +10666,7 @@
       </w:pPr>
     </w:lvl>
   </w:abstractNum>
-  <w:abstractNum w:abstractNumId="2">
+  <w:abstractNum w:abstractNumId="2" w15:restartNumberingAfterBreak="0">
     <w:nsid w:val="072D7610"/>
     <w:multiLevelType w:val="hybridMultilevel"/>
     <w:tmpl w:val="3EDE4468"/>
@@ -11626,7 +10779,7 @@
       </w:rPr>
     </w:lvl>
   </w:abstractNum>
-  <w:abstractNum w:abstractNumId="3">
+  <w:abstractNum w:abstractNumId="3" w15:restartNumberingAfterBreak="0">
     <w:nsid w:val="11C61772"/>
     <w:multiLevelType w:val="multilevel"/>
     <w:tmpl w:val="4508AB0C"/>
@@ -11739,14 +10892,14 @@
       </w:pPr>
     </w:lvl>
   </w:abstractNum>
-  <w:abstractNum w:abstractNumId="4">
+  <w:abstractNum w:abstractNumId="4" w15:restartNumberingAfterBreak="0">
     <w:nsid w:val="1482775B"/>
     <w:multiLevelType w:val="multilevel"/>
     <w:tmpl w:val="F356AE72"/>
     <w:lvl w:ilvl="0">
       <w:start w:val="1"/>
       <w:numFmt w:val="decimal"/>
-      <w:pStyle w:val="1"/>
+      <w:pStyle w:val="Heading1"/>
       <w:lvlText w:val="%1."/>
       <w:lvlJc w:val="left"/>
       <w:pPr>
@@ -11759,7 +10912,7 @@
     <w:lvl w:ilvl="1">
       <w:start w:val="1"/>
       <w:numFmt w:val="decimal"/>
-      <w:pStyle w:val="2"/>
+      <w:pStyle w:val="Heading2"/>
       <w:lvlText w:val="%1.%2"/>
       <w:lvlJc w:val="left"/>
       <w:pPr>
@@ -11772,7 +10925,7 @@
     <w:lvl w:ilvl="2">
       <w:start w:val="1"/>
       <w:numFmt w:val="decimal"/>
-      <w:pStyle w:val="3"/>
+      <w:pStyle w:val="Heading3"/>
       <w:lvlText w:val="%1.%2.%3"/>
       <w:lvlJc w:val="left"/>
       <w:pPr>
@@ -11785,7 +10938,7 @@
     <w:lvl w:ilvl="3">
       <w:start w:val="1"/>
       <w:numFmt w:val="decimal"/>
-      <w:pStyle w:val="4"/>
+      <w:pStyle w:val="Heading4"/>
       <w:lvlText w:val="%1.%2.%3.%4"/>
       <w:lvlJc w:val="left"/>
       <w:pPr>
@@ -11798,7 +10951,7 @@
     <w:lvl w:ilvl="4">
       <w:start w:val="1"/>
       <w:numFmt w:val="decimal"/>
-      <w:pStyle w:val="5"/>
+      <w:pStyle w:val="Heading5"/>
       <w:lvlText w:val="%1.%2.%3.%4.%5"/>
       <w:lvlJc w:val="left"/>
       <w:pPr>
@@ -11811,7 +10964,7 @@
     <w:lvl w:ilvl="5">
       <w:start w:val="1"/>
       <w:numFmt w:val="decimal"/>
-      <w:pStyle w:val="6"/>
+      <w:pStyle w:val="Heading6"/>
       <w:lvlText w:val="%1.%2.%3.%4.%5.%6"/>
       <w:lvlJc w:val="left"/>
       <w:pPr>
@@ -11824,7 +10977,7 @@
     <w:lvl w:ilvl="6">
       <w:start w:val="1"/>
       <w:numFmt w:val="decimal"/>
-      <w:pStyle w:val="7"/>
+      <w:pStyle w:val="Heading7"/>
       <w:lvlText w:val="%1.%2.%3.%4.%5.%6.%7"/>
       <w:lvlJc w:val="left"/>
       <w:pPr>
@@ -11837,7 +10990,7 @@
     <w:lvl w:ilvl="7">
       <w:start w:val="1"/>
       <w:numFmt w:val="decimal"/>
-      <w:pStyle w:val="8"/>
+      <w:pStyle w:val="Heading8"/>
       <w:lvlText w:val="%1.%2.%3.%4.%5.%6.%7.%8"/>
       <w:lvlJc w:val="left"/>
       <w:pPr>
@@ -11850,7 +11003,7 @@
     <w:lvl w:ilvl="8">
       <w:start w:val="1"/>
       <w:numFmt w:val="decimal"/>
-      <w:pStyle w:val="9"/>
+      <w:pStyle w:val="Heading9"/>
       <w:lvlText w:val="%1.%2.%3.%4.%5.%6.%7.%8.%9"/>
       <w:lvlJc w:val="left"/>
       <w:pPr>
@@ -11861,7 +11014,7 @@
       </w:rPr>
     </w:lvl>
   </w:abstractNum>
-  <w:abstractNum w:abstractNumId="5">
+  <w:abstractNum w:abstractNumId="5" w15:restartNumberingAfterBreak="0">
     <w:nsid w:val="28B151F1"/>
     <w:multiLevelType w:val="hybridMultilevel"/>
     <w:tmpl w:val="BEB47992"/>
@@ -11950,7 +11103,7 @@
       </w:pPr>
     </w:lvl>
   </w:abstractNum>
-  <w:abstractNum w:abstractNumId="6">
+  <w:abstractNum w:abstractNumId="6" w15:restartNumberingAfterBreak="0">
     <w:nsid w:val="39453D5D"/>
     <w:multiLevelType w:val="multilevel"/>
     <w:tmpl w:val="AE70A622"/>
@@ -12099,7 +11252,7 @@
       </w:rPr>
     </w:lvl>
   </w:abstractNum>
-  <w:abstractNum w:abstractNumId="7">
+  <w:abstractNum w:abstractNumId="7" w15:restartNumberingAfterBreak="0">
     <w:nsid w:val="3C990C35"/>
     <w:multiLevelType w:val="multilevel"/>
     <w:tmpl w:val="E8F47E58"/>
@@ -12212,7 +11365,7 @@
       </w:pPr>
     </w:lvl>
   </w:abstractNum>
-  <w:abstractNum w:abstractNumId="8">
+  <w:abstractNum w:abstractNumId="8" w15:restartNumberingAfterBreak="0">
     <w:nsid w:val="3D470C5C"/>
     <w:multiLevelType w:val="multilevel"/>
     <w:tmpl w:val="BE0EB5C2"/>
@@ -12361,7 +11514,7 @@
       </w:rPr>
     </w:lvl>
   </w:abstractNum>
-  <w:abstractNum w:abstractNumId="9">
+  <w:abstractNum w:abstractNumId="9" w15:restartNumberingAfterBreak="0">
     <w:nsid w:val="4B401398"/>
     <w:multiLevelType w:val="multilevel"/>
     <w:tmpl w:val="A1B2A394"/>
@@ -12510,7 +11663,7 @@
       </w:rPr>
     </w:lvl>
   </w:abstractNum>
-  <w:abstractNum w:abstractNumId="10">
+  <w:abstractNum w:abstractNumId="10" w15:restartNumberingAfterBreak="0">
     <w:nsid w:val="4D840B89"/>
     <w:multiLevelType w:val="hybridMultilevel"/>
     <w:tmpl w:val="1F3243FA"/>
@@ -12599,7 +11752,7 @@
       </w:pPr>
     </w:lvl>
   </w:abstractNum>
-  <w:abstractNum w:abstractNumId="11">
+  <w:abstractNum w:abstractNumId="11" w15:restartNumberingAfterBreak="0">
     <w:nsid w:val="606D063F"/>
     <w:multiLevelType w:val="hybridMultilevel"/>
     <w:tmpl w:val="8216285E"/>
@@ -12712,7 +11865,7 @@
       </w:rPr>
     </w:lvl>
   </w:abstractNum>
-  <w:abstractNum w:abstractNumId="12">
+  <w:abstractNum w:abstractNumId="12" w15:restartNumberingAfterBreak="0">
     <w:nsid w:val="66DE16A0"/>
     <w:multiLevelType w:val="hybridMultilevel"/>
     <w:tmpl w:val="60423802"/>
@@ -12798,7 +11951,7 @@
       </w:pPr>
     </w:lvl>
   </w:abstractNum>
-  <w:abstractNum w:abstractNumId="13">
+  <w:abstractNum w:abstractNumId="13" w15:restartNumberingAfterBreak="0">
     <w:nsid w:val="7650337F"/>
     <w:multiLevelType w:val="multilevel"/>
     <w:tmpl w:val="FBE42156"/>
@@ -12911,7 +12064,7 @@
       </w:rPr>
     </w:lvl>
   </w:abstractNum>
-  <w:abstractNum w:abstractNumId="14">
+  <w:abstractNum w:abstractNumId="14" w15:restartNumberingAfterBreak="0">
     <w:nsid w:val="7DD05627"/>
     <w:multiLevelType w:val="multilevel"/>
     <w:tmpl w:val="1B82C704"/>
@@ -13111,7 +12264,7 @@
 </file>
 
 <file path=word/styles.xml><?xml version="1.0" encoding="utf-8"?>
-<w:styles xmlns:mc="http://schemas.openxmlformats.org/markup-compatibility/2006" xmlns:r="http://schemas.openxmlformats.org/officeDocument/2006/relationships" xmlns:w="http://schemas.openxmlformats.org/wordprocessingml/2006/main" xmlns:w14="http://schemas.microsoft.com/office/word/2010/wordml" mc:Ignorable="w14">
+<w:styles xmlns:mc="http://schemas.openxmlformats.org/markup-compatibility/2006" xmlns:r="http://schemas.openxmlformats.org/officeDocument/2006/relationships" xmlns:w="http://schemas.openxmlformats.org/wordprocessingml/2006/main" xmlns:w14="http://schemas.microsoft.com/office/word/2010/wordml" xmlns:w15="http://schemas.microsoft.com/office/word/2012/wordml" xmlns:w16se="http://schemas.microsoft.com/office/word/2015/wordml/symex" mc:Ignorable="w14 w15 w16se">
   <w:docDefaults>
     <w:rPrDefault>
       <w:rPr>
@@ -13127,146 +12280,380 @@
       </w:pPr>
     </w:pPrDefault>
   </w:docDefaults>
-  <w:latentStyles w:defLockedState="0" w:defUIPriority="99" w:defSemiHidden="1" w:defUnhideWhenUsed="1" w:defQFormat="0" w:count="267">
-    <w:lsdException w:name="Normal" w:semiHidden="0" w:uiPriority="0" w:unhideWhenUsed="0" w:qFormat="1"/>
-    <w:lsdException w:name="heading 1" w:semiHidden="0" w:uiPriority="9" w:unhideWhenUsed="0" w:qFormat="1"/>
-    <w:lsdException w:name="heading 2" w:uiPriority="9" w:qFormat="1"/>
-    <w:lsdException w:name="heading 3" w:uiPriority="9" w:qFormat="1"/>
-    <w:lsdException w:name="heading 4" w:uiPriority="9" w:qFormat="1"/>
-    <w:lsdException w:name="heading 5" w:uiPriority="9" w:qFormat="1"/>
-    <w:lsdException w:name="heading 6" w:uiPriority="9" w:qFormat="1"/>
-    <w:lsdException w:name="heading 7" w:uiPriority="9" w:qFormat="1"/>
-    <w:lsdException w:name="heading 8" w:uiPriority="9" w:qFormat="1"/>
-    <w:lsdException w:name="heading 9" w:uiPriority="9" w:qFormat="1"/>
-    <w:lsdException w:name="toc 1" w:uiPriority="39"/>
-    <w:lsdException w:name="toc 2" w:uiPriority="39"/>
-    <w:lsdException w:name="toc 3" w:uiPriority="39"/>
-    <w:lsdException w:name="toc 4" w:uiPriority="39"/>
-    <w:lsdException w:name="toc 5" w:uiPriority="39"/>
-    <w:lsdException w:name="toc 6" w:uiPriority="39"/>
-    <w:lsdException w:name="toc 7" w:uiPriority="39"/>
-    <w:lsdException w:name="toc 8" w:uiPriority="39"/>
-    <w:lsdException w:name="toc 9" w:uiPriority="39"/>
-    <w:lsdException w:name="caption" w:uiPriority="35" w:qFormat="1"/>
-    <w:lsdException w:name="Title" w:semiHidden="0" w:uiPriority="10" w:unhideWhenUsed="0" w:qFormat="1"/>
-    <w:lsdException w:name="Default Paragraph Font" w:uiPriority="1"/>
-    <w:lsdException w:name="Subtitle" w:semiHidden="0" w:uiPriority="11" w:unhideWhenUsed="0" w:qFormat="1"/>
-    <w:lsdException w:name="Strong" w:semiHidden="0" w:uiPriority="22" w:unhideWhenUsed="0" w:qFormat="1"/>
-    <w:lsdException w:name="Emphasis" w:semiHidden="0" w:uiPriority="20" w:unhideWhenUsed="0" w:qFormat="1"/>
-    <w:lsdException w:name="Table Grid" w:semiHidden="0" w:uiPriority="59" w:unhideWhenUsed="0"/>
-    <w:lsdException w:name="Placeholder Text" w:unhideWhenUsed="0"/>
-    <w:lsdException w:name="No Spacing" w:semiHidden="0" w:uiPriority="1" w:unhideWhenUsed="0" w:qFormat="1"/>
-    <w:lsdException w:name="Light Shading" w:semiHidden="0" w:uiPriority="60" w:unhideWhenUsed="0"/>
-    <w:lsdException w:name="Light List" w:semiHidden="0" w:uiPriority="61" w:unhideWhenUsed="0"/>
-    <w:lsdException w:name="Light Grid" w:semiHidden="0" w:uiPriority="62" w:unhideWhenUsed="0"/>
-    <w:lsdException w:name="Medium Shading 1" w:semiHidden="0" w:uiPriority="63" w:unhideWhenUsed="0"/>
-    <w:lsdException w:name="Medium Shading 2" w:semiHidden="0" w:uiPriority="64" w:unhideWhenUsed="0"/>
-    <w:lsdException w:name="Medium List 1" w:semiHidden="0" w:uiPriority="65" w:unhideWhenUsed="0"/>
-    <w:lsdException w:name="Medium List 2" w:semiHidden="0" w:uiPriority="66" w:unhideWhenUsed="0"/>
-    <w:lsdException w:name="Medium Grid 1" w:semiHidden="0" w:uiPriority="67" w:unhideWhenUsed="0"/>
-    <w:lsdException w:name="Medium Grid 2" w:semiHidden="0" w:uiPriority="68" w:unhideWhenUsed="0"/>
-    <w:lsdException w:name="Medium Grid 3" w:semiHidden="0" w:uiPriority="69" w:unhideWhenUsed="0"/>
-    <w:lsdException w:name="Dark List" w:semiHidden="0" w:uiPriority="70" w:unhideWhenUsed="0"/>
-    <w:lsdException w:name="Colorful Shading" w:semiHidden="0" w:uiPriority="71" w:unhideWhenUsed="0"/>
-    <w:lsdException w:name="Colorful List" w:semiHidden="0" w:uiPriority="72" w:unhideWhenUsed="0"/>
-    <w:lsdException w:name="Colorful Grid" w:semiHidden="0" w:uiPriority="73" w:unhideWhenUsed="0"/>
-    <w:lsdException w:name="Light Shading Accent 1" w:semiHidden="0" w:uiPriority="60" w:unhideWhenUsed="0"/>
-    <w:lsdException w:name="Light List Accent 1" w:semiHidden="0" w:uiPriority="61" w:unhideWhenUsed="0"/>
-    <w:lsdException w:name="Light Grid Accent 1" w:semiHidden="0" w:uiPriority="62" w:unhideWhenUsed="0"/>
-    <w:lsdException w:name="Medium Shading 1 Accent 1" w:semiHidden="0" w:uiPriority="63" w:unhideWhenUsed="0"/>
-    <w:lsdException w:name="Medium Shading 2 Accent 1" w:semiHidden="0" w:uiPriority="64" w:unhideWhenUsed="0"/>
-    <w:lsdException w:name="Medium List 1 Accent 1" w:semiHidden="0" w:uiPriority="65" w:unhideWhenUsed="0"/>
-    <w:lsdException w:name="Revision" w:unhideWhenUsed="0"/>
-    <w:lsdException w:name="List Paragraph" w:semiHidden="0" w:uiPriority="34" w:unhideWhenUsed="0" w:qFormat="1"/>
-    <w:lsdException w:name="Quote" w:semiHidden="0" w:uiPriority="29" w:unhideWhenUsed="0" w:qFormat="1"/>
-    <w:lsdException w:name="Intense Quote" w:semiHidden="0" w:uiPriority="30" w:unhideWhenUsed="0" w:qFormat="1"/>
-    <w:lsdException w:name="Medium List 2 Accent 1" w:semiHidden="0" w:uiPriority="66" w:unhideWhenUsed="0"/>
-    <w:lsdException w:name="Medium Grid 1 Accent 1" w:semiHidden="0" w:uiPriority="67" w:unhideWhenUsed="0"/>
-    <w:lsdException w:name="Medium Grid 2 Accent 1" w:semiHidden="0" w:uiPriority="68" w:unhideWhenUsed="0"/>
-    <w:lsdException w:name="Medium Grid 3 Accent 1" w:semiHidden="0" w:uiPriority="69" w:unhideWhenUsed="0"/>
-    <w:lsdException w:name="Dark List Accent 1" w:semiHidden="0" w:uiPriority="70" w:unhideWhenUsed="0"/>
-    <w:lsdException w:name="Colorful Shading Accent 1" w:semiHidden="0" w:uiPriority="71" w:unhideWhenUsed="0"/>
-    <w:lsdException w:name="Colorful List Accent 1" w:semiHidden="0" w:uiPriority="72" w:unhideWhenUsed="0"/>
-    <w:lsdException w:name="Colorful Grid Accent 1" w:semiHidden="0" w:uiPriority="73" w:unhideWhenUsed="0"/>
-    <w:lsdException w:name="Light Shading Accent 2" w:semiHidden="0" w:uiPriority="60" w:unhideWhenUsed="0"/>
-    <w:lsdException w:name="Light List Accent 2" w:semiHidden="0" w:uiPriority="61" w:unhideWhenUsed="0"/>
-    <w:lsdException w:name="Light Grid Accent 2" w:semiHidden="0" w:uiPriority="62" w:unhideWhenUsed="0"/>
-    <w:lsdException w:name="Medium Shading 1 Accent 2" w:semiHidden="0" w:uiPriority="63" w:unhideWhenUsed="0"/>
-    <w:lsdException w:name="Medium Shading 2 Accent 2" w:semiHidden="0" w:uiPriority="64" w:unhideWhenUsed="0"/>
-    <w:lsdException w:name="Medium List 1 Accent 2" w:semiHidden="0" w:uiPriority="65" w:unhideWhenUsed="0"/>
-    <w:lsdException w:name="Medium List 2 Accent 2" w:semiHidden="0" w:uiPriority="66" w:unhideWhenUsed="0"/>
-    <w:lsdException w:name="Medium Grid 1 Accent 2" w:semiHidden="0" w:uiPriority="67" w:unhideWhenUsed="0"/>
-    <w:lsdException w:name="Medium Grid 2 Accent 2" w:semiHidden="0" w:uiPriority="68" w:unhideWhenUsed="0"/>
-    <w:lsdException w:name="Medium Grid 3 Accent 2" w:semiHidden="0" w:uiPriority="69" w:unhideWhenUsed="0"/>
-    <w:lsdException w:name="Dark List Accent 2" w:semiHidden="0" w:uiPriority="70" w:unhideWhenUsed="0"/>
-    <w:lsdException w:name="Colorful Shading Accent 2" w:semiHidden="0" w:uiPriority="71" w:unhideWhenUsed="0"/>
-    <w:lsdException w:name="Colorful List Accent 2" w:semiHidden="0" w:uiPriority="72" w:unhideWhenUsed="0"/>
-    <w:lsdException w:name="Colorful Grid Accent 2" w:semiHidden="0" w:uiPriority="73" w:unhideWhenUsed="0"/>
-    <w:lsdException w:name="Light Shading Accent 3" w:semiHidden="0" w:uiPriority="60" w:unhideWhenUsed="0"/>
-    <w:lsdException w:name="Light List Accent 3" w:semiHidden="0" w:uiPriority="61" w:unhideWhenUsed="0"/>
-    <w:lsdException w:name="Light Grid Accent 3" w:semiHidden="0" w:uiPriority="62" w:unhideWhenUsed="0"/>
-    <w:lsdException w:name="Medium Shading 1 Accent 3" w:semiHidden="0" w:uiPriority="63" w:unhideWhenUsed="0"/>
-    <w:lsdException w:name="Medium Shading 2 Accent 3" w:semiHidden="0" w:uiPriority="64" w:unhideWhenUsed="0"/>
-    <w:lsdException w:name="Medium List 1 Accent 3" w:semiHidden="0" w:uiPriority="65" w:unhideWhenUsed="0"/>
-    <w:lsdException w:name="Medium List 2 Accent 3" w:semiHidden="0" w:uiPriority="66" w:unhideWhenUsed="0"/>
-    <w:lsdException w:name="Medium Grid 1 Accent 3" w:semiHidden="0" w:uiPriority="67" w:unhideWhenUsed="0"/>
-    <w:lsdException w:name="Medium Grid 2 Accent 3" w:semiHidden="0" w:uiPriority="68" w:unhideWhenUsed="0"/>
-    <w:lsdException w:name="Medium Grid 3 Accent 3" w:semiHidden="0" w:uiPriority="69" w:unhideWhenUsed="0"/>
-    <w:lsdException w:name="Dark List Accent 3" w:semiHidden="0" w:uiPriority="70" w:unhideWhenUsed="0"/>
-    <w:lsdException w:name="Colorful Shading Accent 3" w:semiHidden="0" w:uiPriority="71" w:unhideWhenUsed="0"/>
-    <w:lsdException w:name="Colorful List Accent 3" w:semiHidden="0" w:uiPriority="72" w:unhideWhenUsed="0"/>
-    <w:lsdException w:name="Colorful Grid Accent 3" w:semiHidden="0" w:uiPriority="73" w:unhideWhenUsed="0"/>
-    <w:lsdException w:name="Light Shading Accent 4" w:semiHidden="0" w:uiPriority="60" w:unhideWhenUsed="0"/>
-    <w:lsdException w:name="Light List Accent 4" w:semiHidden="0" w:uiPriority="61" w:unhideWhenUsed="0"/>
-    <w:lsdException w:name="Light Grid Accent 4" w:semiHidden="0" w:uiPriority="62" w:unhideWhenUsed="0"/>
-    <w:lsdException w:name="Medium Shading 1 Accent 4" w:semiHidden="0" w:uiPriority="63" w:unhideWhenUsed="0"/>
-    <w:lsdException w:name="Medium Shading 2 Accent 4" w:semiHidden="0" w:uiPriority="64" w:unhideWhenUsed="0"/>
-    <w:lsdException w:name="Medium List 1 Accent 4" w:semiHidden="0" w:uiPriority="65" w:unhideWhenUsed="0"/>
-    <w:lsdException w:name="Medium List 2 Accent 4" w:semiHidden="0" w:uiPriority="66" w:unhideWhenUsed="0"/>
-    <w:lsdException w:name="Medium Grid 1 Accent 4" w:semiHidden="0" w:uiPriority="67" w:unhideWhenUsed="0"/>
-    <w:lsdException w:name="Medium Grid 2 Accent 4" w:semiHidden="0" w:uiPriority="68" w:unhideWhenUsed="0"/>
-    <w:lsdException w:name="Medium Grid 3 Accent 4" w:semiHidden="0" w:uiPriority="69" w:unhideWhenUsed="0"/>
-    <w:lsdException w:name="Dark List Accent 4" w:semiHidden="0" w:uiPriority="70" w:unhideWhenUsed="0"/>
-    <w:lsdException w:name="Colorful Shading Accent 4" w:semiHidden="0" w:uiPriority="71" w:unhideWhenUsed="0"/>
-    <w:lsdException w:name="Colorful List Accent 4" w:semiHidden="0" w:uiPriority="72" w:unhideWhenUsed="0"/>
-    <w:lsdException w:name="Colorful Grid Accent 4" w:semiHidden="0" w:uiPriority="73" w:unhideWhenUsed="0"/>
-    <w:lsdException w:name="Light Shading Accent 5" w:semiHidden="0" w:uiPriority="60" w:unhideWhenUsed="0"/>
-    <w:lsdException w:name="Light List Accent 5" w:semiHidden="0" w:uiPriority="61" w:unhideWhenUsed="0"/>
-    <w:lsdException w:name="Light Grid Accent 5" w:semiHidden="0" w:uiPriority="62" w:unhideWhenUsed="0"/>
-    <w:lsdException w:name="Medium Shading 1 Accent 5" w:semiHidden="0" w:uiPriority="63" w:unhideWhenUsed="0"/>
-    <w:lsdException w:name="Medium Shading 2 Accent 5" w:semiHidden="0" w:uiPriority="64" w:unhideWhenUsed="0"/>
-    <w:lsdException w:name="Medium List 1 Accent 5" w:semiHidden="0" w:uiPriority="65" w:unhideWhenUsed="0"/>
-    <w:lsdException w:name="Medium List 2 Accent 5" w:semiHidden="0" w:uiPriority="66" w:unhideWhenUsed="0"/>
-    <w:lsdException w:name="Medium Grid 1 Accent 5" w:semiHidden="0" w:uiPriority="67" w:unhideWhenUsed="0"/>
-    <w:lsdException w:name="Medium Grid 2 Accent 5" w:semiHidden="0" w:uiPriority="68" w:unhideWhenUsed="0"/>
-    <w:lsdException w:name="Medium Grid 3 Accent 5" w:semiHidden="0" w:uiPriority="69" w:unhideWhenUsed="0"/>
-    <w:lsdException w:name="Dark List Accent 5" w:semiHidden="0" w:uiPriority="70" w:unhideWhenUsed="0"/>
-    <w:lsdException w:name="Colorful Shading Accent 5" w:semiHidden="0" w:uiPriority="71" w:unhideWhenUsed="0"/>
-    <w:lsdException w:name="Colorful List Accent 5" w:semiHidden="0" w:uiPriority="72" w:unhideWhenUsed="0"/>
-    <w:lsdException w:name="Colorful Grid Accent 5" w:semiHidden="0" w:uiPriority="73" w:unhideWhenUsed="0"/>
-    <w:lsdException w:name="Light Shading Accent 6" w:semiHidden="0" w:uiPriority="60" w:unhideWhenUsed="0"/>
-    <w:lsdException w:name="Light List Accent 6" w:semiHidden="0" w:uiPriority="61" w:unhideWhenUsed="0"/>
-    <w:lsdException w:name="Light Grid Accent 6" w:semiHidden="0" w:uiPriority="62" w:unhideWhenUsed="0"/>
-    <w:lsdException w:name="Medium Shading 1 Accent 6" w:semiHidden="0" w:uiPriority="63" w:unhideWhenUsed="0"/>
-    <w:lsdException w:name="Medium Shading 2 Accent 6" w:semiHidden="0" w:uiPriority="64" w:unhideWhenUsed="0"/>
-    <w:lsdException w:name="Medium List 1 Accent 6" w:semiHidden="0" w:uiPriority="65" w:unhideWhenUsed="0"/>
-    <w:lsdException w:name="Medium List 2 Accent 6" w:semiHidden="0" w:uiPriority="66" w:unhideWhenUsed="0"/>
-    <w:lsdException w:name="Medium Grid 1 Accent 6" w:semiHidden="0" w:uiPriority="67" w:unhideWhenUsed="0"/>
-    <w:lsdException w:name="Medium Grid 2 Accent 6" w:semiHidden="0" w:uiPriority="68" w:unhideWhenUsed="0"/>
-    <w:lsdException w:name="Medium Grid 3 Accent 6" w:semiHidden="0" w:uiPriority="69" w:unhideWhenUsed="0"/>
-    <w:lsdException w:name="Dark List Accent 6" w:semiHidden="0" w:uiPriority="70" w:unhideWhenUsed="0"/>
-    <w:lsdException w:name="Colorful Shading Accent 6" w:semiHidden="0" w:uiPriority="71" w:unhideWhenUsed="0"/>
-    <w:lsdException w:name="Colorful List Accent 6" w:semiHidden="0" w:uiPriority="72" w:unhideWhenUsed="0"/>
-    <w:lsdException w:name="Colorful Grid Accent 6" w:semiHidden="0" w:uiPriority="73" w:unhideWhenUsed="0"/>
-    <w:lsdException w:name="Subtle Emphasis" w:semiHidden="0" w:uiPriority="19" w:unhideWhenUsed="0" w:qFormat="1"/>
-    <w:lsdException w:name="Intense Emphasis" w:semiHidden="0" w:uiPriority="21" w:unhideWhenUsed="0" w:qFormat="1"/>
-    <w:lsdException w:name="Subtle Reference" w:semiHidden="0" w:uiPriority="31" w:unhideWhenUsed="0" w:qFormat="1"/>
-    <w:lsdException w:name="Intense Reference" w:semiHidden="0" w:uiPriority="32" w:unhideWhenUsed="0" w:qFormat="1"/>
-    <w:lsdException w:name="Book Title" w:semiHidden="0" w:uiPriority="33" w:unhideWhenUsed="0" w:qFormat="1"/>
-    <w:lsdException w:name="Bibliography" w:uiPriority="37"/>
-    <w:lsdException w:name="TOC Heading" w:uiPriority="39" w:qFormat="1"/>
+  <w:latentStyles w:defLockedState="0" w:defUIPriority="99" w:defSemiHidden="0" w:defUnhideWhenUsed="0" w:defQFormat="0" w:count="371">
+    <w:lsdException w:name="Normal" w:uiPriority="0" w:qFormat="1"/>
+    <w:lsdException w:name="heading 1" w:uiPriority="9" w:qFormat="1"/>
+    <w:lsdException w:name="heading 2" w:semiHidden="1" w:uiPriority="9" w:unhideWhenUsed="1" w:qFormat="1"/>
+    <w:lsdException w:name="heading 3" w:semiHidden="1" w:uiPriority="9" w:unhideWhenUsed="1" w:qFormat="1"/>
+    <w:lsdException w:name="heading 4" w:semiHidden="1" w:uiPriority="9" w:unhideWhenUsed="1" w:qFormat="1"/>
+    <w:lsdException w:name="heading 5" w:semiHidden="1" w:uiPriority="9" w:unhideWhenUsed="1" w:qFormat="1"/>
+    <w:lsdException w:name="heading 6" w:semiHidden="1" w:uiPriority="9" w:unhideWhenUsed="1" w:qFormat="1"/>
+    <w:lsdException w:name="heading 7" w:semiHidden="1" w:uiPriority="9" w:unhideWhenUsed="1" w:qFormat="1"/>
+    <w:lsdException w:name="heading 8" w:semiHidden="1" w:uiPriority="9" w:unhideWhenUsed="1" w:qFormat="1"/>
+    <w:lsdException w:name="heading 9" w:semiHidden="1" w:uiPriority="9" w:unhideWhenUsed="1" w:qFormat="1"/>
+    <w:lsdException w:name="index 1" w:semiHidden="1" w:unhideWhenUsed="1"/>
+    <w:lsdException w:name="index 2" w:semiHidden="1" w:unhideWhenUsed="1"/>
+    <w:lsdException w:name="index 3" w:semiHidden="1" w:unhideWhenUsed="1"/>
+    <w:lsdException w:name="index 4" w:semiHidden="1" w:unhideWhenUsed="1"/>
+    <w:lsdException w:name="index 5" w:semiHidden="1" w:unhideWhenUsed="1"/>
+    <w:lsdException w:name="index 6" w:semiHidden="1" w:unhideWhenUsed="1"/>
+    <w:lsdException w:name="index 7" w:semiHidden="1" w:unhideWhenUsed="1"/>
+    <w:lsdException w:name="index 8" w:semiHidden="1" w:unhideWhenUsed="1"/>
+    <w:lsdException w:name="index 9" w:semiHidden="1" w:unhideWhenUsed="1"/>
+    <w:lsdException w:name="toc 1" w:semiHidden="1" w:uiPriority="39" w:unhideWhenUsed="1"/>
+    <w:lsdException w:name="toc 2" w:semiHidden="1" w:uiPriority="39" w:unhideWhenUsed="1"/>
+    <w:lsdException w:name="toc 3" w:semiHidden="1" w:uiPriority="39" w:unhideWhenUsed="1"/>
+    <w:lsdException w:name="toc 4" w:semiHidden="1" w:uiPriority="39" w:unhideWhenUsed="1"/>
+    <w:lsdException w:name="toc 5" w:semiHidden="1" w:uiPriority="39" w:unhideWhenUsed="1"/>
+    <w:lsdException w:name="toc 6" w:semiHidden="1" w:uiPriority="39" w:unhideWhenUsed="1"/>
+    <w:lsdException w:name="toc 7" w:semiHidden="1" w:uiPriority="39" w:unhideWhenUsed="1"/>
+    <w:lsdException w:name="toc 8" w:semiHidden="1" w:uiPriority="39" w:unhideWhenUsed="1"/>
+    <w:lsdException w:name="toc 9" w:semiHidden="1" w:uiPriority="39" w:unhideWhenUsed="1"/>
+    <w:lsdException w:name="Normal Indent" w:semiHidden="1" w:unhideWhenUsed="1"/>
+    <w:lsdException w:name="footnote text" w:semiHidden="1" w:unhideWhenUsed="1"/>
+    <w:lsdException w:name="annotation text" w:semiHidden="1" w:unhideWhenUsed="1"/>
+    <w:lsdException w:name="header" w:semiHidden="1" w:unhideWhenUsed="1"/>
+    <w:lsdException w:name="footer" w:semiHidden="1" w:unhideWhenUsed="1"/>
+    <w:lsdException w:name="index heading" w:semiHidden="1" w:unhideWhenUsed="1"/>
+    <w:lsdException w:name="caption" w:semiHidden="1" w:uiPriority="35" w:unhideWhenUsed="1" w:qFormat="1"/>
+    <w:lsdException w:name="table of figures" w:semiHidden="1" w:unhideWhenUsed="1"/>
+    <w:lsdException w:name="envelope address" w:semiHidden="1" w:unhideWhenUsed="1"/>
+    <w:lsdException w:name="envelope return" w:semiHidden="1" w:unhideWhenUsed="1"/>
+    <w:lsdException w:name="footnote reference" w:semiHidden="1" w:unhideWhenUsed="1"/>
+    <w:lsdException w:name="annotation reference" w:semiHidden="1" w:unhideWhenUsed="1"/>
+    <w:lsdException w:name="line number" w:semiHidden="1" w:unhideWhenUsed="1"/>
+    <w:lsdException w:name="page number" w:semiHidden="1" w:unhideWhenUsed="1"/>
+    <w:lsdException w:name="endnote reference" w:semiHidden="1" w:unhideWhenUsed="1"/>
+    <w:lsdException w:name="endnote text" w:semiHidden="1" w:unhideWhenUsed="1"/>
+    <w:lsdException w:name="table of authorities" w:semiHidden="1" w:unhideWhenUsed="1"/>
+    <w:lsdException w:name="macro" w:semiHidden="1" w:unhideWhenUsed="1"/>
+    <w:lsdException w:name="toa heading" w:semiHidden="1" w:unhideWhenUsed="1"/>
+    <w:lsdException w:name="List" w:semiHidden="1" w:unhideWhenUsed="1"/>
+    <w:lsdException w:name="List Bullet" w:semiHidden="1" w:unhideWhenUsed="1"/>
+    <w:lsdException w:name="List Number" w:semiHidden="1" w:unhideWhenUsed="1"/>
+    <w:lsdException w:name="List 2" w:semiHidden="1" w:unhideWhenUsed="1"/>
+    <w:lsdException w:name="List 3" w:semiHidden="1" w:unhideWhenUsed="1"/>
+    <w:lsdException w:name="List 4" w:semiHidden="1" w:unhideWhenUsed="1"/>
+    <w:lsdException w:name="List 5" w:semiHidden="1" w:unhideWhenUsed="1"/>
+    <w:lsdException w:name="List Bullet 2" w:semiHidden="1" w:unhideWhenUsed="1"/>
+    <w:lsdException w:name="List Bullet 3" w:semiHidden="1" w:unhideWhenUsed="1"/>
+    <w:lsdException w:name="List Bullet 4" w:semiHidden="1" w:unhideWhenUsed="1"/>
+    <w:lsdException w:name="List Bullet 5" w:semiHidden="1" w:unhideWhenUsed="1"/>
+    <w:lsdException w:name="List Number 2" w:semiHidden="1" w:unhideWhenUsed="1"/>
+    <w:lsdException w:name="List Number 3" w:semiHidden="1" w:unhideWhenUsed="1"/>
+    <w:lsdException w:name="List Number 4" w:semiHidden="1" w:unhideWhenUsed="1"/>
+    <w:lsdException w:name="List Number 5" w:semiHidden="1" w:unhideWhenUsed="1"/>
+    <w:lsdException w:name="Title" w:uiPriority="10" w:qFormat="1"/>
+    <w:lsdException w:name="Closing" w:semiHidden="1" w:unhideWhenUsed="1"/>
+    <w:lsdException w:name="Signature" w:semiHidden="1" w:unhideWhenUsed="1"/>
+    <w:lsdException w:name="Default Paragraph Font" w:semiHidden="1" w:uiPriority="1" w:unhideWhenUsed="1"/>
+    <w:lsdException w:name="Body Text" w:semiHidden="1" w:unhideWhenUsed="1"/>
+    <w:lsdException w:name="Body Text Indent" w:semiHidden="1" w:unhideWhenUsed="1"/>
+    <w:lsdException w:name="List Continue" w:semiHidden="1" w:unhideWhenUsed="1"/>
+    <w:lsdException w:name="List Continue 2" w:semiHidden="1" w:unhideWhenUsed="1"/>
+    <w:lsdException w:name="List Continue 3" w:semiHidden="1" w:unhideWhenUsed="1"/>
+    <w:lsdException w:name="List Continue 4" w:semiHidden="1" w:unhideWhenUsed="1"/>
+    <w:lsdException w:name="List Continue 5" w:semiHidden="1" w:unhideWhenUsed="1"/>
+    <w:lsdException w:name="Message Header" w:semiHidden="1" w:unhideWhenUsed="1"/>
+    <w:lsdException w:name="Subtitle" w:uiPriority="11" w:qFormat="1"/>
+    <w:lsdException w:name="Salutation" w:semiHidden="1" w:unhideWhenUsed="1"/>
+    <w:lsdException w:name="Date" w:semiHidden="1" w:unhideWhenUsed="1"/>
+    <w:lsdException w:name="Body Text First Indent" w:semiHidden="1" w:unhideWhenUsed="1"/>
+    <w:lsdException w:name="Body Text First Indent 2" w:semiHidden="1" w:unhideWhenUsed="1"/>
+    <w:lsdException w:name="Note Heading" w:semiHidden="1" w:unhideWhenUsed="1"/>
+    <w:lsdException w:name="Body Text 2" w:semiHidden="1" w:unhideWhenUsed="1"/>
+    <w:lsdException w:name="Body Text 3" w:semiHidden="1" w:unhideWhenUsed="1"/>
+    <w:lsdException w:name="Body Text Indent 2" w:semiHidden="1" w:unhideWhenUsed="1"/>
+    <w:lsdException w:name="Body Text Indent 3" w:semiHidden="1" w:unhideWhenUsed="1"/>
+    <w:lsdException w:name="Block Text" w:semiHidden="1" w:unhideWhenUsed="1"/>
+    <w:lsdException w:name="Hyperlink" w:semiHidden="1" w:unhideWhenUsed="1"/>
+    <w:lsdException w:name="FollowedHyperlink" w:semiHidden="1" w:unhideWhenUsed="1"/>
+    <w:lsdException w:name="Strong" w:uiPriority="22" w:qFormat="1"/>
+    <w:lsdException w:name="Emphasis" w:uiPriority="20" w:qFormat="1"/>
+    <w:lsdException w:name="Document Map" w:semiHidden="1" w:unhideWhenUsed="1"/>
+    <w:lsdException w:name="Plain Text" w:semiHidden="1" w:unhideWhenUsed="1"/>
+    <w:lsdException w:name="E-mail Signature" w:semiHidden="1" w:unhideWhenUsed="1"/>
+    <w:lsdException w:name="HTML Top of Form" w:semiHidden="1" w:unhideWhenUsed="1"/>
+    <w:lsdException w:name="HTML Bottom of Form" w:semiHidden="1" w:unhideWhenUsed="1"/>
+    <w:lsdException w:name="Normal (Web)" w:semiHidden="1" w:unhideWhenUsed="1"/>
+    <w:lsdException w:name="HTML Acronym" w:semiHidden="1" w:unhideWhenUsed="1"/>
+    <w:lsdException w:name="HTML Address" w:semiHidden="1" w:unhideWhenUsed="1"/>
+    <w:lsdException w:name="HTML Cite" w:semiHidden="1" w:unhideWhenUsed="1"/>
+    <w:lsdException w:name="HTML Code" w:semiHidden="1" w:unhideWhenUsed="1"/>
+    <w:lsdException w:name="HTML Definition" w:semiHidden="1" w:unhideWhenUsed="1"/>
+    <w:lsdException w:name="HTML Keyboard" w:semiHidden="1" w:unhideWhenUsed="1"/>
+    <w:lsdException w:name="HTML Preformatted" w:semiHidden="1" w:unhideWhenUsed="1"/>
+    <w:lsdException w:name="HTML Sample" w:semiHidden="1" w:unhideWhenUsed="1"/>
+    <w:lsdException w:name="HTML Typewriter" w:semiHidden="1" w:unhideWhenUsed="1"/>
+    <w:lsdException w:name="HTML Variable" w:semiHidden="1" w:unhideWhenUsed="1"/>
+    <w:lsdException w:name="Normal Table" w:semiHidden="1" w:unhideWhenUsed="1"/>
+    <w:lsdException w:name="annotation subject" w:semiHidden="1" w:unhideWhenUsed="1"/>
+    <w:lsdException w:name="No List" w:semiHidden="1" w:unhideWhenUsed="1"/>
+    <w:lsdException w:name="Outline List 1" w:semiHidden="1" w:unhideWhenUsed="1"/>
+    <w:lsdException w:name="Outline List 2" w:semiHidden="1" w:unhideWhenUsed="1"/>
+    <w:lsdException w:name="Outline List 3" w:semiHidden="1" w:unhideWhenUsed="1"/>
+    <w:lsdException w:name="Table Simple 1" w:semiHidden="1" w:unhideWhenUsed="1"/>
+    <w:lsdException w:name="Table Simple 2" w:semiHidden="1" w:unhideWhenUsed="1"/>
+    <w:lsdException w:name="Table Simple 3" w:semiHidden="1" w:unhideWhenUsed="1"/>
+    <w:lsdException w:name="Table Classic 1" w:semiHidden="1" w:unhideWhenUsed="1"/>
+    <w:lsdException w:name="Table Classic 2" w:semiHidden="1" w:unhideWhenUsed="1"/>
+    <w:lsdException w:name="Table Classic 3" w:semiHidden="1" w:unhideWhenUsed="1"/>
+    <w:lsdException w:name="Table Classic 4" w:semiHidden="1" w:unhideWhenUsed="1"/>
+    <w:lsdException w:name="Table Colorful 1" w:semiHidden="1" w:unhideWhenUsed="1"/>
+    <w:lsdException w:name="Table Colorful 2" w:semiHidden="1" w:unhideWhenUsed="1"/>
+    <w:lsdException w:name="Table Colorful 3" w:semiHidden="1" w:unhideWhenUsed="1"/>
+    <w:lsdException w:name="Table Columns 1" w:semiHidden="1" w:unhideWhenUsed="1"/>
+    <w:lsdException w:name="Table Columns 2" w:semiHidden="1" w:unhideWhenUsed="1"/>
+    <w:lsdException w:name="Table Columns 3" w:semiHidden="1" w:unhideWhenUsed="1"/>
+    <w:lsdException w:name="Table Columns 4" w:semiHidden="1" w:unhideWhenUsed="1"/>
+    <w:lsdException w:name="Table Columns 5" w:semiHidden="1" w:unhideWhenUsed="1"/>
+    <w:lsdException w:name="Table Grid 1" w:semiHidden="1" w:unhideWhenUsed="1"/>
+    <w:lsdException w:name="Table Grid 2" w:semiHidden="1" w:unhideWhenUsed="1"/>
+    <w:lsdException w:name="Table Grid 3" w:semiHidden="1" w:unhideWhenUsed="1"/>
+    <w:lsdException w:name="Table Grid 4" w:semiHidden="1" w:unhideWhenUsed="1"/>
+    <w:lsdException w:name="Table Grid 5" w:semiHidden="1" w:unhideWhenUsed="1"/>
+    <w:lsdException w:name="Table Grid 6" w:semiHidden="1" w:unhideWhenUsed="1"/>
+    <w:lsdException w:name="Table Grid 7" w:semiHidden="1" w:unhideWhenUsed="1"/>
+    <w:lsdException w:name="Table Grid 8" w:semiHidden="1" w:unhideWhenUsed="1"/>
+    <w:lsdException w:name="Table List 1" w:semiHidden="1" w:unhideWhenUsed="1"/>
+    <w:lsdException w:name="Table List 2" w:semiHidden="1" w:unhideWhenUsed="1"/>
+    <w:lsdException w:name="Table List 3" w:semiHidden="1" w:unhideWhenUsed="1"/>
+    <w:lsdException w:name="Table List 4" w:semiHidden="1" w:unhideWhenUsed="1"/>
+    <w:lsdException w:name="Table List 5" w:semiHidden="1" w:unhideWhenUsed="1"/>
+    <w:lsdException w:name="Table List 6" w:semiHidden="1" w:unhideWhenUsed="1"/>
+    <w:lsdException w:name="Table List 7" w:semiHidden="1" w:unhideWhenUsed="1"/>
+    <w:lsdException w:name="Table List 8" w:semiHidden="1" w:unhideWhenUsed="1"/>
+    <w:lsdException w:name="Table 3D effects 1" w:semiHidden="1" w:unhideWhenUsed="1"/>
+    <w:lsdException w:name="Table 3D effects 2" w:semiHidden="1" w:unhideWhenUsed="1"/>
+    <w:lsdException w:name="Table 3D effects 3" w:semiHidden="1" w:unhideWhenUsed="1"/>
+    <w:lsdException w:name="Table Contemporary" w:semiHidden="1" w:unhideWhenUsed="1"/>
+    <w:lsdException w:name="Table Elegant" w:semiHidden="1" w:unhideWhenUsed="1"/>
+    <w:lsdException w:name="Table Professional" w:semiHidden="1" w:unhideWhenUsed="1"/>
+    <w:lsdException w:name="Table Subtle 1" w:semiHidden="1" w:unhideWhenUsed="1"/>
+    <w:lsdException w:name="Table Subtle 2" w:semiHidden="1" w:unhideWhenUsed="1"/>
+    <w:lsdException w:name="Table Web 1" w:semiHidden="1" w:unhideWhenUsed="1"/>
+    <w:lsdException w:name="Table Web 2" w:semiHidden="1" w:unhideWhenUsed="1"/>
+    <w:lsdException w:name="Table Web 3" w:semiHidden="1" w:unhideWhenUsed="1"/>
+    <w:lsdException w:name="Balloon Text" w:semiHidden="1" w:unhideWhenUsed="1"/>
+    <w:lsdException w:name="Table Grid" w:uiPriority="59"/>
+    <w:lsdException w:name="Table Theme" w:semiHidden="1" w:unhideWhenUsed="1"/>
+    <w:lsdException w:name="Placeholder Text" w:semiHidden="1"/>
+    <w:lsdException w:name="No Spacing" w:uiPriority="1" w:qFormat="1"/>
+    <w:lsdException w:name="Light Shading" w:uiPriority="60"/>
+    <w:lsdException w:name="Light List" w:uiPriority="61"/>
+    <w:lsdException w:name="Light Grid" w:uiPriority="62"/>
+    <w:lsdException w:name="Medium Shading 1" w:uiPriority="63"/>
+    <w:lsdException w:name="Medium Shading 2" w:uiPriority="64"/>
+    <w:lsdException w:name="Medium List 1" w:uiPriority="65"/>
+    <w:lsdException w:name="Medium List 2" w:uiPriority="66"/>
+    <w:lsdException w:name="Medium Grid 1" w:uiPriority="67"/>
+    <w:lsdException w:name="Medium Grid 2" w:uiPriority="68"/>
+    <w:lsdException w:name="Medium Grid 3" w:uiPriority="69"/>
+    <w:lsdException w:name="Dark List" w:uiPriority="70"/>
+    <w:lsdException w:name="Colorful Shading" w:uiPriority="71"/>
+    <w:lsdException w:name="Colorful List" w:uiPriority="72"/>
+    <w:lsdException w:name="Colorful Grid" w:uiPriority="73"/>
+    <w:lsdException w:name="Light Shading Accent 1" w:uiPriority="60"/>
+    <w:lsdException w:name="Light List Accent 1" w:uiPriority="61"/>
+    <w:lsdException w:name="Light Grid Accent 1" w:uiPriority="62"/>
+    <w:lsdException w:name="Medium Shading 1 Accent 1" w:uiPriority="63"/>
+    <w:lsdException w:name="Medium Shading 2 Accent 1" w:uiPriority="64"/>
+    <w:lsdException w:name="Medium List 1 Accent 1" w:uiPriority="65"/>
+    <w:lsdException w:name="Revision" w:semiHidden="1"/>
+    <w:lsdException w:name="List Paragraph" w:uiPriority="34" w:qFormat="1"/>
+    <w:lsdException w:name="Quote" w:uiPriority="29" w:qFormat="1"/>
+    <w:lsdException w:name="Intense Quote" w:uiPriority="30" w:qFormat="1"/>
+    <w:lsdException w:name="Medium List 2 Accent 1" w:uiPriority="66"/>
+    <w:lsdException w:name="Medium Grid 1 Accent 1" w:uiPriority="67"/>
+    <w:lsdException w:name="Medium Grid 2 Accent 1" w:uiPriority="68"/>
+    <w:lsdException w:name="Medium Grid 3 Accent 1" w:uiPriority="69"/>
+    <w:lsdException w:name="Dark List Accent 1" w:uiPriority="70"/>
+    <w:lsdException w:name="Colorful Shading Accent 1" w:uiPriority="71"/>
+    <w:lsdException w:name="Colorful List Accent 1" w:uiPriority="72"/>
+    <w:lsdException w:name="Colorful Grid Accent 1" w:uiPriority="73"/>
+    <w:lsdException w:name="Light Shading Accent 2" w:uiPriority="60"/>
+    <w:lsdException w:name="Light List Accent 2" w:uiPriority="61"/>
+    <w:lsdException w:name="Light Grid Accent 2" w:uiPriority="62"/>
+    <w:lsdException w:name="Medium Shading 1 Accent 2" w:uiPriority="63"/>
+    <w:lsdException w:name="Medium Shading 2 Accent 2" w:uiPriority="64"/>
+    <w:lsdException w:name="Medium List 1 Accent 2" w:uiPriority="65"/>
+    <w:lsdException w:name="Medium List 2 Accent 2" w:uiPriority="66"/>
+    <w:lsdException w:name="Medium Grid 1 Accent 2" w:uiPriority="67"/>
+    <w:lsdException w:name="Medium Grid 2 Accent 2" w:uiPriority="68"/>
+    <w:lsdException w:name="Medium Grid 3 Accent 2" w:uiPriority="69"/>
+    <w:lsdException w:name="Dark List Accent 2" w:uiPriority="70"/>
+    <w:lsdException w:name="Colorful Shading Accent 2" w:uiPriority="71"/>
+    <w:lsdException w:name="Colorful List Accent 2" w:uiPriority="72"/>
+    <w:lsdException w:name="Colorful Grid Accent 2" w:uiPriority="73"/>
+    <w:lsdException w:name="Light Shading Accent 3" w:uiPriority="60"/>
+    <w:lsdException w:name="Light List Accent 3" w:uiPriority="61"/>
+    <w:lsdException w:name="Light Grid Accent 3" w:uiPriority="62"/>
+    <w:lsdException w:name="Medium Shading 1 Accent 3" w:uiPriority="63"/>
+    <w:lsdException w:name="Medium Shading 2 Accent 3" w:uiPriority="64"/>
+    <w:lsdException w:name="Medium List 1 Accent 3" w:uiPriority="65"/>
+    <w:lsdException w:name="Medium List 2 Accent 3" w:uiPriority="66"/>
+    <w:lsdException w:name="Medium Grid 1 Accent 3" w:uiPriority="67"/>
+    <w:lsdException w:name="Medium Grid 2 Accent 3" w:uiPriority="68"/>
+    <w:lsdException w:name="Medium Grid 3 Accent 3" w:uiPriority="69"/>
+    <w:lsdException w:name="Dark List Accent 3" w:uiPriority="70"/>
+    <w:lsdException w:name="Colorful Shading Accent 3" w:uiPriority="71"/>
+    <w:lsdException w:name="Colorful List Accent 3" w:uiPriority="72"/>
+    <w:lsdException w:name="Colorful Grid Accent 3" w:uiPriority="73"/>
+    <w:lsdException w:name="Light Shading Accent 4" w:uiPriority="60"/>
+    <w:lsdException w:name="Light List Accent 4" w:uiPriority="61"/>
+    <w:lsdException w:name="Light Grid Accent 4" w:uiPriority="62"/>
+    <w:lsdException w:name="Medium Shading 1 Accent 4" w:uiPriority="63"/>
+    <w:lsdException w:name="Medium Shading 2 Accent 4" w:uiPriority="64"/>
+    <w:lsdException w:name="Medium List 1 Accent 4" w:uiPriority="65"/>
+    <w:lsdException w:name="Medium List 2 Accent 4" w:uiPriority="66"/>
+    <w:lsdException w:name="Medium Grid 1 Accent 4" w:uiPriority="67"/>
+    <w:lsdException w:name="Medium Grid 2 Accent 4" w:uiPriority="68"/>
+    <w:lsdException w:name="Medium Grid 3 Accent 4" w:uiPriority="69"/>
+    <w:lsdException w:name="Dark List Accent 4" w:uiPriority="70"/>
+    <w:lsdException w:name="Colorful Shading Accent 4" w:uiPriority="71"/>
+    <w:lsdException w:name="Colorful List Accent 4" w:uiPriority="72"/>
+    <w:lsdException w:name="Colorful Grid Accent 4" w:uiPriority="73"/>
+    <w:lsdException w:name="Light Shading Accent 5" w:uiPriority="60"/>
+    <w:lsdException w:name="Light List Accent 5" w:uiPriority="61"/>
+    <w:lsdException w:name="Light Grid Accent 5" w:uiPriority="62"/>
+    <w:lsdException w:name="Medium Shading 1 Accent 5" w:uiPriority="63"/>
+    <w:lsdException w:name="Medium Shading 2 Accent 5" w:uiPriority="64"/>
+    <w:lsdException w:name="Medium List 1 Accent 5" w:uiPriority="65"/>
+    <w:lsdException w:name="Medium List 2 Accent 5" w:uiPriority="66"/>
+    <w:lsdException w:name="Medium Grid 1 Accent 5" w:uiPriority="67"/>
+    <w:lsdException w:name="Medium Grid 2 Accent 5" w:uiPriority="68"/>
+    <w:lsdException w:name="Medium Grid 3 Accent 5" w:uiPriority="69"/>
+    <w:lsdException w:name="Dark List Accent 5" w:uiPriority="70"/>
+    <w:lsdException w:name="Colorful Shading Accent 5" w:uiPriority="71"/>
+    <w:lsdException w:name="Colorful List Accent 5" w:uiPriority="72"/>
+    <w:lsdException w:name="Colorful Grid Accent 5" w:uiPriority="73"/>
+    <w:lsdException w:name="Light Shading Accent 6" w:uiPriority="60"/>
+    <w:lsdException w:name="Light List Accent 6" w:uiPriority="61"/>
+    <w:lsdException w:name="Light Grid Accent 6" w:uiPriority="62"/>
+    <w:lsdException w:name="Medium Shading 1 Accent 6" w:uiPriority="63"/>
+    <w:lsdException w:name="Medium Shading 2 Accent 6" w:uiPriority="64"/>
+    <w:lsdException w:name="Medium List 1 Accent 6" w:uiPriority="65"/>
+    <w:lsdException w:name="Medium List 2 Accent 6" w:uiPriority="66"/>
+    <w:lsdException w:name="Medium Grid 1 Accent 6" w:uiPriority="67"/>
+    <w:lsdException w:name="Medium Grid 2 Accent 6" w:uiPriority="68"/>
+    <w:lsdException w:name="Medium Grid 3 Accent 6" w:uiPriority="69"/>
+    <w:lsdException w:name="Dark List Accent 6" w:uiPriority="70"/>
+    <w:lsdException w:name="Colorful Shading Accent 6" w:uiPriority="71"/>
+    <w:lsdException w:name="Colorful List Accent 6" w:uiPriority="72"/>
+    <w:lsdException w:name="Colorful Grid Accent 6" w:uiPriority="73"/>
+    <w:lsdException w:name="Subtle Emphasis" w:uiPriority="19" w:qFormat="1"/>
+    <w:lsdException w:name="Intense Emphasis" w:uiPriority="21" w:qFormat="1"/>
+    <w:lsdException w:name="Subtle Reference" w:uiPriority="31" w:qFormat="1"/>
+    <w:lsdException w:name="Intense Reference" w:uiPriority="32" w:qFormat="1"/>
+    <w:lsdException w:name="Book Title" w:uiPriority="33" w:qFormat="1"/>
+    <w:lsdException w:name="Bibliography" w:semiHidden="1" w:uiPriority="37" w:unhideWhenUsed="1"/>
+    <w:lsdException w:name="TOC Heading" w:semiHidden="1" w:uiPriority="39" w:unhideWhenUsed="1" w:qFormat="1"/>
+    <w:lsdException w:name="Plain Table 1" w:uiPriority="41"/>
+    <w:lsdException w:name="Plain Table 2" w:uiPriority="42"/>
+    <w:lsdException w:name="Plain Table 3" w:uiPriority="43"/>
+    <w:lsdException w:name="Plain Table 4" w:uiPriority="44"/>
+    <w:lsdException w:name="Plain Table 5" w:uiPriority="45"/>
+    <w:lsdException w:name="Grid Table Light" w:uiPriority="40"/>
+    <w:lsdException w:name="Grid Table 1 Light" w:uiPriority="46"/>
+    <w:lsdException w:name="Grid Table 2" w:uiPriority="47"/>
+    <w:lsdException w:name="Grid Table 3" w:uiPriority="48"/>
+    <w:lsdException w:name="Grid Table 4" w:uiPriority="49"/>
+    <w:lsdException w:name="Grid Table 5 Dark" w:uiPriority="50"/>
+    <w:lsdException w:name="Grid Table 6 Colorful" w:uiPriority="51"/>
+    <w:lsdException w:name="Grid Table 7 Colorful" w:uiPriority="52"/>
+    <w:lsdException w:name="Grid Table 1 Light Accent 1" w:uiPriority="46"/>
+    <w:lsdException w:name="Grid Table 2 Accent 1" w:uiPriority="47"/>
+    <w:lsdException w:name="Grid Table 3 Accent 1" w:uiPriority="48"/>
+    <w:lsdException w:name="Grid Table 4 Accent 1" w:uiPriority="49"/>
+    <w:lsdException w:name="Grid Table 5 Dark Accent 1" w:uiPriority="50"/>
+    <w:lsdException w:name="Grid Table 6 Colorful Accent 1" w:uiPriority="51"/>
+    <w:lsdException w:name="Grid Table 7 Colorful Accent 1" w:uiPriority="52"/>
+    <w:lsdException w:name="Grid Table 1 Light Accent 2" w:uiPriority="46"/>
+    <w:lsdException w:name="Grid Table 2 Accent 2" w:uiPriority="47"/>
+    <w:lsdException w:name="Grid Table 3 Accent 2" w:uiPriority="48"/>
+    <w:lsdException w:name="Grid Table 4 Accent 2" w:uiPriority="49"/>
+    <w:lsdException w:name="Grid Table 5 Dark Accent 2" w:uiPriority="50"/>
+    <w:lsdException w:name="Grid Table 6 Colorful Accent 2" w:uiPriority="51"/>
+    <w:lsdException w:name="Grid Table 7 Colorful Accent 2" w:uiPriority="52"/>
+    <w:lsdException w:name="Grid Table 1 Light Accent 3" w:uiPriority="46"/>
+    <w:lsdException w:name="Grid Table 2 Accent 3" w:uiPriority="47"/>
+    <w:lsdException w:name="Grid Table 3 Accent 3" w:uiPriority="48"/>
+    <w:lsdException w:name="Grid Table 4 Accent 3" w:uiPriority="49"/>
+    <w:lsdException w:name="Grid Table 5 Dark Accent 3" w:uiPriority="50"/>
+    <w:lsdException w:name="Grid Table 6 Colorful Accent 3" w:uiPriority="51"/>
+    <w:lsdException w:name="Grid Table 7 Colorful Accent 3" w:uiPriority="52"/>
+    <w:lsdException w:name="Grid Table 1 Light Accent 4" w:uiPriority="46"/>
+    <w:lsdException w:name="Grid Table 2 Accent 4" w:uiPriority="47"/>
+    <w:lsdException w:name="Grid Table 3 Accent 4" w:uiPriority="48"/>
+    <w:lsdException w:name="Grid Table 4 Accent 4" w:uiPriority="49"/>
+    <w:lsdException w:name="Grid Table 5 Dark Accent 4" w:uiPriority="50"/>
+    <w:lsdException w:name="Grid Table 6 Colorful Accent 4" w:uiPriority="51"/>
+    <w:lsdException w:name="Grid Table 7 Colorful Accent 4" w:uiPriority="52"/>
+    <w:lsdException w:name="Grid Table 1 Light Accent 5" w:uiPriority="46"/>
+    <w:lsdException w:name="Grid Table 2 Accent 5" w:uiPriority="47"/>
+    <w:lsdException w:name="Grid Table 3 Accent 5" w:uiPriority="48"/>
+    <w:lsdException w:name="Grid Table 4 Accent 5" w:uiPriority="49"/>
+    <w:lsdException w:name="Grid Table 5 Dark Accent 5" w:uiPriority="50"/>
+    <w:lsdException w:name="Grid Table 6 Colorful Accent 5" w:uiPriority="51"/>
+    <w:lsdException w:name="Grid Table 7 Colorful Accent 5" w:uiPriority="52"/>
+    <w:lsdException w:name="Grid Table 1 Light Accent 6" w:uiPriority="46"/>
+    <w:lsdException w:name="Grid Table 2 Accent 6" w:uiPriority="47"/>
+    <w:lsdException w:name="Grid Table 3 Accent 6" w:uiPriority="48"/>
+    <w:lsdException w:name="Grid Table 4 Accent 6" w:uiPriority="49"/>
+    <w:lsdException w:name="Grid Table 5 Dark Accent 6" w:uiPriority="50"/>
+    <w:lsdException w:name="Grid Table 6 Colorful Accent 6" w:uiPriority="51"/>
+    <w:lsdException w:name="Grid Table 7 Colorful Accent 6" w:uiPriority="52"/>
+    <w:lsdException w:name="List Table 1 Light" w:uiPriority="46"/>
+    <w:lsdException w:name="List Table 2" w:uiPriority="47"/>
+    <w:lsdException w:name="List Table 3" w:uiPriority="48"/>
+    <w:lsdException w:name="List Table 4" w:uiPriority="49"/>
+    <w:lsdException w:name="List Table 5 Dark" w:uiPriority="50"/>
+    <w:lsdException w:name="List Table 6 Colorful" w:uiPriority="51"/>
+    <w:lsdException w:name="List Table 7 Colorful" w:uiPriority="52"/>
+    <w:lsdException w:name="List Table 1 Light Accent 1" w:uiPriority="46"/>
+    <w:lsdException w:name="List Table 2 Accent 1" w:uiPriority="47"/>
+    <w:lsdException w:name="List Table 3 Accent 1" w:uiPriority="48"/>
+    <w:lsdException w:name="List Table 4 Accent 1" w:uiPriority="49"/>
+    <w:lsdException w:name="List Table 5 Dark Accent 1" w:uiPriority="50"/>
+    <w:lsdException w:name="List Table 6 Colorful Accent 1" w:uiPriority="51"/>
+    <w:lsdException w:name="List Table 7 Colorful Accent 1" w:uiPriority="52"/>
+    <w:lsdException w:name="List Table 1 Light Accent 2" w:uiPriority="46"/>
+    <w:lsdException w:name="List Table 2 Accent 2" w:uiPriority="47"/>
+    <w:lsdException w:name="List Table 3 Accent 2" w:uiPriority="48"/>
+    <w:lsdException w:name="List Table 4 Accent 2" w:uiPriority="49"/>
+    <w:lsdException w:name="List Table 5 Dark Accent 2" w:uiPriority="50"/>
+    <w:lsdException w:name="List Table 6 Colorful Accent 2" w:uiPriority="51"/>
+    <w:lsdException w:name="List Table 7 Colorful Accent 2" w:uiPriority="52"/>
+    <w:lsdException w:name="List Table 1 Light Accent 3" w:uiPriority="46"/>
+    <w:lsdException w:name="List Table 2 Accent 3" w:uiPriority="47"/>
+    <w:lsdException w:name="List Table 3 Accent 3" w:uiPriority="48"/>
+    <w:lsdException w:name="List Table 4 Accent 3" w:uiPriority="49"/>
+    <w:lsdException w:name="List Table 5 Dark Accent 3" w:uiPriority="50"/>
+    <w:lsdException w:name="List Table 6 Colorful Accent 3" w:uiPriority="51"/>
+    <w:lsdException w:name="List Table 7 Colorful Accent 3" w:uiPriority="52"/>
+    <w:lsdException w:name="List Table 1 Light Accent 4" w:uiPriority="46"/>
+    <w:lsdException w:name="List Table 2 Accent 4" w:uiPriority="47"/>
+    <w:lsdException w:name="List Table 3 Accent 4" w:uiPriority="48"/>
+    <w:lsdException w:name="List Table 4 Accent 4" w:uiPriority="49"/>
+    <w:lsdException w:name="List Table 5 Dark Accent 4" w:uiPriority="50"/>
+    <w:lsdException w:name="List Table 6 Colorful Accent 4" w:uiPriority="51"/>
+    <w:lsdException w:name="List Table 7 Colorful Accent 4" w:uiPriority="52"/>
+    <w:lsdException w:name="List Table 1 Light Accent 5" w:uiPriority="46"/>
+    <w:lsdException w:name="List Table 2 Accent 5" w:uiPriority="47"/>
+    <w:lsdException w:name="List Table 3 Accent 5" w:uiPriority="48"/>
+    <w:lsdException w:name="List Table 4 Accent 5" w:uiPriority="49"/>
+    <w:lsdException w:name="List Table 5 Dark Accent 5" w:uiPriority="50"/>
+    <w:lsdException w:name="List Table 6 Colorful Accent 5" w:uiPriority="51"/>
+    <w:lsdException w:name="List Table 7 Colorful Accent 5" w:uiPriority="52"/>
+    <w:lsdException w:name="List Table 1 Light Accent 6" w:uiPriority="46"/>
+    <w:lsdException w:name="List Table 2 Accent 6" w:uiPriority="47"/>
+    <w:lsdException w:name="List Table 3 Accent 6" w:uiPriority="48"/>
+    <w:lsdException w:name="List Table 4 Accent 6" w:uiPriority="49"/>
+    <w:lsdException w:name="List Table 5 Dark Accent 6" w:uiPriority="50"/>
+    <w:lsdException w:name="List Table 6 Colorful Accent 6" w:uiPriority="51"/>
+    <w:lsdException w:name="List Table 7 Colorful Accent 6" w:uiPriority="52"/>
   </w:latentStyles>
-  <w:style w:type="paragraph" w:default="1" w:styleId="a0">
+  <w:style w:type="paragraph" w:default="1" w:styleId="Normal">
     <w:name w:val="Normal"/>
     <w:qFormat/>
     <w:rsid w:val="0039644B"/>
@@ -13281,11 +12668,11 @@
       <w:szCs w:val="24"/>
     </w:rPr>
   </w:style>
-  <w:style w:type="paragraph" w:styleId="1">
+  <w:style w:type="paragraph" w:styleId="Heading1">
     <w:name w:val="heading 1"/>
-    <w:basedOn w:val="a0"/>
-    <w:next w:val="a0"/>
-    <w:link w:val="10"/>
+    <w:basedOn w:val="Normal"/>
+    <w:next w:val="Normal"/>
+    <w:link w:val="Heading1Char"/>
     <w:uiPriority w:val="9"/>
     <w:qFormat/>
     <w:rsid w:val="00A03DBB"/>
@@ -13313,11 +12700,11 @@
       <w:lang w:eastAsia="bg-BG"/>
     </w:rPr>
   </w:style>
-  <w:style w:type="paragraph" w:styleId="2">
+  <w:style w:type="paragraph" w:styleId="Heading2">
     <w:name w:val="heading 2"/>
-    <w:basedOn w:val="a0"/>
-    <w:next w:val="a0"/>
-    <w:link w:val="20"/>
+    <w:basedOn w:val="Normal"/>
+    <w:next w:val="Normal"/>
+    <w:link w:val="Heading2Char"/>
     <w:uiPriority w:val="9"/>
     <w:unhideWhenUsed/>
     <w:qFormat/>
@@ -13342,11 +12729,11 @@
       <w:szCs w:val="28"/>
     </w:rPr>
   </w:style>
-  <w:style w:type="paragraph" w:styleId="3">
+  <w:style w:type="paragraph" w:styleId="Heading3">
     <w:name w:val="heading 3"/>
-    <w:basedOn w:val="a0"/>
-    <w:next w:val="a0"/>
-    <w:link w:val="30"/>
+    <w:basedOn w:val="Normal"/>
+    <w:next w:val="Normal"/>
+    <w:link w:val="Heading3Char"/>
     <w:uiPriority w:val="9"/>
     <w:unhideWhenUsed/>
     <w:qFormat/>
@@ -13373,11 +12760,11 @@
       <w:lang w:eastAsia="bg-BG"/>
     </w:rPr>
   </w:style>
-  <w:style w:type="paragraph" w:styleId="4">
+  <w:style w:type="paragraph" w:styleId="Heading4">
     <w:name w:val="heading 4"/>
-    <w:basedOn w:val="a0"/>
-    <w:next w:val="a0"/>
-    <w:link w:val="40"/>
+    <w:basedOn w:val="Normal"/>
+    <w:next w:val="Normal"/>
+    <w:link w:val="Heading4Char"/>
     <w:uiPriority w:val="9"/>
     <w:unhideWhenUsed/>
     <w:qFormat/>
@@ -13401,11 +12788,11 @@
       <w:color w:val="000000" w:themeColor="text1"/>
     </w:rPr>
   </w:style>
-  <w:style w:type="paragraph" w:styleId="5">
+  <w:style w:type="paragraph" w:styleId="Heading5">
     <w:name w:val="heading 5"/>
-    <w:basedOn w:val="a0"/>
-    <w:next w:val="a0"/>
-    <w:link w:val="50"/>
+    <w:basedOn w:val="Normal"/>
+    <w:next w:val="Normal"/>
+    <w:link w:val="Heading5Char"/>
     <w:uiPriority w:val="9"/>
     <w:semiHidden/>
     <w:unhideWhenUsed/>
@@ -13426,11 +12813,11 @@
       <w:color w:val="17365D" w:themeColor="text2" w:themeShade="BF"/>
     </w:rPr>
   </w:style>
-  <w:style w:type="paragraph" w:styleId="6">
+  <w:style w:type="paragraph" w:styleId="Heading6">
     <w:name w:val="heading 6"/>
-    <w:basedOn w:val="a0"/>
-    <w:next w:val="a0"/>
-    <w:link w:val="60"/>
+    <w:basedOn w:val="Normal"/>
+    <w:next w:val="Normal"/>
+    <w:link w:val="Heading6Char"/>
     <w:uiPriority w:val="9"/>
     <w:semiHidden/>
     <w:unhideWhenUsed/>
@@ -13453,11 +12840,11 @@
       <w:color w:val="17365D" w:themeColor="text2" w:themeShade="BF"/>
     </w:rPr>
   </w:style>
-  <w:style w:type="paragraph" w:styleId="7">
+  <w:style w:type="paragraph" w:styleId="Heading7">
     <w:name w:val="heading 7"/>
-    <w:basedOn w:val="a0"/>
-    <w:next w:val="a0"/>
-    <w:link w:val="70"/>
+    <w:basedOn w:val="Normal"/>
+    <w:next w:val="Normal"/>
+    <w:link w:val="Heading7Char"/>
     <w:uiPriority w:val="9"/>
     <w:semiHidden/>
     <w:unhideWhenUsed/>
@@ -13480,11 +12867,11 @@
       <w:color w:val="404040" w:themeColor="text1" w:themeTint="BF"/>
     </w:rPr>
   </w:style>
-  <w:style w:type="paragraph" w:styleId="8">
+  <w:style w:type="paragraph" w:styleId="Heading8">
     <w:name w:val="heading 8"/>
-    <w:basedOn w:val="a0"/>
-    <w:next w:val="a0"/>
-    <w:link w:val="80"/>
+    <w:basedOn w:val="Normal"/>
+    <w:next w:val="Normal"/>
+    <w:link w:val="Heading8Char"/>
     <w:uiPriority w:val="9"/>
     <w:semiHidden/>
     <w:unhideWhenUsed/>
@@ -13507,11 +12894,11 @@
       <w:szCs w:val="20"/>
     </w:rPr>
   </w:style>
-  <w:style w:type="paragraph" w:styleId="9">
+  <w:style w:type="paragraph" w:styleId="Heading9">
     <w:name w:val="heading 9"/>
-    <w:basedOn w:val="a0"/>
-    <w:next w:val="a0"/>
-    <w:link w:val="90"/>
+    <w:basedOn w:val="Normal"/>
+    <w:next w:val="Normal"/>
+    <w:link w:val="Heading9Char"/>
     <w:uiPriority w:val="9"/>
     <w:semiHidden/>
     <w:unhideWhenUsed/>
@@ -13536,13 +12923,13 @@
       <w:szCs w:val="20"/>
     </w:rPr>
   </w:style>
-  <w:style w:type="character" w:default="1" w:styleId="a1">
+  <w:style w:type="character" w:default="1" w:styleId="DefaultParagraphFont">
     <w:name w:val="Default Paragraph Font"/>
     <w:uiPriority w:val="1"/>
     <w:semiHidden/>
     <w:unhideWhenUsed/>
   </w:style>
-  <w:style w:type="table" w:default="1" w:styleId="a2">
+  <w:style w:type="table" w:default="1" w:styleId="TableNormal">
     <w:name w:val="Normal Table"/>
     <w:uiPriority w:val="99"/>
     <w:semiHidden/>
@@ -13557,16 +12944,16 @@
       </w:tblCellMar>
     </w:tblPr>
   </w:style>
-  <w:style w:type="numbering" w:default="1" w:styleId="a3">
+  <w:style w:type="numbering" w:default="1" w:styleId="NoList">
     <w:name w:val="No List"/>
     <w:uiPriority w:val="99"/>
     <w:semiHidden/>
     <w:unhideWhenUsed/>
   </w:style>
-  <w:style w:type="paragraph" w:styleId="a4">
+  <w:style w:type="paragraph" w:styleId="BalloonText">
     <w:name w:val="Balloon Text"/>
-    <w:basedOn w:val="a0"/>
-    <w:link w:val="a5"/>
+    <w:basedOn w:val="Normal"/>
+    <w:link w:val="BalloonTextChar"/>
     <w:uiPriority w:val="99"/>
     <w:semiHidden/>
     <w:unhideWhenUsed/>
@@ -13580,10 +12967,10 @@
       <w:szCs w:val="16"/>
     </w:rPr>
   </w:style>
-  <w:style w:type="character" w:customStyle="1" w:styleId="a5">
-    <w:name w:val="Изнесен текст Знак"/>
-    <w:basedOn w:val="a1"/>
-    <w:link w:val="a4"/>
+  <w:style w:type="character" w:customStyle="1" w:styleId="BalloonTextChar">
+    <w:name w:val="Balloon Text Char"/>
+    <w:basedOn w:val="DefaultParagraphFont"/>
+    <w:link w:val="BalloonText"/>
     <w:uiPriority w:val="99"/>
     <w:semiHidden/>
     <w:rsid w:val="00DE2771"/>
@@ -13593,9 +12980,9 @@
       <w:szCs w:val="16"/>
     </w:rPr>
   </w:style>
-  <w:style w:type="paragraph" w:styleId="a6">
+  <w:style w:type="paragraph" w:styleId="NormalWeb">
     <w:name w:val="Normal (Web)"/>
-    <w:basedOn w:val="a0"/>
+    <w:basedOn w:val="Normal"/>
     <w:uiPriority w:val="99"/>
     <w:unhideWhenUsed/>
     <w:rsid w:val="00105525"/>
@@ -13607,9 +12994,9 @@
       <w:lang w:eastAsia="bg-BG"/>
     </w:rPr>
   </w:style>
-  <w:style w:type="character" w:styleId="a7">
+  <w:style w:type="character" w:styleId="Hyperlink">
     <w:name w:val="Hyperlink"/>
-    <w:basedOn w:val="a1"/>
+    <w:basedOn w:val="DefaultParagraphFont"/>
     <w:uiPriority w:val="99"/>
     <w:unhideWhenUsed/>
     <w:rsid w:val="00105525"/>
@@ -13618,10 +13005,10 @@
       <w:u w:val="single"/>
     </w:rPr>
   </w:style>
-  <w:style w:type="paragraph" w:styleId="a8">
+  <w:style w:type="paragraph" w:styleId="Header">
     <w:name w:val="header"/>
-    <w:basedOn w:val="a0"/>
-    <w:link w:val="a9"/>
+    <w:basedOn w:val="Normal"/>
+    <w:link w:val="HeaderChar"/>
     <w:uiPriority w:val="99"/>
     <w:unhideWhenUsed/>
     <w:rsid w:val="00506156"/>
@@ -13633,17 +13020,17 @@
       <w:spacing w:line="240" w:lineRule="auto"/>
     </w:pPr>
   </w:style>
-  <w:style w:type="character" w:customStyle="1" w:styleId="a9">
-    <w:name w:val="Горен колонтитул Знак"/>
-    <w:basedOn w:val="a1"/>
-    <w:link w:val="a8"/>
+  <w:style w:type="character" w:customStyle="1" w:styleId="HeaderChar">
+    <w:name w:val="Header Char"/>
+    <w:basedOn w:val="DefaultParagraphFont"/>
+    <w:link w:val="Header"/>
     <w:uiPriority w:val="99"/>
     <w:rsid w:val="00506156"/>
   </w:style>
-  <w:style w:type="paragraph" w:styleId="aa">
+  <w:style w:type="paragraph" w:styleId="Footer">
     <w:name w:val="footer"/>
-    <w:basedOn w:val="a0"/>
-    <w:link w:val="ab"/>
+    <w:basedOn w:val="Normal"/>
+    <w:link w:val="FooterChar"/>
     <w:uiPriority w:val="99"/>
     <w:unhideWhenUsed/>
     <w:rsid w:val="00506156"/>
@@ -13655,17 +13042,17 @@
       <w:spacing w:line="240" w:lineRule="auto"/>
     </w:pPr>
   </w:style>
-  <w:style w:type="character" w:customStyle="1" w:styleId="ab">
-    <w:name w:val="Долен колонтитул Знак"/>
-    <w:basedOn w:val="a1"/>
-    <w:link w:val="aa"/>
+  <w:style w:type="character" w:customStyle="1" w:styleId="FooterChar">
+    <w:name w:val="Footer Char"/>
+    <w:basedOn w:val="DefaultParagraphFont"/>
+    <w:link w:val="Footer"/>
     <w:uiPriority w:val="99"/>
     <w:rsid w:val="00506156"/>
   </w:style>
-  <w:style w:type="paragraph" w:styleId="ac">
+  <w:style w:type="paragraph" w:styleId="ListParagraph">
     <w:name w:val="List Paragraph"/>
-    <w:basedOn w:val="a0"/>
-    <w:link w:val="ad"/>
+    <w:basedOn w:val="Normal"/>
+    <w:link w:val="ListParagraphChar"/>
     <w:uiPriority w:val="34"/>
     <w:qFormat/>
     <w:rsid w:val="00304F91"/>
@@ -13674,10 +13061,10 @@
       <w:contextualSpacing/>
     </w:pPr>
   </w:style>
-  <w:style w:type="character" w:customStyle="1" w:styleId="10">
-    <w:name w:val="Заглавие 1 Знак"/>
-    <w:basedOn w:val="a1"/>
-    <w:link w:val="1"/>
+  <w:style w:type="character" w:customStyle="1" w:styleId="Heading1Char">
+    <w:name w:val="Heading 1 Char"/>
+    <w:basedOn w:val="DefaultParagraphFont"/>
+    <w:link w:val="Heading1"/>
     <w:uiPriority w:val="9"/>
     <w:rsid w:val="00A03DBB"/>
     <w:rPr>
@@ -13691,10 +13078,10 @@
       <w:lang w:eastAsia="bg-BG"/>
     </w:rPr>
   </w:style>
-  <w:style w:type="character" w:customStyle="1" w:styleId="20">
-    <w:name w:val="Заглавие 2 Знак"/>
-    <w:basedOn w:val="a1"/>
-    <w:link w:val="2"/>
+  <w:style w:type="character" w:customStyle="1" w:styleId="Heading2Char">
+    <w:name w:val="Heading 2 Char"/>
+    <w:basedOn w:val="DefaultParagraphFont"/>
+    <w:link w:val="Heading2"/>
     <w:uiPriority w:val="9"/>
     <w:rsid w:val="0039644B"/>
     <w:rPr>
@@ -13707,10 +13094,10 @@
       <w:szCs w:val="28"/>
     </w:rPr>
   </w:style>
-  <w:style w:type="character" w:customStyle="1" w:styleId="30">
-    <w:name w:val="Заглавие 3 Знак"/>
-    <w:basedOn w:val="a1"/>
-    <w:link w:val="3"/>
+  <w:style w:type="character" w:customStyle="1" w:styleId="Heading3Char">
+    <w:name w:val="Heading 3 Char"/>
+    <w:basedOn w:val="DefaultParagraphFont"/>
+    <w:link w:val="Heading3"/>
     <w:uiPriority w:val="9"/>
     <w:rsid w:val="0047474F"/>
     <w:rPr>
@@ -13723,10 +13110,10 @@
       <w:lang w:eastAsia="bg-BG"/>
     </w:rPr>
   </w:style>
-  <w:style w:type="character" w:customStyle="1" w:styleId="40">
-    <w:name w:val="Заглавие 4 Знак"/>
-    <w:basedOn w:val="a1"/>
-    <w:link w:val="4"/>
+  <w:style w:type="character" w:customStyle="1" w:styleId="Heading4Char">
+    <w:name w:val="Heading 4 Char"/>
+    <w:basedOn w:val="DefaultParagraphFont"/>
+    <w:link w:val="Heading4"/>
     <w:uiPriority w:val="9"/>
     <w:rsid w:val="00384DA0"/>
     <w:rPr>
@@ -13740,10 +13127,10 @@
       <w:szCs w:val="24"/>
     </w:rPr>
   </w:style>
-  <w:style w:type="character" w:customStyle="1" w:styleId="50">
-    <w:name w:val="Заглавие 5 Знак"/>
-    <w:basedOn w:val="a1"/>
-    <w:link w:val="5"/>
+  <w:style w:type="character" w:customStyle="1" w:styleId="Heading5Char">
+    <w:name w:val="Heading 5 Char"/>
+    <w:basedOn w:val="DefaultParagraphFont"/>
+    <w:link w:val="Heading5"/>
     <w:uiPriority w:val="9"/>
     <w:semiHidden/>
     <w:rsid w:val="00384DA0"/>
@@ -13754,10 +13141,10 @@
       <w:szCs w:val="24"/>
     </w:rPr>
   </w:style>
-  <w:style w:type="character" w:customStyle="1" w:styleId="60">
-    <w:name w:val="Заглавие 6 Знак"/>
-    <w:basedOn w:val="a1"/>
-    <w:link w:val="6"/>
+  <w:style w:type="character" w:customStyle="1" w:styleId="Heading6Char">
+    <w:name w:val="Heading 6 Char"/>
+    <w:basedOn w:val="DefaultParagraphFont"/>
+    <w:link w:val="Heading6"/>
     <w:uiPriority w:val="9"/>
     <w:semiHidden/>
     <w:rsid w:val="00384DA0"/>
@@ -13770,10 +13157,10 @@
       <w:szCs w:val="24"/>
     </w:rPr>
   </w:style>
-  <w:style w:type="character" w:customStyle="1" w:styleId="70">
-    <w:name w:val="Заглавие 7 Знак"/>
-    <w:basedOn w:val="a1"/>
-    <w:link w:val="7"/>
+  <w:style w:type="character" w:customStyle="1" w:styleId="Heading7Char">
+    <w:name w:val="Heading 7 Char"/>
+    <w:basedOn w:val="DefaultParagraphFont"/>
+    <w:link w:val="Heading7"/>
     <w:uiPriority w:val="9"/>
     <w:semiHidden/>
     <w:rsid w:val="00384DA0"/>
@@ -13786,10 +13173,10 @@
       <w:szCs w:val="24"/>
     </w:rPr>
   </w:style>
-  <w:style w:type="character" w:customStyle="1" w:styleId="80">
-    <w:name w:val="Заглавие 8 Знак"/>
-    <w:basedOn w:val="a1"/>
-    <w:link w:val="8"/>
+  <w:style w:type="character" w:customStyle="1" w:styleId="Heading8Char">
+    <w:name w:val="Heading 8 Char"/>
+    <w:basedOn w:val="DefaultParagraphFont"/>
+    <w:link w:val="Heading8"/>
     <w:uiPriority w:val="9"/>
     <w:semiHidden/>
     <w:rsid w:val="00384DA0"/>
@@ -13800,10 +13187,10 @@
       <w:szCs w:val="20"/>
     </w:rPr>
   </w:style>
-  <w:style w:type="character" w:customStyle="1" w:styleId="90">
-    <w:name w:val="Заглавие 9 Знак"/>
-    <w:basedOn w:val="a1"/>
-    <w:link w:val="9"/>
+  <w:style w:type="character" w:customStyle="1" w:styleId="Heading9Char">
+    <w:name w:val="Heading 9 Char"/>
+    <w:basedOn w:val="DefaultParagraphFont"/>
+    <w:link w:val="Heading9"/>
     <w:uiPriority w:val="9"/>
     <w:semiHidden/>
     <w:rsid w:val="00384DA0"/>
@@ -13816,10 +13203,10 @@
       <w:szCs w:val="20"/>
     </w:rPr>
   </w:style>
-  <w:style w:type="paragraph" w:styleId="ae">
+  <w:style w:type="paragraph" w:styleId="Caption">
     <w:name w:val="caption"/>
-    <w:basedOn w:val="a0"/>
-    <w:next w:val="a0"/>
+    <w:basedOn w:val="Normal"/>
+    <w:next w:val="Normal"/>
     <w:uiPriority w:val="35"/>
     <w:semiHidden/>
     <w:unhideWhenUsed/>
@@ -13836,11 +13223,11 @@
       <w:szCs w:val="18"/>
     </w:rPr>
   </w:style>
-  <w:style w:type="paragraph" w:styleId="af">
+  <w:style w:type="paragraph" w:styleId="Title">
     <w:name w:val="Title"/>
-    <w:basedOn w:val="a0"/>
-    <w:next w:val="a0"/>
-    <w:link w:val="af0"/>
+    <w:basedOn w:val="Normal"/>
+    <w:next w:val="Normal"/>
+    <w:link w:val="TitleChar"/>
     <w:uiPriority w:val="10"/>
     <w:qFormat/>
     <w:rsid w:val="00384DA0"/>
@@ -13855,10 +13242,10 @@
       <w:szCs w:val="56"/>
     </w:rPr>
   </w:style>
-  <w:style w:type="character" w:customStyle="1" w:styleId="af0">
-    <w:name w:val="Заглавие Знак"/>
-    <w:basedOn w:val="a1"/>
-    <w:link w:val="af"/>
+  <w:style w:type="character" w:customStyle="1" w:styleId="TitleChar">
+    <w:name w:val="Title Char"/>
+    <w:basedOn w:val="DefaultParagraphFont"/>
+    <w:link w:val="Title"/>
     <w:uiPriority w:val="10"/>
     <w:rsid w:val="00384DA0"/>
     <w:rPr>
@@ -13868,11 +13255,11 @@
       <w:szCs w:val="56"/>
     </w:rPr>
   </w:style>
-  <w:style w:type="paragraph" w:styleId="af1">
+  <w:style w:type="paragraph" w:styleId="Subtitle">
     <w:name w:val="Subtitle"/>
-    <w:basedOn w:val="a0"/>
-    <w:next w:val="a0"/>
-    <w:link w:val="af2"/>
+    <w:basedOn w:val="Normal"/>
+    <w:next w:val="Normal"/>
+    <w:link w:val="SubtitleChar"/>
     <w:uiPriority w:val="11"/>
     <w:qFormat/>
     <w:rsid w:val="00384DA0"/>
@@ -13887,10 +13274,10 @@
       <w:spacing w:val="10"/>
     </w:rPr>
   </w:style>
-  <w:style w:type="character" w:customStyle="1" w:styleId="af2">
-    <w:name w:val="Подзаглавие Знак"/>
-    <w:basedOn w:val="a1"/>
-    <w:link w:val="af1"/>
+  <w:style w:type="character" w:customStyle="1" w:styleId="SubtitleChar">
+    <w:name w:val="Subtitle Char"/>
+    <w:basedOn w:val="DefaultParagraphFont"/>
+    <w:link w:val="Subtitle"/>
     <w:uiPriority w:val="11"/>
     <w:rsid w:val="00384DA0"/>
     <w:rPr>
@@ -13898,9 +13285,9 @@
       <w:spacing w:val="10"/>
     </w:rPr>
   </w:style>
-  <w:style w:type="character" w:styleId="af3">
+  <w:style w:type="character" w:styleId="Strong">
     <w:name w:val="Strong"/>
-    <w:basedOn w:val="a1"/>
+    <w:basedOn w:val="DefaultParagraphFont"/>
     <w:uiPriority w:val="22"/>
     <w:qFormat/>
     <w:rsid w:val="00384DA0"/>
@@ -13910,9 +13297,9 @@
       <w:color w:val="000000" w:themeColor="text1"/>
     </w:rPr>
   </w:style>
-  <w:style w:type="character" w:styleId="af4">
+  <w:style w:type="character" w:styleId="Emphasis">
     <w:name w:val="Emphasis"/>
-    <w:basedOn w:val="a1"/>
+    <w:basedOn w:val="DefaultParagraphFont"/>
     <w:uiPriority w:val="20"/>
     <w:qFormat/>
     <w:rsid w:val="00384DA0"/>
@@ -13922,7 +13309,7 @@
       <w:color w:val="auto"/>
     </w:rPr>
   </w:style>
-  <w:style w:type="paragraph" w:styleId="af5">
+  <w:style w:type="paragraph" w:styleId="NoSpacing">
     <w:name w:val="No Spacing"/>
     <w:uiPriority w:val="1"/>
     <w:qFormat/>
@@ -13931,11 +13318,11 @@
       <w:spacing w:after="0" w:line="240" w:lineRule="auto"/>
     </w:pPr>
   </w:style>
-  <w:style w:type="paragraph" w:styleId="af6">
+  <w:style w:type="paragraph" w:styleId="Quote">
     <w:name w:val="Quote"/>
-    <w:basedOn w:val="a0"/>
-    <w:next w:val="a0"/>
-    <w:link w:val="af7"/>
+    <w:basedOn w:val="Normal"/>
+    <w:next w:val="Normal"/>
+    <w:link w:val="QuoteChar"/>
     <w:uiPriority w:val="29"/>
     <w:qFormat/>
     <w:rsid w:val="005D3155"/>
@@ -13950,10 +13337,10 @@
       <w:color w:val="000000" w:themeColor="text1"/>
     </w:rPr>
   </w:style>
-  <w:style w:type="character" w:customStyle="1" w:styleId="af7">
-    <w:name w:val="Цитат Знак"/>
-    <w:basedOn w:val="a1"/>
-    <w:link w:val="af6"/>
+  <w:style w:type="character" w:customStyle="1" w:styleId="QuoteChar">
+    <w:name w:val="Quote Char"/>
+    <w:basedOn w:val="DefaultParagraphFont"/>
+    <w:link w:val="Quote"/>
     <w:uiPriority w:val="29"/>
     <w:rsid w:val="005D3155"/>
     <w:rPr>
@@ -13965,11 +13352,11 @@
       <w:szCs w:val="24"/>
     </w:rPr>
   </w:style>
-  <w:style w:type="paragraph" w:styleId="af8">
+  <w:style w:type="paragraph" w:styleId="IntenseQuote">
     <w:name w:val="Intense Quote"/>
-    <w:basedOn w:val="a0"/>
-    <w:next w:val="a0"/>
-    <w:link w:val="af9"/>
+    <w:basedOn w:val="Normal"/>
+    <w:next w:val="Normal"/>
+    <w:link w:val="IntenseQuoteChar"/>
     <w:uiPriority w:val="30"/>
     <w:qFormat/>
     <w:rsid w:val="00384DA0"/>
@@ -13986,10 +13373,10 @@
       <w:color w:val="000000" w:themeColor="text1"/>
     </w:rPr>
   </w:style>
-  <w:style w:type="character" w:customStyle="1" w:styleId="af9">
-    <w:name w:val="Интензивно цитиране Знак"/>
-    <w:basedOn w:val="a1"/>
-    <w:link w:val="af8"/>
+  <w:style w:type="character" w:customStyle="1" w:styleId="IntenseQuoteChar">
+    <w:name w:val="Intense Quote Char"/>
+    <w:basedOn w:val="DefaultParagraphFont"/>
+    <w:link w:val="IntenseQuote"/>
     <w:uiPriority w:val="30"/>
     <w:rsid w:val="00384DA0"/>
     <w:rPr>
@@ -13997,9 +13384,9 @@
       <w:shd w:val="clear" w:color="auto" w:fill="F2F2F2" w:themeFill="background1" w:themeFillShade="F2"/>
     </w:rPr>
   </w:style>
-  <w:style w:type="character" w:styleId="afa">
+  <w:style w:type="character" w:styleId="SubtleEmphasis">
     <w:name w:val="Subtle Emphasis"/>
-    <w:basedOn w:val="a1"/>
+    <w:basedOn w:val="DefaultParagraphFont"/>
     <w:uiPriority w:val="19"/>
     <w:qFormat/>
     <w:rsid w:val="00384DA0"/>
@@ -14009,9 +13396,9 @@
       <w:color w:val="404040" w:themeColor="text1" w:themeTint="BF"/>
     </w:rPr>
   </w:style>
-  <w:style w:type="character" w:styleId="afb">
+  <w:style w:type="character" w:styleId="IntenseEmphasis">
     <w:name w:val="Intense Emphasis"/>
-    <w:basedOn w:val="a1"/>
+    <w:basedOn w:val="DefaultParagraphFont"/>
     <w:uiPriority w:val="21"/>
     <w:qFormat/>
     <w:rsid w:val="00384DA0"/>
@@ -14023,9 +13410,9 @@
       <w:caps/>
     </w:rPr>
   </w:style>
-  <w:style w:type="character" w:styleId="afc">
+  <w:style w:type="character" w:styleId="SubtleReference">
     <w:name w:val="Subtle Reference"/>
-    <w:basedOn w:val="a1"/>
+    <w:basedOn w:val="DefaultParagraphFont"/>
     <w:uiPriority w:val="31"/>
     <w:qFormat/>
     <w:rsid w:val="00384DA0"/>
@@ -14035,9 +13422,9 @@
       <w:u w:val="single" w:color="7F7F7F" w:themeColor="text1" w:themeTint="80"/>
     </w:rPr>
   </w:style>
-  <w:style w:type="character" w:styleId="afd">
+  <w:style w:type="character" w:styleId="IntenseReference">
     <w:name w:val="Intense Reference"/>
-    <w:basedOn w:val="a1"/>
+    <w:basedOn w:val="DefaultParagraphFont"/>
     <w:uiPriority w:val="32"/>
     <w:qFormat/>
     <w:rsid w:val="00384DA0"/>
@@ -14048,9 +13435,9 @@
       <w:u w:val="single"/>
     </w:rPr>
   </w:style>
-  <w:style w:type="character" w:styleId="afe">
+  <w:style w:type="character" w:styleId="BookTitle">
     <w:name w:val="Book Title"/>
-    <w:basedOn w:val="a1"/>
+    <w:basedOn w:val="DefaultParagraphFont"/>
     <w:uiPriority w:val="33"/>
     <w:qFormat/>
     <w:rsid w:val="00384DA0"/>
@@ -14061,10 +13448,10 @@
       <w:spacing w:val="5"/>
     </w:rPr>
   </w:style>
-  <w:style w:type="paragraph" w:styleId="aff">
+  <w:style w:type="paragraph" w:styleId="TOCHeading">
     <w:name w:val="TOC Heading"/>
-    <w:basedOn w:val="1"/>
-    <w:next w:val="a0"/>
+    <w:basedOn w:val="Heading1"/>
+    <w:next w:val="Normal"/>
     <w:uiPriority w:val="39"/>
     <w:unhideWhenUsed/>
     <w:qFormat/>
@@ -14073,9 +13460,9 @@
       <w:outlineLvl w:val="9"/>
     </w:pPr>
   </w:style>
-  <w:style w:type="paragraph" w:customStyle="1" w:styleId="aff0">
+  <w:style w:type="paragraph" w:customStyle="1" w:styleId="a0">
     <w:name w:val="код"/>
-    <w:basedOn w:val="a0"/>
+    <w:basedOn w:val="Normal"/>
     <w:link w:val="Char"/>
     <w:qFormat/>
     <w:rsid w:val="00384DA0"/>
@@ -14087,10 +13474,10 @@
       <w:rFonts w:ascii="Tahoma" w:hAnsi="Tahoma" w:cs="Arial"/>
     </w:rPr>
   </w:style>
-  <w:style w:type="character" w:customStyle="1" w:styleId="ad">
-    <w:name w:val="Списък на абзаци Знак"/>
-    <w:basedOn w:val="a1"/>
-    <w:link w:val="ac"/>
+  <w:style w:type="character" w:customStyle="1" w:styleId="ListParagraphChar">
+    <w:name w:val="List Paragraph Char"/>
+    <w:basedOn w:val="DefaultParagraphFont"/>
+    <w:link w:val="ListParagraph"/>
     <w:uiPriority w:val="34"/>
     <w:rsid w:val="00231966"/>
     <w:rPr>
@@ -14101,8 +13488,8 @@
   </w:style>
   <w:style w:type="character" w:customStyle="1" w:styleId="Char">
     <w:name w:val="код Char"/>
-    <w:basedOn w:val="a1"/>
-    <w:link w:val="aff0"/>
+    <w:basedOn w:val="DefaultParagraphFont"/>
+    <w:link w:val="a0"/>
     <w:rsid w:val="00384DA0"/>
     <w:rPr>
       <w:rFonts w:ascii="Tahoma" w:hAnsi="Tahoma" w:cs="Arial"/>
@@ -14110,10 +13497,10 @@
       <w:szCs w:val="24"/>
     </w:rPr>
   </w:style>
-  <w:style w:type="paragraph" w:styleId="11">
+  <w:style w:type="paragraph" w:styleId="TOC1">
     <w:name w:val="toc 1"/>
-    <w:basedOn w:val="a0"/>
-    <w:next w:val="a0"/>
+    <w:basedOn w:val="Normal"/>
+    <w:next w:val="Normal"/>
     <w:autoRedefine/>
     <w:uiPriority w:val="39"/>
     <w:unhideWhenUsed/>
@@ -14122,10 +13509,10 @@
       <w:spacing w:after="100"/>
     </w:pPr>
   </w:style>
-  <w:style w:type="paragraph" w:styleId="21">
+  <w:style w:type="paragraph" w:styleId="TOC2">
     <w:name w:val="toc 2"/>
-    <w:basedOn w:val="a0"/>
-    <w:next w:val="a0"/>
+    <w:basedOn w:val="Normal"/>
+    <w:next w:val="Normal"/>
     <w:autoRedefine/>
     <w:uiPriority w:val="39"/>
     <w:unhideWhenUsed/>
@@ -14139,10 +13526,10 @@
       <w:ind w:left="240"/>
     </w:pPr>
   </w:style>
-  <w:style w:type="paragraph" w:styleId="31">
+  <w:style w:type="paragraph" w:styleId="TOC3">
     <w:name w:val="toc 3"/>
-    <w:basedOn w:val="a0"/>
-    <w:next w:val="a0"/>
+    <w:basedOn w:val="Normal"/>
+    <w:next w:val="Normal"/>
     <w:autoRedefine/>
     <w:uiPriority w:val="39"/>
     <w:unhideWhenUsed/>
@@ -14152,9 +13539,9 @@
       <w:ind w:left="480"/>
     </w:pPr>
   </w:style>
-  <w:style w:type="character" w:styleId="HTML">
+  <w:style w:type="character" w:styleId="HTMLCode">
     <w:name w:val="HTML Code"/>
-    <w:basedOn w:val="a1"/>
+    <w:basedOn w:val="DefaultParagraphFont"/>
     <w:uiPriority w:val="99"/>
     <w:semiHidden/>
     <w:unhideWhenUsed/>
@@ -14167,7 +13554,7 @@
   </w:style>
   <w:style w:type="paragraph" w:customStyle="1" w:styleId="a">
     <w:name w:val="точка"/>
-    <w:basedOn w:val="a0"/>
+    <w:basedOn w:val="Normal"/>
     <w:link w:val="Char0"/>
     <w:qFormat/>
     <w:rsid w:val="00165B7D"/>
@@ -14191,7 +13578,7 @@
   </w:style>
   <w:style w:type="character" w:customStyle="1" w:styleId="Char0">
     <w:name w:val="точка Char"/>
-    <w:basedOn w:val="a1"/>
+    <w:basedOn w:val="DefaultParagraphFont"/>
     <w:link w:val="a"/>
     <w:rsid w:val="00165B7D"/>
     <w:rPr>
@@ -14203,10 +13590,10 @@
       <w:lang w:eastAsia="bg-BG"/>
     </w:rPr>
   </w:style>
-  <w:style w:type="paragraph" w:styleId="HTML0">
+  <w:style w:type="paragraph" w:styleId="HTMLPreformatted">
     <w:name w:val="HTML Preformatted"/>
-    <w:basedOn w:val="a0"/>
-    <w:link w:val="HTML1"/>
+    <w:basedOn w:val="Normal"/>
+    <w:link w:val="HTMLPreformattedChar"/>
     <w:uiPriority w:val="99"/>
     <w:unhideWhenUsed/>
     <w:rsid w:val="00782E28"/>
@@ -14240,10 +13627,10 @@
       <w:lang w:eastAsia="bg-BG"/>
     </w:rPr>
   </w:style>
-  <w:style w:type="character" w:customStyle="1" w:styleId="HTML1">
-    <w:name w:val="HTML стандартен Знак"/>
-    <w:basedOn w:val="a1"/>
-    <w:link w:val="HTML0"/>
+  <w:style w:type="character" w:customStyle="1" w:styleId="HTMLPreformattedChar">
+    <w:name w:val="HTML Preformatted Char"/>
+    <w:basedOn w:val="DefaultParagraphFont"/>
+    <w:link w:val="HTMLPreformatted"/>
     <w:uiPriority w:val="99"/>
     <w:rsid w:val="00782E28"/>
     <w:rPr>
@@ -14255,62 +13642,62 @@
   </w:style>
   <w:style w:type="character" w:customStyle="1" w:styleId="text-text-primary-3">
     <w:name w:val="text-text-primary-3"/>
-    <w:basedOn w:val="a1"/>
+    <w:basedOn w:val="DefaultParagraphFont"/>
     <w:rsid w:val="00716AEF"/>
   </w:style>
   <w:style w:type="character" w:customStyle="1" w:styleId="hljs-keyword">
     <w:name w:val="hljs-keyword"/>
-    <w:basedOn w:val="a1"/>
+    <w:basedOn w:val="DefaultParagraphFont"/>
     <w:rsid w:val="00716AEF"/>
   </w:style>
   <w:style w:type="character" w:customStyle="1" w:styleId="hljs-title">
     <w:name w:val="hljs-title"/>
-    <w:basedOn w:val="a1"/>
+    <w:basedOn w:val="DefaultParagraphFont"/>
     <w:rsid w:val="004E5D4E"/>
   </w:style>
   <w:style w:type="character" w:customStyle="1" w:styleId="hljs-number">
     <w:name w:val="hljs-number"/>
-    <w:basedOn w:val="a1"/>
+    <w:basedOn w:val="DefaultParagraphFont"/>
     <w:rsid w:val="004E5D4E"/>
   </w:style>
   <w:style w:type="character" w:customStyle="1" w:styleId="hljs-literal">
     <w:name w:val="hljs-literal"/>
-    <w:basedOn w:val="a1"/>
+    <w:basedOn w:val="DefaultParagraphFont"/>
     <w:rsid w:val="004E5D4E"/>
   </w:style>
   <w:style w:type="character" w:customStyle="1" w:styleId="hljs-params">
     <w:name w:val="hljs-params"/>
-    <w:basedOn w:val="a1"/>
+    <w:basedOn w:val="DefaultParagraphFont"/>
     <w:rsid w:val="004E5D4E"/>
   </w:style>
   <w:style w:type="character" w:customStyle="1" w:styleId="hljs-string">
     <w:name w:val="hljs-string"/>
-    <w:basedOn w:val="a1"/>
+    <w:basedOn w:val="DefaultParagraphFont"/>
     <w:rsid w:val="004E5D4E"/>
   </w:style>
   <w:style w:type="character" w:customStyle="1" w:styleId="hljs-subst">
     <w:name w:val="hljs-subst"/>
-    <w:basedOn w:val="a1"/>
+    <w:basedOn w:val="DefaultParagraphFont"/>
     <w:rsid w:val="004E5D4E"/>
   </w:style>
   <w:style w:type="character" w:customStyle="1" w:styleId="hljs-meta">
     <w:name w:val="hljs-meta"/>
-    <w:basedOn w:val="a1"/>
+    <w:basedOn w:val="DefaultParagraphFont"/>
     <w:rsid w:val="004E5D4E"/>
   </w:style>
   <w:style w:type="character" w:customStyle="1" w:styleId="hljs-builtin">
     <w:name w:val="hljs-built_in"/>
-    <w:basedOn w:val="a1"/>
+    <w:basedOn w:val="DefaultParagraphFont"/>
     <w:rsid w:val="00B7581D"/>
   </w:style>
   <w:style w:type="character" w:customStyle="1" w:styleId="hljs-comment">
     <w:name w:val="hljs-comment"/>
-    <w:basedOn w:val="a1"/>
+    <w:basedOn w:val="DefaultParagraphFont"/>
     <w:rsid w:val="00B7581D"/>
   </w:style>
-  <w:style w:type="paragraph" w:customStyle="1" w:styleId="aff1">
+  <w:style w:type="paragraph" w:customStyle="1" w:styleId="a1">
     <w:name w:val="точки"/>
-    <w:basedOn w:val="a0"/>
+    <w:basedOn w:val="Normal"/>
     <w:link w:val="Char1"/>
     <w:qFormat/>
     <w:rsid w:val="008A0434"/>
@@ -14323,8 +13710,8 @@
   </w:style>
   <w:style w:type="character" w:customStyle="1" w:styleId="Char1">
     <w:name w:val="точки Char"/>
-    <w:basedOn w:val="a1"/>
-    <w:link w:val="aff1"/>
+    <w:basedOn w:val="DefaultParagraphFont"/>
+    <w:link w:val="a1"/>
     <w:rsid w:val="008A0434"/>
     <w:rPr>
       <w:rFonts w:ascii="Times New Roman" w:hAnsi="Times New Roman" w:cs="Times New Roman"/>
@@ -14333,10 +13720,10 @@
       <w:lang w:eastAsia="bg-BG"/>
     </w:rPr>
   </w:style>
-  <w:style w:type="paragraph" w:customStyle="1" w:styleId="aff2">
+  <w:style w:type="paragraph" w:customStyle="1" w:styleId="a2">
     <w:name w:val="картинка"/>
-    <w:basedOn w:val="af6"/>
-    <w:link w:val="aff3"/>
+    <w:basedOn w:val="Quote"/>
+    <w:link w:val="a3"/>
     <w:qFormat/>
     <w:rsid w:val="00C02CAC"/>
     <w:rPr>
@@ -14344,1262 +13731,10 @@
       <w:lang w:eastAsia="bg-BG"/>
     </w:rPr>
   </w:style>
-  <w:style w:type="character" w:customStyle="1" w:styleId="aff3">
+  <w:style w:type="character" w:customStyle="1" w:styleId="a3">
     <w:name w:val="картинка Знак"/>
-    <w:basedOn w:val="af7"/>
-    <w:link w:val="aff2"/>
-    <w:rsid w:val="00C02CAC"/>
-    <w:rPr>
-      <w:rFonts w:ascii="Segoe UI Symbol" w:eastAsia="Times New Roman" w:hAnsi="Segoe UI Symbol" w:cs="Segoe UI Symbol"/>
-      <w:i/>
-      <w:iCs/>
-      <w:color w:val="000000" w:themeColor="text1"/>
-      <w:sz w:val="24"/>
-      <w:szCs w:val="24"/>
-      <w:lang w:eastAsia="bg-BG"/>
-    </w:rPr>
-  </w:style>
-</w:styles>
-</file>
-
-<file path=word/stylesWithEffects.xml><?xml version="1.0" encoding="utf-8"?>
-<w:styles xmlns:wpc="http://schemas.microsoft.com/office/word/2010/wordprocessingCanvas" xmlns:mc="http://schemas.openxmlformats.org/markup-compatibility/2006" xmlns:o="urn:schemas-microsoft-com:office:office" xmlns:r="http://schemas.openxmlformats.org/officeDocument/2006/relationships" xmlns:m="http://schemas.openxmlformats.org/officeDocument/2006/math" xmlns:v="urn:schemas-microsoft-com:vml" xmlns:wp14="http://schemas.microsoft.com/office/word/2010/wordprocessingDrawing" xmlns:wp="http://schemas.openxmlformats.org/drawingml/2006/wordprocessingDrawing" xmlns:w10="urn:schemas-microsoft-com:office:word" xmlns:w="http://schemas.openxmlformats.org/wordprocessingml/2006/main" xmlns:w14="http://schemas.microsoft.com/office/word/2010/wordml" xmlns:wpg="http://schemas.microsoft.com/office/word/2010/wordprocessingGroup" xmlns:wpi="http://schemas.microsoft.com/office/word/2010/wordprocessingInk" xmlns:wne="http://schemas.microsoft.com/office/word/2006/wordml" xmlns:wps="http://schemas.microsoft.com/office/word/2010/wordprocessingShape" mc:Ignorable="w14 wp14">
-  <w:docDefaults>
-    <w:rPrDefault>
-      <w:rPr>
-        <w:rFonts w:asciiTheme="minorHAnsi" w:eastAsiaTheme="minorEastAsia" w:hAnsiTheme="minorHAnsi" w:cstheme="minorBidi"/>
-        <w:sz w:val="22"/>
-        <w:szCs w:val="22"/>
-        <w:lang w:val="bg-BG" w:eastAsia="en-US" w:bidi="ar-SA"/>
-      </w:rPr>
-    </w:rPrDefault>
-    <w:pPrDefault>
-      <w:pPr>
-        <w:spacing w:after="160" w:line="259" w:lineRule="auto"/>
-      </w:pPr>
-    </w:pPrDefault>
-  </w:docDefaults>
-  <w:latentStyles w:defLockedState="0" w:defUIPriority="99" w:defSemiHidden="1" w:defUnhideWhenUsed="1" w:defQFormat="0" w:count="267">
-    <w:lsdException w:name="Normal" w:semiHidden="0" w:uiPriority="0" w:unhideWhenUsed="0" w:qFormat="1"/>
-    <w:lsdException w:name="heading 1" w:semiHidden="0" w:uiPriority="9" w:unhideWhenUsed="0" w:qFormat="1"/>
-    <w:lsdException w:name="heading 2" w:uiPriority="9" w:qFormat="1"/>
-    <w:lsdException w:name="heading 3" w:uiPriority="9" w:qFormat="1"/>
-    <w:lsdException w:name="heading 4" w:uiPriority="9" w:qFormat="1"/>
-    <w:lsdException w:name="heading 5" w:uiPriority="9" w:qFormat="1"/>
-    <w:lsdException w:name="heading 6" w:uiPriority="9" w:qFormat="1"/>
-    <w:lsdException w:name="heading 7" w:uiPriority="9" w:qFormat="1"/>
-    <w:lsdException w:name="heading 8" w:uiPriority="9" w:qFormat="1"/>
-    <w:lsdException w:name="heading 9" w:uiPriority="9" w:qFormat="1"/>
-    <w:lsdException w:name="toc 1" w:uiPriority="39"/>
-    <w:lsdException w:name="toc 2" w:uiPriority="39"/>
-    <w:lsdException w:name="toc 3" w:uiPriority="39"/>
-    <w:lsdException w:name="toc 4" w:uiPriority="39"/>
-    <w:lsdException w:name="toc 5" w:uiPriority="39"/>
-    <w:lsdException w:name="toc 6" w:uiPriority="39"/>
-    <w:lsdException w:name="toc 7" w:uiPriority="39"/>
-    <w:lsdException w:name="toc 8" w:uiPriority="39"/>
-    <w:lsdException w:name="toc 9" w:uiPriority="39"/>
-    <w:lsdException w:name="caption" w:uiPriority="35" w:qFormat="1"/>
-    <w:lsdException w:name="Title" w:semiHidden="0" w:uiPriority="10" w:unhideWhenUsed="0" w:qFormat="1"/>
-    <w:lsdException w:name="Default Paragraph Font" w:uiPriority="1"/>
-    <w:lsdException w:name="Subtitle" w:semiHidden="0" w:uiPriority="11" w:unhideWhenUsed="0" w:qFormat="1"/>
-    <w:lsdException w:name="Strong" w:semiHidden="0" w:uiPriority="22" w:unhideWhenUsed="0" w:qFormat="1"/>
-    <w:lsdException w:name="Emphasis" w:semiHidden="0" w:uiPriority="20" w:unhideWhenUsed="0" w:qFormat="1"/>
-    <w:lsdException w:name="Table Grid" w:semiHidden="0" w:uiPriority="59" w:unhideWhenUsed="0"/>
-    <w:lsdException w:name="Placeholder Text" w:unhideWhenUsed="0"/>
-    <w:lsdException w:name="No Spacing" w:semiHidden="0" w:uiPriority="1" w:unhideWhenUsed="0" w:qFormat="1"/>
-    <w:lsdException w:name="Light Shading" w:semiHidden="0" w:uiPriority="60" w:unhideWhenUsed="0"/>
-    <w:lsdException w:name="Light List" w:semiHidden="0" w:uiPriority="61" w:unhideWhenUsed="0"/>
-    <w:lsdException w:name="Light Grid" w:semiHidden="0" w:uiPriority="62" w:unhideWhenUsed="0"/>
-    <w:lsdException w:name="Medium Shading 1" w:semiHidden="0" w:uiPriority="63" w:unhideWhenUsed="0"/>
-    <w:lsdException w:name="Medium Shading 2" w:semiHidden="0" w:uiPriority="64" w:unhideWhenUsed="0"/>
-    <w:lsdException w:name="Medium List 1" w:semiHidden="0" w:uiPriority="65" w:unhideWhenUsed="0"/>
-    <w:lsdException w:name="Medium List 2" w:semiHidden="0" w:uiPriority="66" w:unhideWhenUsed="0"/>
-    <w:lsdException w:name="Medium Grid 1" w:semiHidden="0" w:uiPriority="67" w:unhideWhenUsed="0"/>
-    <w:lsdException w:name="Medium Grid 2" w:semiHidden="0" w:uiPriority="68" w:unhideWhenUsed="0"/>
-    <w:lsdException w:name="Medium Grid 3" w:semiHidden="0" w:uiPriority="69" w:unhideWhenUsed="0"/>
-    <w:lsdException w:name="Dark List" w:semiHidden="0" w:uiPriority="70" w:unhideWhenUsed="0"/>
-    <w:lsdException w:name="Colorful Shading" w:semiHidden="0" w:uiPriority="71" w:unhideWhenUsed="0"/>
-    <w:lsdException w:name="Colorful List" w:semiHidden="0" w:uiPriority="72" w:unhideWhenUsed="0"/>
-    <w:lsdException w:name="Colorful Grid" w:semiHidden="0" w:uiPriority="73" w:unhideWhenUsed="0"/>
-    <w:lsdException w:name="Light Shading Accent 1" w:semiHidden="0" w:uiPriority="60" w:unhideWhenUsed="0"/>
-    <w:lsdException w:name="Light List Accent 1" w:semiHidden="0" w:uiPriority="61" w:unhideWhenUsed="0"/>
-    <w:lsdException w:name="Light Grid Accent 1" w:semiHidden="0" w:uiPriority="62" w:unhideWhenUsed="0"/>
-    <w:lsdException w:name="Medium Shading 1 Accent 1" w:semiHidden="0" w:uiPriority="63" w:unhideWhenUsed="0"/>
-    <w:lsdException w:name="Medium Shading 2 Accent 1" w:semiHidden="0" w:uiPriority="64" w:unhideWhenUsed="0"/>
-    <w:lsdException w:name="Medium List 1 Accent 1" w:semiHidden="0" w:uiPriority="65" w:unhideWhenUsed="0"/>
-    <w:lsdException w:name="Revision" w:unhideWhenUsed="0"/>
-    <w:lsdException w:name="List Paragraph" w:semiHidden="0" w:uiPriority="34" w:unhideWhenUsed="0" w:qFormat="1"/>
-    <w:lsdException w:name="Quote" w:semiHidden="0" w:uiPriority="29" w:unhideWhenUsed="0" w:qFormat="1"/>
-    <w:lsdException w:name="Intense Quote" w:semiHidden="0" w:uiPriority="30" w:unhideWhenUsed="0" w:qFormat="1"/>
-    <w:lsdException w:name="Medium List 2 Accent 1" w:semiHidden="0" w:uiPriority="66" w:unhideWhenUsed="0"/>
-    <w:lsdException w:name="Medium Grid 1 Accent 1" w:semiHidden="0" w:uiPriority="67" w:unhideWhenUsed="0"/>
-    <w:lsdException w:name="Medium Grid 2 Accent 1" w:semiHidden="0" w:uiPriority="68" w:unhideWhenUsed="0"/>
-    <w:lsdException w:name="Medium Grid 3 Accent 1" w:semiHidden="0" w:uiPriority="69" w:unhideWhenUsed="0"/>
-    <w:lsdException w:name="Dark List Accent 1" w:semiHidden="0" w:uiPriority="70" w:unhideWhenUsed="0"/>
-    <w:lsdException w:name="Colorful Shading Accent 1" w:semiHidden="0" w:uiPriority="71" w:unhideWhenUsed="0"/>
-    <w:lsdException w:name="Colorful List Accent 1" w:semiHidden="0" w:uiPriority="72" w:unhideWhenUsed="0"/>
-    <w:lsdException w:name="Colorful Grid Accent 1" w:semiHidden="0" w:uiPriority="73" w:unhideWhenUsed="0"/>
-    <w:lsdException w:name="Light Shading Accent 2" w:semiHidden="0" w:uiPriority="60" w:unhideWhenUsed="0"/>
-    <w:lsdException w:name="Light List Accent 2" w:semiHidden="0" w:uiPriority="61" w:unhideWhenUsed="0"/>
-    <w:lsdException w:name="Light Grid Accent 2" w:semiHidden="0" w:uiPriority="62" w:unhideWhenUsed="0"/>
-    <w:lsdException w:name="Medium Shading 1 Accent 2" w:semiHidden="0" w:uiPriority="63" w:unhideWhenUsed="0"/>
-    <w:lsdException w:name="Medium Shading 2 Accent 2" w:semiHidden="0" w:uiPriority="64" w:unhideWhenUsed="0"/>
-    <w:lsdException w:name="Medium List 1 Accent 2" w:semiHidden="0" w:uiPriority="65" w:unhideWhenUsed="0"/>
-    <w:lsdException w:name="Medium List 2 Accent 2" w:semiHidden="0" w:uiPriority="66" w:unhideWhenUsed="0"/>
-    <w:lsdException w:name="Medium Grid 1 Accent 2" w:semiHidden="0" w:uiPriority="67" w:unhideWhenUsed="0"/>
-    <w:lsdException w:name="Medium Grid 2 Accent 2" w:semiHidden="0" w:uiPriority="68" w:unhideWhenUsed="0"/>
-    <w:lsdException w:name="Medium Grid 3 Accent 2" w:semiHidden="0" w:uiPriority="69" w:unhideWhenUsed="0"/>
-    <w:lsdException w:name="Dark List Accent 2" w:semiHidden="0" w:uiPriority="70" w:unhideWhenUsed="0"/>
-    <w:lsdException w:name="Colorful Shading Accent 2" w:semiHidden="0" w:uiPriority="71" w:unhideWhenUsed="0"/>
-    <w:lsdException w:name="Colorful List Accent 2" w:semiHidden="0" w:uiPriority="72" w:unhideWhenUsed="0"/>
-    <w:lsdException w:name="Colorful Grid Accent 2" w:semiHidden="0" w:uiPriority="73" w:unhideWhenUsed="0"/>
-    <w:lsdException w:name="Light Shading Accent 3" w:semiHidden="0" w:uiPriority="60" w:unhideWhenUsed="0"/>
-    <w:lsdException w:name="Light List Accent 3" w:semiHidden="0" w:uiPriority="61" w:unhideWhenUsed="0"/>
-    <w:lsdException w:name="Light Grid Accent 3" w:semiHidden="0" w:uiPriority="62" w:unhideWhenUsed="0"/>
-    <w:lsdException w:name="Medium Shading 1 Accent 3" w:semiHidden="0" w:uiPriority="63" w:unhideWhenUsed="0"/>
-    <w:lsdException w:name="Medium Shading 2 Accent 3" w:semiHidden="0" w:uiPriority="64" w:unhideWhenUsed="0"/>
-    <w:lsdException w:name="Medium List 1 Accent 3" w:semiHidden="0" w:uiPriority="65" w:unhideWhenUsed="0"/>
-    <w:lsdException w:name="Medium List 2 Accent 3" w:semiHidden="0" w:uiPriority="66" w:unhideWhenUsed="0"/>
-    <w:lsdException w:name="Medium Grid 1 Accent 3" w:semiHidden="0" w:uiPriority="67" w:unhideWhenUsed="0"/>
-    <w:lsdException w:name="Medium Grid 2 Accent 3" w:semiHidden="0" w:uiPriority="68" w:unhideWhenUsed="0"/>
-    <w:lsdException w:name="Medium Grid 3 Accent 3" w:semiHidden="0" w:uiPriority="69" w:unhideWhenUsed="0"/>
-    <w:lsdException w:name="Dark List Accent 3" w:semiHidden="0" w:uiPriority="70" w:unhideWhenUsed="0"/>
-    <w:lsdException w:name="Colorful Shading Accent 3" w:semiHidden="0" w:uiPriority="71" w:unhideWhenUsed="0"/>
-    <w:lsdException w:name="Colorful List Accent 3" w:semiHidden="0" w:uiPriority="72" w:unhideWhenUsed="0"/>
-    <w:lsdException w:name="Colorful Grid Accent 3" w:semiHidden="0" w:uiPriority="73" w:unhideWhenUsed="0"/>
-    <w:lsdException w:name="Light Shading Accent 4" w:semiHidden="0" w:uiPriority="60" w:unhideWhenUsed="0"/>
-    <w:lsdException w:name="Light List Accent 4" w:semiHidden="0" w:uiPriority="61" w:unhideWhenUsed="0"/>
-    <w:lsdException w:name="Light Grid Accent 4" w:semiHidden="0" w:uiPriority="62" w:unhideWhenUsed="0"/>
-    <w:lsdException w:name="Medium Shading 1 Accent 4" w:semiHidden="0" w:uiPriority="63" w:unhideWhenUsed="0"/>
-    <w:lsdException w:name="Medium Shading 2 Accent 4" w:semiHidden="0" w:uiPriority="64" w:unhideWhenUsed="0"/>
-    <w:lsdException w:name="Medium List 1 Accent 4" w:semiHidden="0" w:uiPriority="65" w:unhideWhenUsed="0"/>
-    <w:lsdException w:name="Medium List 2 Accent 4" w:semiHidden="0" w:uiPriority="66" w:unhideWhenUsed="0"/>
-    <w:lsdException w:name="Medium Grid 1 Accent 4" w:semiHidden="0" w:uiPriority="67" w:unhideWhenUsed="0"/>
-    <w:lsdException w:name="Medium Grid 2 Accent 4" w:semiHidden="0" w:uiPriority="68" w:unhideWhenUsed="0"/>
-    <w:lsdException w:name="Medium Grid 3 Accent 4" w:semiHidden="0" w:uiPriority="69" w:unhideWhenUsed="0"/>
-    <w:lsdException w:name="Dark List Accent 4" w:semiHidden="0" w:uiPriority="70" w:unhideWhenUsed="0"/>
-    <w:lsdException w:name="Colorful Shading Accent 4" w:semiHidden="0" w:uiPriority="71" w:unhideWhenUsed="0"/>
-    <w:lsdException w:name="Colorful List Accent 4" w:semiHidden="0" w:uiPriority="72" w:unhideWhenUsed="0"/>
-    <w:lsdException w:name="Colorful Grid Accent 4" w:semiHidden="0" w:uiPriority="73" w:unhideWhenUsed="0"/>
-    <w:lsdException w:name="Light Shading Accent 5" w:semiHidden="0" w:uiPriority="60" w:unhideWhenUsed="0"/>
-    <w:lsdException w:name="Light List Accent 5" w:semiHidden="0" w:uiPriority="61" w:unhideWhenUsed="0"/>
-    <w:lsdException w:name="Light Grid Accent 5" w:semiHidden="0" w:uiPriority="62" w:unhideWhenUsed="0"/>
-    <w:lsdException w:name="Medium Shading 1 Accent 5" w:semiHidden="0" w:uiPriority="63" w:unhideWhenUsed="0"/>
-    <w:lsdException w:name="Medium Shading 2 Accent 5" w:semiHidden="0" w:uiPriority="64" w:unhideWhenUsed="0"/>
-    <w:lsdException w:name="Medium List 1 Accent 5" w:semiHidden="0" w:uiPriority="65" w:unhideWhenUsed="0"/>
-    <w:lsdException w:name="Medium List 2 Accent 5" w:semiHidden="0" w:uiPriority="66" w:unhideWhenUsed="0"/>
-    <w:lsdException w:name="Medium Grid 1 Accent 5" w:semiHidden="0" w:uiPriority="67" w:unhideWhenUsed="0"/>
-    <w:lsdException w:name="Medium Grid 2 Accent 5" w:semiHidden="0" w:uiPriority="68" w:unhideWhenUsed="0"/>
-    <w:lsdException w:name="Medium Grid 3 Accent 5" w:semiHidden="0" w:uiPriority="69" w:unhideWhenUsed="0"/>
-    <w:lsdException w:name="Dark List Accent 5" w:semiHidden="0" w:uiPriority="70" w:unhideWhenUsed="0"/>
-    <w:lsdException w:name="Colorful Shading Accent 5" w:semiHidden="0" w:uiPriority="71" w:unhideWhenUsed="0"/>
-    <w:lsdException w:name="Colorful List Accent 5" w:semiHidden="0" w:uiPriority="72" w:unhideWhenUsed="0"/>
-    <w:lsdException w:name="Colorful Grid Accent 5" w:semiHidden="0" w:uiPriority="73" w:unhideWhenUsed="0"/>
-    <w:lsdException w:name="Light Shading Accent 6" w:semiHidden="0" w:uiPriority="60" w:unhideWhenUsed="0"/>
-    <w:lsdException w:name="Light List Accent 6" w:semiHidden="0" w:uiPriority="61" w:unhideWhenUsed="0"/>
-    <w:lsdException w:name="Light Grid Accent 6" w:semiHidden="0" w:uiPriority="62" w:unhideWhenUsed="0"/>
-    <w:lsdException w:name="Medium Shading 1 Accent 6" w:semiHidden="0" w:uiPriority="63" w:unhideWhenUsed="0"/>
-    <w:lsdException w:name="Medium Shading 2 Accent 6" w:semiHidden="0" w:uiPriority="64" w:unhideWhenUsed="0"/>
-    <w:lsdException w:name="Medium List 1 Accent 6" w:semiHidden="0" w:uiPriority="65" w:unhideWhenUsed="0"/>
-    <w:lsdException w:name="Medium List 2 Accent 6" w:semiHidden="0" w:uiPriority="66" w:unhideWhenUsed="0"/>
-    <w:lsdException w:name="Medium Grid 1 Accent 6" w:semiHidden="0" w:uiPriority="67" w:unhideWhenUsed="0"/>
-    <w:lsdException w:name="Medium Grid 2 Accent 6" w:semiHidden="0" w:uiPriority="68" w:unhideWhenUsed="0"/>
-    <w:lsdException w:name="Medium Grid 3 Accent 6" w:semiHidden="0" w:uiPriority="69" w:unhideWhenUsed="0"/>
-    <w:lsdException w:name="Dark List Accent 6" w:semiHidden="0" w:uiPriority="70" w:unhideWhenUsed="0"/>
-    <w:lsdException w:name="Colorful Shading Accent 6" w:semiHidden="0" w:uiPriority="71" w:unhideWhenUsed="0"/>
-    <w:lsdException w:name="Colorful List Accent 6" w:semiHidden="0" w:uiPriority="72" w:unhideWhenUsed="0"/>
-    <w:lsdException w:name="Colorful Grid Accent 6" w:semiHidden="0" w:uiPriority="73" w:unhideWhenUsed="0"/>
-    <w:lsdException w:name="Subtle Emphasis" w:semiHidden="0" w:uiPriority="19" w:unhideWhenUsed="0" w:qFormat="1"/>
-    <w:lsdException w:name="Intense Emphasis" w:semiHidden="0" w:uiPriority="21" w:unhideWhenUsed="0" w:qFormat="1"/>
-    <w:lsdException w:name="Subtle Reference" w:semiHidden="0" w:uiPriority="31" w:unhideWhenUsed="0" w:qFormat="1"/>
-    <w:lsdException w:name="Intense Reference" w:semiHidden="0" w:uiPriority="32" w:unhideWhenUsed="0" w:qFormat="1"/>
-    <w:lsdException w:name="Book Title" w:semiHidden="0" w:uiPriority="33" w:unhideWhenUsed="0" w:qFormat="1"/>
-    <w:lsdException w:name="Bibliography" w:uiPriority="37"/>
-    <w:lsdException w:name="TOC Heading" w:uiPriority="39" w:qFormat="1"/>
-  </w:latentStyles>
-  <w:style w:type="paragraph" w:default="1" w:styleId="a0">
-    <w:name w:val="Normal"/>
-    <w:qFormat/>
-    <w:rsid w:val="0039644B"/>
-    <w:pPr>
-      <w:spacing w:before="240" w:after="0" w:line="360" w:lineRule="auto"/>
-      <w:ind w:firstLine="851"/>
-      <w:jc w:val="both"/>
-    </w:pPr>
-    <w:rPr>
-      <w:rFonts w:ascii="Times New Roman" w:hAnsi="Times New Roman" w:cs="Times New Roman"/>
-      <w:sz w:val="24"/>
-      <w:szCs w:val="24"/>
-    </w:rPr>
-  </w:style>
-  <w:style w:type="paragraph" w:styleId="1">
-    <w:name w:val="heading 1"/>
-    <w:basedOn w:val="a0"/>
-    <w:next w:val="a0"/>
-    <w:link w:val="10"/>
-    <w:uiPriority w:val="9"/>
-    <w:qFormat/>
-    <w:rsid w:val="00A03DBB"/>
-    <w:pPr>
-      <w:keepNext/>
-      <w:keepLines/>
-      <w:numPr>
-        <w:numId w:val="1"/>
-      </w:numPr>
-      <w:pBdr>
-        <w:bottom w:val="single" w:sz="4" w:space="1" w:color="595959" w:themeColor="text1" w:themeTint="A6"/>
-      </w:pBdr>
-      <w:spacing w:before="480" w:after="360"/>
-      <w:ind w:left="426"/>
-      <w:outlineLvl w:val="0"/>
-    </w:pPr>
-    <w:rPr>
-      <w:rFonts w:asciiTheme="majorHAnsi" w:eastAsia="Times New Roman" w:hAnsiTheme="majorHAnsi" w:cstheme="majorBidi"/>
-      <w:b/>
-      <w:bCs/>
-      <w:smallCaps/>
-      <w:color w:val="000000" w:themeColor="text1"/>
-      <w:sz w:val="36"/>
-      <w:szCs w:val="36"/>
-      <w:lang w:eastAsia="bg-BG"/>
-    </w:rPr>
-  </w:style>
-  <w:style w:type="paragraph" w:styleId="2">
-    <w:name w:val="heading 2"/>
-    <w:basedOn w:val="a0"/>
-    <w:next w:val="a0"/>
-    <w:link w:val="20"/>
-    <w:uiPriority w:val="9"/>
-    <w:unhideWhenUsed/>
-    <w:qFormat/>
-    <w:rsid w:val="0039644B"/>
-    <w:pPr>
-      <w:keepNext/>
-      <w:keepLines/>
-      <w:numPr>
-        <w:ilvl w:val="1"/>
-        <w:numId w:val="1"/>
-      </w:numPr>
-      <w:spacing w:before="360" w:after="240"/>
-      <w:outlineLvl w:val="1"/>
-    </w:pPr>
-    <w:rPr>
-      <w:rFonts w:asciiTheme="majorHAnsi" w:eastAsiaTheme="majorEastAsia" w:hAnsiTheme="majorHAnsi" w:cstheme="majorBidi"/>
-      <w:b/>
-      <w:bCs/>
-      <w:smallCaps/>
-      <w:color w:val="000000" w:themeColor="text1"/>
-      <w:sz w:val="28"/>
-      <w:szCs w:val="28"/>
-    </w:rPr>
-  </w:style>
-  <w:style w:type="paragraph" w:styleId="3">
-    <w:name w:val="heading 3"/>
-    <w:basedOn w:val="a0"/>
-    <w:next w:val="a0"/>
-    <w:link w:val="30"/>
-    <w:uiPriority w:val="9"/>
-    <w:unhideWhenUsed/>
-    <w:qFormat/>
-    <w:rsid w:val="0047474F"/>
-    <w:pPr>
-      <w:keepNext/>
-      <w:keepLines/>
-      <w:numPr>
-        <w:ilvl w:val="2"/>
-        <w:numId w:val="1"/>
-      </w:numPr>
-      <w:tabs>
-        <w:tab w:val="left" w:pos="1843"/>
-      </w:tabs>
-      <w:spacing w:before="200" w:after="240"/>
-      <w:ind w:left="709"/>
-      <w:outlineLvl w:val="2"/>
-    </w:pPr>
-    <w:rPr>
-      <w:rFonts w:asciiTheme="majorHAnsi" w:eastAsia="Times New Roman" w:hAnsiTheme="majorHAnsi" w:cstheme="majorBidi"/>
-      <w:b/>
-      <w:bCs/>
-      <w:color w:val="000000" w:themeColor="text1"/>
-      <w:lang w:eastAsia="bg-BG"/>
-    </w:rPr>
-  </w:style>
-  <w:style w:type="paragraph" w:styleId="4">
-    <w:name w:val="heading 4"/>
-    <w:basedOn w:val="a0"/>
-    <w:next w:val="a0"/>
-    <w:link w:val="40"/>
-    <w:uiPriority w:val="9"/>
-    <w:unhideWhenUsed/>
-    <w:qFormat/>
-    <w:rsid w:val="00384DA0"/>
-    <w:pPr>
-      <w:keepNext/>
-      <w:keepLines/>
-      <w:numPr>
-        <w:ilvl w:val="3"/>
-        <w:numId w:val="1"/>
-      </w:numPr>
-      <w:spacing w:before="200"/>
-      <w:outlineLvl w:val="3"/>
-    </w:pPr>
-    <w:rPr>
-      <w:rFonts w:asciiTheme="majorHAnsi" w:eastAsiaTheme="majorEastAsia" w:hAnsiTheme="majorHAnsi" w:cstheme="majorBidi"/>
-      <w:b/>
-      <w:bCs/>
-      <w:i/>
-      <w:iCs/>
-      <w:color w:val="000000" w:themeColor="text1"/>
-    </w:rPr>
-  </w:style>
-  <w:style w:type="paragraph" w:styleId="5">
-    <w:name w:val="heading 5"/>
-    <w:basedOn w:val="a0"/>
-    <w:next w:val="a0"/>
-    <w:link w:val="50"/>
-    <w:uiPriority w:val="9"/>
-    <w:semiHidden/>
-    <w:unhideWhenUsed/>
-    <w:qFormat/>
-    <w:rsid w:val="00384DA0"/>
-    <w:pPr>
-      <w:keepNext/>
-      <w:keepLines/>
-      <w:numPr>
-        <w:ilvl w:val="4"/>
-        <w:numId w:val="1"/>
-      </w:numPr>
-      <w:spacing w:before="200"/>
-      <w:outlineLvl w:val="4"/>
-    </w:pPr>
-    <w:rPr>
-      <w:rFonts w:asciiTheme="majorHAnsi" w:eastAsiaTheme="majorEastAsia" w:hAnsiTheme="majorHAnsi" w:cstheme="majorBidi"/>
-      <w:color w:val="17365D" w:themeColor="text2" w:themeShade="BF"/>
-    </w:rPr>
-  </w:style>
-  <w:style w:type="paragraph" w:styleId="6">
-    <w:name w:val="heading 6"/>
-    <w:basedOn w:val="a0"/>
-    <w:next w:val="a0"/>
-    <w:link w:val="60"/>
-    <w:uiPriority w:val="9"/>
-    <w:semiHidden/>
-    <w:unhideWhenUsed/>
-    <w:qFormat/>
-    <w:rsid w:val="00384DA0"/>
-    <w:pPr>
-      <w:keepNext/>
-      <w:keepLines/>
-      <w:numPr>
-        <w:ilvl w:val="5"/>
-        <w:numId w:val="1"/>
-      </w:numPr>
-      <w:spacing w:before="200"/>
-      <w:outlineLvl w:val="5"/>
-    </w:pPr>
-    <w:rPr>
-      <w:rFonts w:asciiTheme="majorHAnsi" w:eastAsiaTheme="majorEastAsia" w:hAnsiTheme="majorHAnsi" w:cstheme="majorBidi"/>
-      <w:i/>
-      <w:iCs/>
-      <w:color w:val="17365D" w:themeColor="text2" w:themeShade="BF"/>
-    </w:rPr>
-  </w:style>
-  <w:style w:type="paragraph" w:styleId="7">
-    <w:name w:val="heading 7"/>
-    <w:basedOn w:val="a0"/>
-    <w:next w:val="a0"/>
-    <w:link w:val="70"/>
-    <w:uiPriority w:val="9"/>
-    <w:semiHidden/>
-    <w:unhideWhenUsed/>
-    <w:qFormat/>
-    <w:rsid w:val="00384DA0"/>
-    <w:pPr>
-      <w:keepNext/>
-      <w:keepLines/>
-      <w:numPr>
-        <w:ilvl w:val="6"/>
-        <w:numId w:val="1"/>
-      </w:numPr>
-      <w:spacing w:before="200"/>
-      <w:outlineLvl w:val="6"/>
-    </w:pPr>
-    <w:rPr>
-      <w:rFonts w:asciiTheme="majorHAnsi" w:eastAsiaTheme="majorEastAsia" w:hAnsiTheme="majorHAnsi" w:cstheme="majorBidi"/>
-      <w:i/>
-      <w:iCs/>
-      <w:color w:val="404040" w:themeColor="text1" w:themeTint="BF"/>
-    </w:rPr>
-  </w:style>
-  <w:style w:type="paragraph" w:styleId="8">
-    <w:name w:val="heading 8"/>
-    <w:basedOn w:val="a0"/>
-    <w:next w:val="a0"/>
-    <w:link w:val="80"/>
-    <w:uiPriority w:val="9"/>
-    <w:semiHidden/>
-    <w:unhideWhenUsed/>
-    <w:qFormat/>
-    <w:rsid w:val="00384DA0"/>
-    <w:pPr>
-      <w:keepNext/>
-      <w:keepLines/>
-      <w:numPr>
-        <w:ilvl w:val="7"/>
-        <w:numId w:val="1"/>
-      </w:numPr>
-      <w:spacing w:before="200"/>
-      <w:outlineLvl w:val="7"/>
-    </w:pPr>
-    <w:rPr>
-      <w:rFonts w:asciiTheme="majorHAnsi" w:eastAsiaTheme="majorEastAsia" w:hAnsiTheme="majorHAnsi" w:cstheme="majorBidi"/>
-      <w:color w:val="404040" w:themeColor="text1" w:themeTint="BF"/>
-      <w:sz w:val="20"/>
-      <w:szCs w:val="20"/>
-    </w:rPr>
-  </w:style>
-  <w:style w:type="paragraph" w:styleId="9">
-    <w:name w:val="heading 9"/>
-    <w:basedOn w:val="a0"/>
-    <w:next w:val="a0"/>
-    <w:link w:val="90"/>
-    <w:uiPriority w:val="9"/>
-    <w:semiHidden/>
-    <w:unhideWhenUsed/>
-    <w:qFormat/>
-    <w:rsid w:val="00384DA0"/>
-    <w:pPr>
-      <w:keepNext/>
-      <w:keepLines/>
-      <w:numPr>
-        <w:ilvl w:val="8"/>
-        <w:numId w:val="1"/>
-      </w:numPr>
-      <w:spacing w:before="200"/>
-      <w:outlineLvl w:val="8"/>
-    </w:pPr>
-    <w:rPr>
-      <w:rFonts w:asciiTheme="majorHAnsi" w:eastAsiaTheme="majorEastAsia" w:hAnsiTheme="majorHAnsi" w:cstheme="majorBidi"/>
-      <w:i/>
-      <w:iCs/>
-      <w:color w:val="404040" w:themeColor="text1" w:themeTint="BF"/>
-      <w:sz w:val="20"/>
-      <w:szCs w:val="20"/>
-    </w:rPr>
-  </w:style>
-  <w:style w:type="character" w:default="1" w:styleId="a1">
-    <w:name w:val="Default Paragraph Font"/>
-    <w:uiPriority w:val="1"/>
-    <w:semiHidden/>
-    <w:unhideWhenUsed/>
-  </w:style>
-  <w:style w:type="table" w:default="1" w:styleId="a2">
-    <w:name w:val="Normal Table"/>
-    <w:uiPriority w:val="99"/>
-    <w:semiHidden/>
-    <w:unhideWhenUsed/>
-    <w:tblPr>
-      <w:tblInd w:w="0" w:type="dxa"/>
-      <w:tblCellMar>
-        <w:top w:w="0" w:type="dxa"/>
-        <w:left w:w="108" w:type="dxa"/>
-        <w:bottom w:w="0" w:type="dxa"/>
-        <w:right w:w="108" w:type="dxa"/>
-      </w:tblCellMar>
-    </w:tblPr>
-  </w:style>
-  <w:style w:type="numbering" w:default="1" w:styleId="a3">
-    <w:name w:val="No List"/>
-    <w:uiPriority w:val="99"/>
-    <w:semiHidden/>
-    <w:unhideWhenUsed/>
-  </w:style>
-  <w:style w:type="paragraph" w:styleId="a4">
-    <w:name w:val="Balloon Text"/>
-    <w:basedOn w:val="a0"/>
-    <w:link w:val="a5"/>
-    <w:uiPriority w:val="99"/>
-    <w:semiHidden/>
-    <w:unhideWhenUsed/>
-    <w:rsid w:val="00DE2771"/>
-    <w:pPr>
-      <w:spacing w:line="240" w:lineRule="auto"/>
-    </w:pPr>
-    <w:rPr>
-      <w:rFonts w:ascii="Tahoma" w:hAnsi="Tahoma" w:cs="Tahoma"/>
-      <w:sz w:val="16"/>
-      <w:szCs w:val="16"/>
-    </w:rPr>
-  </w:style>
-  <w:style w:type="character" w:customStyle="1" w:styleId="a5">
-    <w:name w:val="Изнесен текст Знак"/>
-    <w:basedOn w:val="a1"/>
-    <w:link w:val="a4"/>
-    <w:uiPriority w:val="99"/>
-    <w:semiHidden/>
-    <w:rsid w:val="00DE2771"/>
-    <w:rPr>
-      <w:rFonts w:ascii="Tahoma" w:hAnsi="Tahoma" w:cs="Tahoma"/>
-      <w:sz w:val="16"/>
-      <w:szCs w:val="16"/>
-    </w:rPr>
-  </w:style>
-  <w:style w:type="paragraph" w:styleId="a6">
-    <w:name w:val="Normal (Web)"/>
-    <w:basedOn w:val="a0"/>
-    <w:uiPriority w:val="99"/>
-    <w:unhideWhenUsed/>
-    <w:rsid w:val="00105525"/>
-    <w:pPr>
-      <w:spacing w:before="100" w:beforeAutospacing="1" w:after="100" w:afterAutospacing="1" w:line="240" w:lineRule="auto"/>
-    </w:pPr>
-    <w:rPr>
-      <w:rFonts w:eastAsia="Times New Roman"/>
-      <w:lang w:eastAsia="bg-BG"/>
-    </w:rPr>
-  </w:style>
-  <w:style w:type="character" w:styleId="a7">
-    <w:name w:val="Hyperlink"/>
-    <w:basedOn w:val="a1"/>
-    <w:uiPriority w:val="99"/>
-    <w:unhideWhenUsed/>
-    <w:rsid w:val="00105525"/>
-    <w:rPr>
-      <w:color w:val="0000FF"/>
-      <w:u w:val="single"/>
-    </w:rPr>
-  </w:style>
-  <w:style w:type="paragraph" w:styleId="a8">
-    <w:name w:val="header"/>
-    <w:basedOn w:val="a0"/>
-    <w:link w:val="a9"/>
-    <w:uiPriority w:val="99"/>
-    <w:unhideWhenUsed/>
-    <w:rsid w:val="00506156"/>
-    <w:pPr>
-      <w:tabs>
-        <w:tab w:val="center" w:pos="4536"/>
-        <w:tab w:val="right" w:pos="9072"/>
-      </w:tabs>
-      <w:spacing w:line="240" w:lineRule="auto"/>
-    </w:pPr>
-  </w:style>
-  <w:style w:type="character" w:customStyle="1" w:styleId="a9">
-    <w:name w:val="Горен колонтитул Знак"/>
-    <w:basedOn w:val="a1"/>
-    <w:link w:val="a8"/>
-    <w:uiPriority w:val="99"/>
-    <w:rsid w:val="00506156"/>
-  </w:style>
-  <w:style w:type="paragraph" w:styleId="aa">
-    <w:name w:val="footer"/>
-    <w:basedOn w:val="a0"/>
-    <w:link w:val="ab"/>
-    <w:uiPriority w:val="99"/>
-    <w:unhideWhenUsed/>
-    <w:rsid w:val="00506156"/>
-    <w:pPr>
-      <w:tabs>
-        <w:tab w:val="center" w:pos="4536"/>
-        <w:tab w:val="right" w:pos="9072"/>
-      </w:tabs>
-      <w:spacing w:line="240" w:lineRule="auto"/>
-    </w:pPr>
-  </w:style>
-  <w:style w:type="character" w:customStyle="1" w:styleId="ab">
-    <w:name w:val="Долен колонтитул Знак"/>
-    <w:basedOn w:val="a1"/>
-    <w:link w:val="aa"/>
-    <w:uiPriority w:val="99"/>
-    <w:rsid w:val="00506156"/>
-  </w:style>
-  <w:style w:type="paragraph" w:styleId="ac">
-    <w:name w:val="List Paragraph"/>
-    <w:basedOn w:val="a0"/>
-    <w:link w:val="ad"/>
-    <w:uiPriority w:val="34"/>
-    <w:qFormat/>
-    <w:rsid w:val="00304F91"/>
-    <w:pPr>
-      <w:ind w:left="720"/>
-      <w:contextualSpacing/>
-    </w:pPr>
-  </w:style>
-  <w:style w:type="character" w:customStyle="1" w:styleId="10">
-    <w:name w:val="Заглавие 1 Знак"/>
-    <w:basedOn w:val="a1"/>
-    <w:link w:val="1"/>
-    <w:uiPriority w:val="9"/>
-    <w:rsid w:val="00A03DBB"/>
-    <w:rPr>
-      <w:rFonts w:asciiTheme="majorHAnsi" w:eastAsia="Times New Roman" w:hAnsiTheme="majorHAnsi" w:cstheme="majorBidi"/>
-      <w:b/>
-      <w:bCs/>
-      <w:smallCaps/>
-      <w:color w:val="000000" w:themeColor="text1"/>
-      <w:sz w:val="36"/>
-      <w:szCs w:val="36"/>
-      <w:lang w:eastAsia="bg-BG"/>
-    </w:rPr>
-  </w:style>
-  <w:style w:type="character" w:customStyle="1" w:styleId="20">
-    <w:name w:val="Заглавие 2 Знак"/>
-    <w:basedOn w:val="a1"/>
-    <w:link w:val="2"/>
-    <w:uiPriority w:val="9"/>
-    <w:rsid w:val="0039644B"/>
-    <w:rPr>
-      <w:rFonts w:asciiTheme="majorHAnsi" w:eastAsiaTheme="majorEastAsia" w:hAnsiTheme="majorHAnsi" w:cstheme="majorBidi"/>
-      <w:b/>
-      <w:bCs/>
-      <w:smallCaps/>
-      <w:color w:val="000000" w:themeColor="text1"/>
-      <w:sz w:val="28"/>
-      <w:szCs w:val="28"/>
-    </w:rPr>
-  </w:style>
-  <w:style w:type="character" w:customStyle="1" w:styleId="30">
-    <w:name w:val="Заглавие 3 Знак"/>
-    <w:basedOn w:val="a1"/>
-    <w:link w:val="3"/>
-    <w:uiPriority w:val="9"/>
-    <w:rsid w:val="0047474F"/>
-    <w:rPr>
-      <w:rFonts w:asciiTheme="majorHAnsi" w:eastAsia="Times New Roman" w:hAnsiTheme="majorHAnsi" w:cstheme="majorBidi"/>
-      <w:b/>
-      <w:bCs/>
-      <w:color w:val="000000" w:themeColor="text1"/>
-      <w:sz w:val="24"/>
-      <w:szCs w:val="24"/>
-      <w:lang w:eastAsia="bg-BG"/>
-    </w:rPr>
-  </w:style>
-  <w:style w:type="character" w:customStyle="1" w:styleId="40">
-    <w:name w:val="Заглавие 4 Знак"/>
-    <w:basedOn w:val="a1"/>
-    <w:link w:val="4"/>
-    <w:uiPriority w:val="9"/>
-    <w:rsid w:val="00384DA0"/>
-    <w:rPr>
-      <w:rFonts w:asciiTheme="majorHAnsi" w:eastAsiaTheme="majorEastAsia" w:hAnsiTheme="majorHAnsi" w:cstheme="majorBidi"/>
-      <w:b/>
-      <w:bCs/>
-      <w:i/>
-      <w:iCs/>
-      <w:color w:val="000000" w:themeColor="text1"/>
-      <w:sz w:val="24"/>
-      <w:szCs w:val="24"/>
-    </w:rPr>
-  </w:style>
-  <w:style w:type="character" w:customStyle="1" w:styleId="50">
-    <w:name w:val="Заглавие 5 Знак"/>
-    <w:basedOn w:val="a1"/>
-    <w:link w:val="5"/>
-    <w:uiPriority w:val="9"/>
-    <w:semiHidden/>
-    <w:rsid w:val="00384DA0"/>
-    <w:rPr>
-      <w:rFonts w:asciiTheme="majorHAnsi" w:eastAsiaTheme="majorEastAsia" w:hAnsiTheme="majorHAnsi" w:cstheme="majorBidi"/>
-      <w:color w:val="17365D" w:themeColor="text2" w:themeShade="BF"/>
-      <w:sz w:val="24"/>
-      <w:szCs w:val="24"/>
-    </w:rPr>
-  </w:style>
-  <w:style w:type="character" w:customStyle="1" w:styleId="60">
-    <w:name w:val="Заглавие 6 Знак"/>
-    <w:basedOn w:val="a1"/>
-    <w:link w:val="6"/>
-    <w:uiPriority w:val="9"/>
-    <w:semiHidden/>
-    <w:rsid w:val="00384DA0"/>
-    <w:rPr>
-      <w:rFonts w:asciiTheme="majorHAnsi" w:eastAsiaTheme="majorEastAsia" w:hAnsiTheme="majorHAnsi" w:cstheme="majorBidi"/>
-      <w:i/>
-      <w:iCs/>
-      <w:color w:val="17365D" w:themeColor="text2" w:themeShade="BF"/>
-      <w:sz w:val="24"/>
-      <w:szCs w:val="24"/>
-    </w:rPr>
-  </w:style>
-  <w:style w:type="character" w:customStyle="1" w:styleId="70">
-    <w:name w:val="Заглавие 7 Знак"/>
-    <w:basedOn w:val="a1"/>
-    <w:link w:val="7"/>
-    <w:uiPriority w:val="9"/>
-    <w:semiHidden/>
-    <w:rsid w:val="00384DA0"/>
-    <w:rPr>
-      <w:rFonts w:asciiTheme="majorHAnsi" w:eastAsiaTheme="majorEastAsia" w:hAnsiTheme="majorHAnsi" w:cstheme="majorBidi"/>
-      <w:i/>
-      <w:iCs/>
-      <w:color w:val="404040" w:themeColor="text1" w:themeTint="BF"/>
-      <w:sz w:val="24"/>
-      <w:szCs w:val="24"/>
-    </w:rPr>
-  </w:style>
-  <w:style w:type="character" w:customStyle="1" w:styleId="80">
-    <w:name w:val="Заглавие 8 Знак"/>
-    <w:basedOn w:val="a1"/>
-    <w:link w:val="8"/>
-    <w:uiPriority w:val="9"/>
-    <w:semiHidden/>
-    <w:rsid w:val="00384DA0"/>
-    <w:rPr>
-      <w:rFonts w:asciiTheme="majorHAnsi" w:eastAsiaTheme="majorEastAsia" w:hAnsiTheme="majorHAnsi" w:cstheme="majorBidi"/>
-      <w:color w:val="404040" w:themeColor="text1" w:themeTint="BF"/>
-      <w:sz w:val="20"/>
-      <w:szCs w:val="20"/>
-    </w:rPr>
-  </w:style>
-  <w:style w:type="character" w:customStyle="1" w:styleId="90">
-    <w:name w:val="Заглавие 9 Знак"/>
-    <w:basedOn w:val="a1"/>
-    <w:link w:val="9"/>
-    <w:uiPriority w:val="9"/>
-    <w:semiHidden/>
-    <w:rsid w:val="00384DA0"/>
-    <w:rPr>
-      <w:rFonts w:asciiTheme="majorHAnsi" w:eastAsiaTheme="majorEastAsia" w:hAnsiTheme="majorHAnsi" w:cstheme="majorBidi"/>
-      <w:i/>
-      <w:iCs/>
-      <w:color w:val="404040" w:themeColor="text1" w:themeTint="BF"/>
-      <w:sz w:val="20"/>
-      <w:szCs w:val="20"/>
-    </w:rPr>
-  </w:style>
-  <w:style w:type="paragraph" w:styleId="ae">
-    <w:name w:val="caption"/>
-    <w:basedOn w:val="a0"/>
-    <w:next w:val="a0"/>
-    <w:uiPriority w:val="35"/>
-    <w:semiHidden/>
-    <w:unhideWhenUsed/>
-    <w:qFormat/>
-    <w:rsid w:val="00384DA0"/>
-    <w:pPr>
-      <w:spacing w:after="200" w:line="240" w:lineRule="auto"/>
-    </w:pPr>
-    <w:rPr>
-      <w:i/>
-      <w:iCs/>
-      <w:color w:val="1F497D" w:themeColor="text2"/>
-      <w:sz w:val="18"/>
-      <w:szCs w:val="18"/>
-    </w:rPr>
-  </w:style>
-  <w:style w:type="paragraph" w:styleId="af">
-    <w:name w:val="Title"/>
-    <w:basedOn w:val="a0"/>
-    <w:next w:val="a0"/>
-    <w:link w:val="af0"/>
-    <w:uiPriority w:val="10"/>
-    <w:qFormat/>
-    <w:rsid w:val="00384DA0"/>
-    <w:pPr>
-      <w:spacing w:line="240" w:lineRule="auto"/>
-      <w:contextualSpacing/>
-    </w:pPr>
-    <w:rPr>
-      <w:rFonts w:asciiTheme="majorHAnsi" w:eastAsiaTheme="majorEastAsia" w:hAnsiTheme="majorHAnsi" w:cstheme="majorBidi"/>
-      <w:color w:val="000000" w:themeColor="text1"/>
-      <w:sz w:val="56"/>
-      <w:szCs w:val="56"/>
-    </w:rPr>
-  </w:style>
-  <w:style w:type="character" w:customStyle="1" w:styleId="af0">
-    <w:name w:val="Заглавие Знак"/>
-    <w:basedOn w:val="a1"/>
-    <w:link w:val="af"/>
-    <w:uiPriority w:val="10"/>
-    <w:rsid w:val="00384DA0"/>
-    <w:rPr>
-      <w:rFonts w:asciiTheme="majorHAnsi" w:eastAsiaTheme="majorEastAsia" w:hAnsiTheme="majorHAnsi" w:cstheme="majorBidi"/>
-      <w:color w:val="000000" w:themeColor="text1"/>
-      <w:sz w:val="56"/>
-      <w:szCs w:val="56"/>
-    </w:rPr>
-  </w:style>
-  <w:style w:type="paragraph" w:styleId="af1">
-    <w:name w:val="Subtitle"/>
-    <w:basedOn w:val="a0"/>
-    <w:next w:val="a0"/>
-    <w:link w:val="af2"/>
-    <w:uiPriority w:val="11"/>
-    <w:qFormat/>
-    <w:rsid w:val="00384DA0"/>
-    <w:pPr>
-      <w:numPr>
-        <w:ilvl w:val="1"/>
-      </w:numPr>
-      <w:ind w:firstLine="851"/>
-    </w:pPr>
-    <w:rPr>
-      <w:color w:val="5A5A5A" w:themeColor="text1" w:themeTint="A5"/>
-      <w:spacing w:val="10"/>
-    </w:rPr>
-  </w:style>
-  <w:style w:type="character" w:customStyle="1" w:styleId="af2">
-    <w:name w:val="Подзаглавие Знак"/>
-    <w:basedOn w:val="a1"/>
-    <w:link w:val="af1"/>
-    <w:uiPriority w:val="11"/>
-    <w:rsid w:val="00384DA0"/>
-    <w:rPr>
-      <w:color w:val="5A5A5A" w:themeColor="text1" w:themeTint="A5"/>
-      <w:spacing w:val="10"/>
-    </w:rPr>
-  </w:style>
-  <w:style w:type="character" w:styleId="af3">
-    <w:name w:val="Strong"/>
-    <w:basedOn w:val="a1"/>
-    <w:uiPriority w:val="22"/>
-    <w:qFormat/>
-    <w:rsid w:val="00384DA0"/>
-    <w:rPr>
-      <w:b/>
-      <w:bCs/>
-      <w:color w:val="000000" w:themeColor="text1"/>
-    </w:rPr>
-  </w:style>
-  <w:style w:type="character" w:styleId="af4">
-    <w:name w:val="Emphasis"/>
-    <w:basedOn w:val="a1"/>
-    <w:uiPriority w:val="20"/>
-    <w:qFormat/>
-    <w:rsid w:val="00384DA0"/>
-    <w:rPr>
-      <w:i/>
-      <w:iCs/>
-      <w:color w:val="auto"/>
-    </w:rPr>
-  </w:style>
-  <w:style w:type="paragraph" w:styleId="af5">
-    <w:name w:val="No Spacing"/>
-    <w:uiPriority w:val="1"/>
-    <w:qFormat/>
-    <w:rsid w:val="00384DA0"/>
-    <w:pPr>
-      <w:spacing w:after="0" w:line="240" w:lineRule="auto"/>
-    </w:pPr>
-  </w:style>
-  <w:style w:type="paragraph" w:styleId="af6">
-    <w:name w:val="Quote"/>
-    <w:basedOn w:val="a0"/>
-    <w:next w:val="a0"/>
-    <w:link w:val="af7"/>
-    <w:uiPriority w:val="29"/>
-    <w:qFormat/>
-    <w:rsid w:val="005D3155"/>
-    <w:pPr>
-      <w:spacing w:before="160"/>
-      <w:ind w:right="720" w:firstLine="0"/>
-      <w:jc w:val="center"/>
-    </w:pPr>
-    <w:rPr>
-      <w:i/>
-      <w:iCs/>
-      <w:color w:val="000000" w:themeColor="text1"/>
-    </w:rPr>
-  </w:style>
-  <w:style w:type="character" w:customStyle="1" w:styleId="af7">
-    <w:name w:val="Цитат Знак"/>
-    <w:basedOn w:val="a1"/>
-    <w:link w:val="af6"/>
-    <w:uiPriority w:val="29"/>
-    <w:rsid w:val="005D3155"/>
-    <w:rPr>
-      <w:rFonts w:ascii="Times New Roman" w:hAnsi="Times New Roman" w:cs="Times New Roman"/>
-      <w:i/>
-      <w:iCs/>
-      <w:color w:val="000000" w:themeColor="text1"/>
-      <w:sz w:val="24"/>
-      <w:szCs w:val="24"/>
-    </w:rPr>
-  </w:style>
-  <w:style w:type="paragraph" w:styleId="af8">
-    <w:name w:val="Intense Quote"/>
-    <w:basedOn w:val="a0"/>
-    <w:next w:val="a0"/>
-    <w:link w:val="af9"/>
-    <w:uiPriority w:val="30"/>
-    <w:qFormat/>
-    <w:rsid w:val="00384DA0"/>
-    <w:pPr>
-      <w:pBdr>
-        <w:top w:val="single" w:sz="24" w:space="1" w:color="F2F2F2" w:themeColor="background1" w:themeShade="F2"/>
-        <w:bottom w:val="single" w:sz="24" w:space="1" w:color="F2F2F2" w:themeColor="background1" w:themeShade="F2"/>
-      </w:pBdr>
-      <w:shd w:val="clear" w:color="auto" w:fill="F2F2F2" w:themeFill="background1" w:themeFillShade="F2"/>
-      <w:ind w:left="936" w:right="936"/>
-      <w:jc w:val="center"/>
-    </w:pPr>
-    <w:rPr>
-      <w:color w:val="000000" w:themeColor="text1"/>
-    </w:rPr>
-  </w:style>
-  <w:style w:type="character" w:customStyle="1" w:styleId="af9">
-    <w:name w:val="Интензивно цитиране Знак"/>
-    <w:basedOn w:val="a1"/>
-    <w:link w:val="af8"/>
-    <w:uiPriority w:val="30"/>
-    <w:rsid w:val="00384DA0"/>
-    <w:rPr>
-      <w:color w:val="000000" w:themeColor="text1"/>
-      <w:shd w:val="clear" w:color="auto" w:fill="F2F2F2" w:themeFill="background1" w:themeFillShade="F2"/>
-    </w:rPr>
-  </w:style>
-  <w:style w:type="character" w:styleId="afa">
-    <w:name w:val="Subtle Emphasis"/>
-    <w:basedOn w:val="a1"/>
-    <w:uiPriority w:val="19"/>
-    <w:qFormat/>
-    <w:rsid w:val="00384DA0"/>
-    <w:rPr>
-      <w:i/>
-      <w:iCs/>
-      <w:color w:val="404040" w:themeColor="text1" w:themeTint="BF"/>
-    </w:rPr>
-  </w:style>
-  <w:style w:type="character" w:styleId="afb">
-    <w:name w:val="Intense Emphasis"/>
-    <w:basedOn w:val="a1"/>
-    <w:uiPriority w:val="21"/>
-    <w:qFormat/>
-    <w:rsid w:val="00384DA0"/>
-    <w:rPr>
-      <w:b/>
-      <w:bCs/>
-      <w:i/>
-      <w:iCs/>
-      <w:caps/>
-    </w:rPr>
-  </w:style>
-  <w:style w:type="character" w:styleId="afc">
-    <w:name w:val="Subtle Reference"/>
-    <w:basedOn w:val="a1"/>
-    <w:uiPriority w:val="31"/>
-    <w:qFormat/>
-    <w:rsid w:val="00384DA0"/>
-    <w:rPr>
-      <w:smallCaps/>
-      <w:color w:val="404040" w:themeColor="text1" w:themeTint="BF"/>
-      <w:u w:val="single" w:color="7F7F7F" w:themeColor="text1" w:themeTint="80"/>
-    </w:rPr>
-  </w:style>
-  <w:style w:type="character" w:styleId="afd">
-    <w:name w:val="Intense Reference"/>
-    <w:basedOn w:val="a1"/>
-    <w:uiPriority w:val="32"/>
-    <w:qFormat/>
-    <w:rsid w:val="00384DA0"/>
-    <w:rPr>
-      <w:b/>
-      <w:bCs/>
-      <w:smallCaps/>
-      <w:u w:val="single"/>
-    </w:rPr>
-  </w:style>
-  <w:style w:type="character" w:styleId="afe">
-    <w:name w:val="Book Title"/>
-    <w:basedOn w:val="a1"/>
-    <w:uiPriority w:val="33"/>
-    <w:qFormat/>
-    <w:rsid w:val="00384DA0"/>
-    <w:rPr>
-      <w:b w:val="0"/>
-      <w:bCs w:val="0"/>
-      <w:smallCaps/>
-      <w:spacing w:val="5"/>
-    </w:rPr>
-  </w:style>
-  <w:style w:type="paragraph" w:styleId="aff">
-    <w:name w:val="TOC Heading"/>
-    <w:basedOn w:val="1"/>
-    <w:next w:val="a0"/>
-    <w:uiPriority w:val="39"/>
-    <w:unhideWhenUsed/>
-    <w:qFormat/>
-    <w:rsid w:val="00384DA0"/>
-    <w:pPr>
-      <w:outlineLvl w:val="9"/>
-    </w:pPr>
-  </w:style>
-  <w:style w:type="paragraph" w:customStyle="1" w:styleId="aff0">
-    <w:name w:val="код"/>
-    <w:basedOn w:val="a0"/>
-    <w:link w:val="Char"/>
-    <w:qFormat/>
-    <w:rsid w:val="00384DA0"/>
-    <w:pPr>
-      <w:spacing w:line="240" w:lineRule="auto"/>
-      <w:ind w:left="851" w:firstLine="0"/>
-    </w:pPr>
-    <w:rPr>
-      <w:rFonts w:ascii="Tahoma" w:hAnsi="Tahoma" w:cs="Arial"/>
-    </w:rPr>
-  </w:style>
-  <w:style w:type="character" w:customStyle="1" w:styleId="ad">
-    <w:name w:val="Списък на абзаци Знак"/>
-    <w:basedOn w:val="a1"/>
-    <w:link w:val="ac"/>
-    <w:uiPriority w:val="34"/>
-    <w:rsid w:val="00231966"/>
-    <w:rPr>
-      <w:rFonts w:ascii="Times New Roman" w:hAnsi="Times New Roman" w:cs="Times New Roman"/>
-      <w:sz w:val="24"/>
-      <w:szCs w:val="24"/>
-    </w:rPr>
-  </w:style>
-  <w:style w:type="character" w:customStyle="1" w:styleId="Char">
-    <w:name w:val="код Char"/>
-    <w:basedOn w:val="a1"/>
-    <w:link w:val="aff0"/>
-    <w:rsid w:val="00384DA0"/>
-    <w:rPr>
-      <w:rFonts w:ascii="Tahoma" w:hAnsi="Tahoma" w:cs="Arial"/>
-      <w:sz w:val="24"/>
-      <w:szCs w:val="24"/>
-    </w:rPr>
-  </w:style>
-  <w:style w:type="paragraph" w:styleId="11">
-    <w:name w:val="toc 1"/>
-    <w:basedOn w:val="a0"/>
-    <w:next w:val="a0"/>
-    <w:autoRedefine/>
-    <w:uiPriority w:val="39"/>
-    <w:unhideWhenUsed/>
-    <w:rsid w:val="00231966"/>
-    <w:pPr>
-      <w:spacing w:after="100"/>
-    </w:pPr>
-  </w:style>
-  <w:style w:type="paragraph" w:styleId="21">
-    <w:name w:val="toc 2"/>
-    <w:basedOn w:val="a0"/>
-    <w:next w:val="a0"/>
-    <w:autoRedefine/>
-    <w:uiPriority w:val="39"/>
-    <w:unhideWhenUsed/>
-    <w:rsid w:val="00415B17"/>
-    <w:pPr>
-      <w:tabs>
-        <w:tab w:val="left" w:pos="1760"/>
-        <w:tab w:val="right" w:leader="dot" w:pos="9062"/>
-      </w:tabs>
-      <w:spacing w:after="100" w:line="240" w:lineRule="auto"/>
-      <w:ind w:left="240"/>
-    </w:pPr>
-  </w:style>
-  <w:style w:type="paragraph" w:styleId="31">
-    <w:name w:val="toc 3"/>
-    <w:basedOn w:val="a0"/>
-    <w:next w:val="a0"/>
-    <w:autoRedefine/>
-    <w:uiPriority w:val="39"/>
-    <w:unhideWhenUsed/>
-    <w:rsid w:val="00231966"/>
-    <w:pPr>
-      <w:spacing w:after="100"/>
-      <w:ind w:left="480"/>
-    </w:pPr>
-  </w:style>
-  <w:style w:type="character" w:styleId="HTML">
-    <w:name w:val="HTML Code"/>
-    <w:basedOn w:val="a1"/>
-    <w:uiPriority w:val="99"/>
-    <w:semiHidden/>
-    <w:unhideWhenUsed/>
-    <w:rsid w:val="00FD18AE"/>
-    <w:rPr>
-      <w:rFonts w:ascii="Courier New" w:eastAsia="Times New Roman" w:hAnsi="Courier New" w:cs="Courier New"/>
-      <w:sz w:val="20"/>
-      <w:szCs w:val="20"/>
-    </w:rPr>
-  </w:style>
-  <w:style w:type="paragraph" w:customStyle="1" w:styleId="a">
-    <w:name w:val="точка"/>
-    <w:basedOn w:val="a0"/>
-    <w:link w:val="Char0"/>
-    <w:qFormat/>
-    <w:rsid w:val="00165B7D"/>
-    <w:pPr>
-      <w:numPr>
-        <w:numId w:val="3"/>
-      </w:numPr>
-      <w:shd w:val="clear" w:color="auto" w:fill="FFFFFF"/>
-      <w:tabs>
-        <w:tab w:val="clear" w:pos="720"/>
-        <w:tab w:val="num" w:pos="993"/>
-      </w:tabs>
-      <w:spacing w:before="0" w:after="120" w:line="240" w:lineRule="auto"/>
-      <w:ind w:firstLine="0"/>
-    </w:pPr>
-    <w:rPr>
-      <w:rFonts w:eastAsia="Times New Roman"/>
-      <w:bCs/>
-      <w:lang w:eastAsia="bg-BG"/>
-    </w:rPr>
-  </w:style>
-  <w:style w:type="character" w:customStyle="1" w:styleId="Char0">
-    <w:name w:val="точка Char"/>
-    <w:basedOn w:val="a1"/>
-    <w:link w:val="a"/>
-    <w:rsid w:val="00165B7D"/>
-    <w:rPr>
-      <w:rFonts w:ascii="Times New Roman" w:eastAsia="Times New Roman" w:hAnsi="Times New Roman" w:cs="Times New Roman"/>
-      <w:bCs/>
-      <w:sz w:val="24"/>
-      <w:szCs w:val="24"/>
-      <w:shd w:val="clear" w:color="auto" w:fill="FFFFFF"/>
-      <w:lang w:eastAsia="bg-BG"/>
-    </w:rPr>
-  </w:style>
-  <w:style w:type="paragraph" w:styleId="HTML0">
-    <w:name w:val="HTML Preformatted"/>
-    <w:basedOn w:val="a0"/>
-    <w:link w:val="HTML1"/>
-    <w:uiPriority w:val="99"/>
-    <w:unhideWhenUsed/>
-    <w:rsid w:val="00782E28"/>
-    <w:pPr>
-      <w:tabs>
-        <w:tab w:val="left" w:pos="916"/>
-        <w:tab w:val="left" w:pos="1832"/>
-        <w:tab w:val="left" w:pos="2748"/>
-        <w:tab w:val="left" w:pos="3664"/>
-        <w:tab w:val="left" w:pos="4580"/>
-        <w:tab w:val="left" w:pos="5496"/>
-        <w:tab w:val="left" w:pos="6412"/>
-        <w:tab w:val="left" w:pos="7328"/>
-        <w:tab w:val="left" w:pos="8244"/>
-        <w:tab w:val="left" w:pos="9160"/>
-        <w:tab w:val="left" w:pos="10076"/>
-        <w:tab w:val="left" w:pos="10992"/>
-        <w:tab w:val="left" w:pos="11908"/>
-        <w:tab w:val="left" w:pos="12824"/>
-        <w:tab w:val="left" w:pos="13740"/>
-        <w:tab w:val="left" w:pos="14656"/>
-      </w:tabs>
-      <w:spacing w:line="240" w:lineRule="auto"/>
-      <w:ind w:firstLine="0"/>
-      <w:jc w:val="left"/>
-    </w:pPr>
-    <w:rPr>
-      <w:rFonts w:ascii="Courier New" w:eastAsia="Times New Roman" w:hAnsi="Courier New" w:cs="Courier New"/>
-      <w:sz w:val="20"/>
-      <w:szCs w:val="20"/>
-      <w:lang w:eastAsia="bg-BG"/>
-    </w:rPr>
-  </w:style>
-  <w:style w:type="character" w:customStyle="1" w:styleId="HTML1">
-    <w:name w:val="HTML стандартен Знак"/>
-    <w:basedOn w:val="a1"/>
-    <w:link w:val="HTML0"/>
-    <w:uiPriority w:val="99"/>
-    <w:rsid w:val="00782E28"/>
-    <w:rPr>
-      <w:rFonts w:ascii="Courier New" w:eastAsia="Times New Roman" w:hAnsi="Courier New" w:cs="Courier New"/>
-      <w:sz w:val="20"/>
-      <w:szCs w:val="20"/>
-      <w:lang w:eastAsia="bg-BG"/>
-    </w:rPr>
-  </w:style>
-  <w:style w:type="character" w:customStyle="1" w:styleId="text-text-primary-3">
-    <w:name w:val="text-text-primary-3"/>
-    <w:basedOn w:val="a1"/>
-    <w:rsid w:val="00716AEF"/>
-  </w:style>
-  <w:style w:type="character" w:customStyle="1" w:styleId="hljs-keyword">
-    <w:name w:val="hljs-keyword"/>
-    <w:basedOn w:val="a1"/>
-    <w:rsid w:val="00716AEF"/>
-  </w:style>
-  <w:style w:type="character" w:customStyle="1" w:styleId="hljs-title">
-    <w:name w:val="hljs-title"/>
-    <w:basedOn w:val="a1"/>
-    <w:rsid w:val="004E5D4E"/>
-  </w:style>
-  <w:style w:type="character" w:customStyle="1" w:styleId="hljs-number">
-    <w:name w:val="hljs-number"/>
-    <w:basedOn w:val="a1"/>
-    <w:rsid w:val="004E5D4E"/>
-  </w:style>
-  <w:style w:type="character" w:customStyle="1" w:styleId="hljs-literal">
-    <w:name w:val="hljs-literal"/>
-    <w:basedOn w:val="a1"/>
-    <w:rsid w:val="004E5D4E"/>
-  </w:style>
-  <w:style w:type="character" w:customStyle="1" w:styleId="hljs-params">
-    <w:name w:val="hljs-params"/>
-    <w:basedOn w:val="a1"/>
-    <w:rsid w:val="004E5D4E"/>
-  </w:style>
-  <w:style w:type="character" w:customStyle="1" w:styleId="hljs-string">
-    <w:name w:val="hljs-string"/>
-    <w:basedOn w:val="a1"/>
-    <w:rsid w:val="004E5D4E"/>
-  </w:style>
-  <w:style w:type="character" w:customStyle="1" w:styleId="hljs-subst">
-    <w:name w:val="hljs-subst"/>
-    <w:basedOn w:val="a1"/>
-    <w:rsid w:val="004E5D4E"/>
-  </w:style>
-  <w:style w:type="character" w:customStyle="1" w:styleId="hljs-meta">
-    <w:name w:val="hljs-meta"/>
-    <w:basedOn w:val="a1"/>
-    <w:rsid w:val="004E5D4E"/>
-  </w:style>
-  <w:style w:type="character" w:customStyle="1" w:styleId="hljs-builtin">
-    <w:name w:val="hljs-built_in"/>
-    <w:basedOn w:val="a1"/>
-    <w:rsid w:val="00B7581D"/>
-  </w:style>
-  <w:style w:type="character" w:customStyle="1" w:styleId="hljs-comment">
-    <w:name w:val="hljs-comment"/>
-    <w:basedOn w:val="a1"/>
-    <w:rsid w:val="00B7581D"/>
-  </w:style>
-  <w:style w:type="paragraph" w:customStyle="1" w:styleId="aff1">
-    <w:name w:val="точки"/>
-    <w:basedOn w:val="a0"/>
-    <w:link w:val="Char1"/>
-    <w:qFormat/>
-    <w:rsid w:val="008A0434"/>
-    <w:pPr>
-      <w:spacing w:after="120" w:line="240" w:lineRule="auto"/>
-    </w:pPr>
-    <w:rPr>
-      <w:lang w:eastAsia="bg-BG"/>
-    </w:rPr>
-  </w:style>
-  <w:style w:type="character" w:customStyle="1" w:styleId="Char1">
-    <w:name w:val="точки Char"/>
-    <w:basedOn w:val="a1"/>
-    <w:link w:val="aff1"/>
-    <w:rsid w:val="008A0434"/>
-    <w:rPr>
-      <w:rFonts w:ascii="Times New Roman" w:hAnsi="Times New Roman" w:cs="Times New Roman"/>
-      <w:sz w:val="24"/>
-      <w:szCs w:val="24"/>
-      <w:lang w:eastAsia="bg-BG"/>
-    </w:rPr>
-  </w:style>
-  <w:style w:type="paragraph" w:customStyle="1" w:styleId="aff2">
-    <w:name w:val="картинка"/>
-    <w:basedOn w:val="af6"/>
-    <w:link w:val="aff3"/>
-    <w:qFormat/>
-    <w:rsid w:val="00C02CAC"/>
-    <w:rPr>
-      <w:rFonts w:ascii="Segoe UI Symbol" w:eastAsia="Times New Roman" w:hAnsi="Segoe UI Symbol" w:cs="Segoe UI Symbol"/>
-      <w:lang w:eastAsia="bg-BG"/>
-    </w:rPr>
-  </w:style>
-  <w:style w:type="character" w:customStyle="1" w:styleId="aff3">
-    <w:name w:val="картинка Знак"/>
-    <w:basedOn w:val="af7"/>
-    <w:link w:val="aff2"/>
+    <w:basedOn w:val="QuoteChar"/>
+    <w:link w:val="a2"/>
     <w:rsid w:val="00C02CAC"/>
     <w:rPr>
       <w:rFonts w:ascii="Segoe UI Symbol" w:eastAsia="Times New Roman" w:hAnsi="Segoe UI Symbol" w:cs="Segoe UI Symbol"/>
@@ -15902,7 +14037,7 @@
 </file>
 
 <file path=customXml/itemProps1.xml><?xml version="1.0" encoding="utf-8"?>
-<ds:datastoreItem xmlns:ds="http://schemas.openxmlformats.org/officeDocument/2006/customXml" ds:itemID="{A3FFE4ED-3C58-44B7-A4CE-86C149987673}">
+<ds:datastoreItem xmlns:ds="http://schemas.openxmlformats.org/officeDocument/2006/customXml" ds:itemID="{81F3BF8F-338D-4F53-B1DB-518A8FCADD97}">
   <ds:schemaRefs>
     <ds:schemaRef ds:uri="http://schemas.openxmlformats.org/officeDocument/2006/bibliography"/>
   </ds:schemaRefs>
